--- a/spa/docx/02.content.docx
+++ b/spa/docx/02.content.docx
@@ -556,6 +556,20 @@
       </w:r>
       <w:r>
         <w:rPr>
+          <w:lang w:val="es_ES" w:bidi="es_ES"/>
+        </w:rPr>
+        <w:t>וְ⁠הָיָה֩ הַ⁠יּ֨וֹם הַ⁠זֶּ֤ה</w:t>
+      </w:r>
+    </w:p>
+    <w:p>
+      <w:pPr/>
+      <w:r>
+        <w:rPr>
+          <w:lang w:val="es_ES" w:bidi="es_ES"/>
+        </w:rPr>
+      </w:r>
+      <w:r>
+        <w:rPr>
           <w:b/>
           <w:lang w:val="es_ES" w:bidi="es_ES"/>
         </w:rPr>
@@ -637,10 +651,9 @@
       </w:r>
       <w:r>
         <w:rPr>
-          <w:b/>
-          <w:lang w:val="es_ES" w:bidi="es_ES"/>
-        </w:rPr>
-        <w:t>"acacias. Su longitud: dos codos, y su ancho: un codo, y su altura: un codo y medio"</w:t>
+          <w:lang w:val="es_ES" w:bidi="es_ES"/>
+        </w:rPr>
+        <w:t>אַמָּתַ֤יִם אָרְכּ⁠וֹ֙ וְ⁠אַמָּ֣ה רָחְבּ֔⁠וֹ וְ⁠אַמָּ֥ה וָ⁠חֵ֖צִי קֹמָתֽ⁠וֹ</w:t>
       </w:r>
     </w:p>
     <w:p>
@@ -652,22 +665,10 @@
       </w:r>
       <w:r>
         <w:rPr>
-          <w:lang w:val="es_ES" w:bidi="es_ES"/>
-        </w:rPr>
-        <w:t xml:space="preserve">Si sería útil para tus lectores, podrías expresar esto en términos de medidas modernas, ya sea en el texto o en una nota al pie. Un </w:t>
-      </w:r>
-      <w:r>
-        <w:rPr>
           <w:b/>
           <w:lang w:val="es_ES" w:bidi="es_ES"/>
         </w:rPr>
-        <w:t>codo</w:t>
-      </w:r>
-      <w:r>
-        <w:rPr>
-          <w:lang w:val="es_ES" w:bidi="es_ES"/>
-        </w:rPr>
-        <w:t xml:space="preserve"> es aproximadamente 46 centímetros. Para tu referencia, una conversión más precisa al sistema métrico es: 92 centímetros … 46 centímetros … 69 centímetros</w:t>
+        <w:t>"acacias. Su longitud: dos codos, y su ancho: un codo, y su altura: un codo y medio"</w:t>
       </w:r>
     </w:p>
     <w:p>
@@ -681,23 +682,20 @@
         <w:rPr>
           <w:lang w:val="es_ES" w:bidi="es_ES"/>
         </w:rPr>
-        <w:t xml:space="preserve">Ver: </w:t>
-      </w:r>
-      <w:r>
-        <w:rPr>
-          <w:lang w:val="es_ES" w:bidi="es_ES"/>
-        </w:rPr>
-        <w:t>Distancia Bíblica</w:t>
-      </w:r>
-      <w:r>
-        <w:rPr>
-          <w:lang w:val="es_ES" w:bidi="es_ES"/>
-        </w:rPr>
-      </w:r>
-      <w:r>
-        <w:rPr>
-          <w:lang w:val="es_ES" w:bidi="es_ES"/>
-        </w:rPr>
+        <w:t xml:space="preserve">Si sería útil para tus lectores, podrías expresar esto en términos de medidas modernas, ya sea en el texto o en una nota al pie. Un </w:t>
+      </w:r>
+      <w:r>
+        <w:rPr>
+          <w:b/>
+          <w:lang w:val="es_ES" w:bidi="es_ES"/>
+        </w:rPr>
+        <w:t>codo</w:t>
+      </w:r>
+      <w:r>
+        <w:rPr>
+          <w:lang w:val="es_ES" w:bidi="es_ES"/>
+        </w:rPr>
+        <w:t xml:space="preserve"> es aproximadamente 46 centímetros. Para tu referencia, una conversión más precisa al sistema métrico es: 92 centímetros … 46 centímetros … 69 centímetros</w:t>
       </w:r>
     </w:p>
     <w:p>
@@ -707,8 +705,38 @@
           <w:lang w:val="es_ES" w:bidi="es_ES"/>
         </w:rPr>
       </w:r>
+      <w:r>
+        <w:rPr>
+          <w:lang w:val="es_ES" w:bidi="es_ES"/>
+        </w:rPr>
+        <w:t xml:space="preserve">Ver: </w:t>
+      </w:r>
+      <w:r>
+        <w:rPr>
+          <w:lang w:val="es_ES" w:bidi="es_ES"/>
+        </w:rPr>
+        <w:t>Distancia Bíblica</w:t>
+      </w:r>
+      <w:r>
+        <w:rPr>
+          <w:lang w:val="es_ES" w:bidi="es_ES"/>
+        </w:rPr>
+      </w:r>
+      <w:r>
+        <w:rPr>
+          <w:lang w:val="es_ES" w:bidi="es_ES"/>
+        </w:rPr>
+      </w:r>
     </w:p>
     <w:p>
+      <w:pPr/>
+      <w:r>
+        <w:rPr>
+          <w:lang w:val="es_ES" w:bidi="es_ES"/>
+        </w:rPr>
+      </w:r>
+    </w:p>
+    <w:p>
       <w:pPr>
         <w:pStyle w:val="Heading2"/>
       </w:pPr>
@@ -722,6 +750,20 @@
         <w:rPr>
           <w:lang w:val="es_ES" w:bidi="es_ES"/>
         </w:rPr>
+      </w:r>
+    </w:p>
+    <w:p>
+      <w:pPr/>
+      <w:r>
+        <w:rPr>
+          <w:lang w:val="es_ES" w:bidi="es_ES"/>
+        </w:rPr>
+      </w:r>
+      <w:r>
+        <w:rPr>
+          <w:lang w:val="es_ES" w:bidi="es_ES"/>
+        </w:rPr>
+        <w:t>אֵ֥יל הַ⁠מִּלֻּאִ֖ים</w:t>
       </w:r>
     </w:p>
     <w:p>
@@ -816,6 +858,20 @@
         <w:rPr>
           <w:lang w:val="es_ES" w:bidi="es_ES"/>
         </w:rPr>
+      </w:r>
+    </w:p>
+    <w:p>
+      <w:pPr/>
+      <w:r>
+        <w:rPr>
+          <w:lang w:val="es_ES" w:bidi="es_ES"/>
+        </w:rPr>
+      </w:r>
+      <w:r>
+        <w:rPr>
+          <w:lang w:val="es_ES" w:bidi="es_ES"/>
+        </w:rPr>
+        <w:t>אַמָּ֨ה &amp; וְ⁠אַמָּ֤ה &amp; וְ⁠אַמָּתַ֖יִם</w:t>
       </w:r>
     </w:p>
     <w:p>

--- a/spa/docx/02.content.docx
+++ b/spa/docx/02.content.docx
@@ -28,22 +28,6 @@
       </w:r>
     </w:p>
     <w:p>
-      <w:pPr>
-        <w:pStyle w:val="Heading2"/>
-      </w:pPr>
-      <w:r>
-        <w:rPr>
-          <w:lang w:val="es_ES" w:bidi="es_ES"/>
-        </w:rPr>
-        <w:t>License Information</w:t>
-      </w:r>
-      <w:r>
-        <w:rPr>
-          <w:lang w:val="es_ES" w:bidi="es_ES"/>
-        </w:rPr>
-      </w:r>
-    </w:p>
-    <w:p>
       <w:pPr/>
       <w:r>
         <w:rPr>
@@ -55,86 +39,37 @@
           <w:b/>
           <w:lang w:val="es_ES" w:bidi="es_ES"/>
         </w:rPr>
-        <w:t>Notas de Traducción (unfoldingWord)</w:t>
-      </w:r>
-      <w:r>
-        <w:rPr>
-          <w:lang w:val="es_ES" w:bidi="es_ES"/>
-        </w:rPr>
-        <w:t xml:space="preserve"> (Spanish) is based on</w:t>
-      </w:r>
-      <w:r>
-        <w:rPr>
-          <w:lang w:val="es_ES" w:bidi="es_ES"/>
-        </w:rPr>
-        <w:t xml:space="preserve">: </w:t>
-      </w:r>
-      <w:r>
-        <w:rPr>
-          <w:lang w:val="es_ES" w:bidi="es_ES"/>
-        </w:rPr>
         <w:t>unfoldingWord® Translation Notes</w:t>
       </w:r>
       <w:r>
         <w:rPr>
           <w:lang w:val="es_ES" w:bidi="es_ES"/>
         </w:rPr>
-        <w:t xml:space="preserve">, </w:t>
-      </w:r>
-      <w:hyperlink r:id="rId13">
-        <w:r>
-          <w:rPr>
-            <w:lang w:val="es_ES" w:bidi="es_ES"/>
-          </w:rPr>
-          <w:rPr>
-            <w:color w:val="0000EE"/>
-            <w:u w:val="single"/>
-          </w:rPr>
-          <w:t>unfoldingWord</w:t>
-        </w:r>
-      </w:hyperlink>
-      <w:r>
-        <w:rPr>
-          <w:lang w:val="es_ES" w:bidi="es_ES"/>
-        </w:rPr>
-        <w:t xml:space="preserve">, 2022, which is licensed under a </w:t>
-      </w:r>
-      <w:hyperlink r:id="rId14">
-        <w:r>
-          <w:rPr>
-            <w:lang w:val="es_ES" w:bidi="es_ES"/>
-          </w:rPr>
-          <w:rPr>
-            <w:color w:val="0000EE"/>
-            <w:u w:val="single"/>
-          </w:rPr>
-          <w:t>CC BY-SA 4.0 license</w:t>
-        </w:r>
-      </w:hyperlink>
-      <w:r>
-        <w:rPr>
-          <w:lang w:val="es_ES" w:bidi="es_ES"/>
-        </w:rPr>
-        <w:t>.</w:t>
-      </w:r>
-      <w:r>
-        <w:rPr>
-          <w:lang w:val="es_ES" w:bidi="es_ES"/>
-        </w:rPr>
-      </w:r>
-    </w:p>
-    <w:p>
-      <w:pPr/>
-      <w:r>
-        <w:rPr>
-          <w:lang w:val="es_ES" w:bidi="es_ES"/>
-        </w:rPr>
-      </w:r>
-      <w:r>
-        <w:rPr>
-          <w:lang w:val="es_ES" w:bidi="es_ES"/>
-        </w:rPr>
-        <w:t>This PDF version is provided under the same license.</w:t>
+        <w:t xml:space="preserve"> © 2022 unfoldingWord. Released under CC BY-SA 4.0 license. </w:t>
+      </w:r>
+      <w:r>
+        <w:rPr>
+          <w:lang w:val="es_ES" w:bidi="es_ES"/>
+        </w:rPr>
+        <w:t>unfoldingWord® Translation Notes</w:t>
+      </w:r>
+      <w:r>
+        <w:rPr>
+          <w:lang w:val="es_ES" w:bidi="es_ES"/>
+        </w:rPr>
+        <w:t xml:space="preserve"> has been adapted in the following languages: Tok Pisin, Arabic (عربي), French (Français), Hindi (हिंदी), Indonesian (Bahasa Indonesia), Portuguese (Português), Russian (Русский), Spanish (Español), Swahili (Kiswahili), and Simplified Chinese (简体中文) from </w:t>
+      </w:r>
+      <w:r>
+        <w:rPr>
+          <w:lang w:val="es_ES" w:bidi="es_ES"/>
+        </w:rPr>
+        <w:t>unfoldingWord® Translation Notes</w:t>
+      </w:r>
+      <w:r>
+        <w:rPr>
+          <w:lang w:val="es_ES" w:bidi="es_ES"/>
+        </w:rPr>
+        <w:t xml:space="preserve"> © 2022 unfoldingWord. Released under CC BY-SA 4.0 license by Mission Mutual</w:t>
       </w:r>
       <w:r>
         <w:rPr>
@@ -556,9 +491,10 @@
       </w:r>
       <w:r>
         <w:rPr>
-          <w:lang w:val="es_ES" w:bidi="es_ES"/>
-        </w:rPr>
-        <w:t>וְ⁠הָיָה֩ הַ⁠יּ֨וֹם הַ⁠זֶּ֤ה</w:t>
+          <w:b/>
+          <w:lang w:val="es_ES" w:bidi="es_ES"/>
+        </w:rPr>
+        <w:t>"Y este día se convertirá"</w:t>
       </w:r>
     </w:p>
     <w:p>
@@ -570,26 +506,11 @@
       </w:r>
       <w:r>
         <w:rPr>
-          <w:b/>
-          <w:lang w:val="es_ES" w:bidi="es_ES"/>
-        </w:rPr>
-        <w:t>"Y este día se convertirá"</w:t>
-      </w:r>
-    </w:p>
-    <w:p>
-      <w:pPr/>
-      <w:r>
-        <w:rPr>
-          <w:lang w:val="es_ES" w:bidi="es_ES"/>
-        </w:rPr>
-      </w:r>
-      <w:r>
-        <w:rPr>
           <w:lang w:val="es_ES" w:bidi="es_ES"/>
         </w:rPr>
         <w:t xml:space="preserve">Los versículos </w:t>
       </w:r>
-      <w:hyperlink r:id="rId15">
+      <w:hyperlink r:id="rId13">
         <w:r>
           <w:rPr>
             <w:lang w:val="es_ES" w:bidi="es_ES"/>
@@ -651,9 +572,10 @@
       </w:r>
       <w:r>
         <w:rPr>
-          <w:lang w:val="es_ES" w:bidi="es_ES"/>
-        </w:rPr>
-        <w:t>אַמָּתַ֤יִם אָרְכּ⁠וֹ֙ וְ⁠אַמָּ֣ה רָחְבּ֔⁠וֹ וְ⁠אַמָּ֥ה וָ⁠חֵ֖צִי קֹמָתֽ⁠וֹ</w:t>
+          <w:b/>
+          <w:lang w:val="es_ES" w:bidi="es_ES"/>
+        </w:rPr>
+        <w:t>"acacias. Su longitud: dos codos, y su ancho: un codo, y su altura: un codo y medio"</w:t>
       </w:r>
     </w:p>
     <w:p>
@@ -665,10 +587,22 @@
       </w:r>
       <w:r>
         <w:rPr>
+          <w:lang w:val="es_ES" w:bidi="es_ES"/>
+        </w:rPr>
+        <w:t xml:space="preserve">Si sería útil para tus lectores, podrías expresar esto en términos de medidas modernas, ya sea en el texto o en una nota al pie. Un </w:t>
+      </w:r>
+      <w:r>
+        <w:rPr>
           <w:b/>
           <w:lang w:val="es_ES" w:bidi="es_ES"/>
         </w:rPr>
-        <w:t>"acacias. Su longitud: dos codos, y su ancho: un codo, y su altura: un codo y medio"</w:t>
+        <w:t>codo</w:t>
+      </w:r>
+      <w:r>
+        <w:rPr>
+          <w:lang w:val="es_ES" w:bidi="es_ES"/>
+        </w:rPr>
+        <w:t xml:space="preserve"> es aproximadamente 46 centímetros. Para tu referencia, una conversión más precisa al sistema métrico es: 92 centímetros … 46 centímetros … 69 centímetros</w:t>
       </w:r>
     </w:p>
     <w:p>
@@ -682,20 +616,23 @@
         <w:rPr>
           <w:lang w:val="es_ES" w:bidi="es_ES"/>
         </w:rPr>
-        <w:t xml:space="preserve">Si sería útil para tus lectores, podrías expresar esto en términos de medidas modernas, ya sea en el texto o en una nota al pie. Un </w:t>
-      </w:r>
-      <w:r>
-        <w:rPr>
-          <w:b/>
-          <w:lang w:val="es_ES" w:bidi="es_ES"/>
-        </w:rPr>
-        <w:t>codo</w:t>
-      </w:r>
-      <w:r>
-        <w:rPr>
-          <w:lang w:val="es_ES" w:bidi="es_ES"/>
-        </w:rPr>
-        <w:t xml:space="preserve"> es aproximadamente 46 centímetros. Para tu referencia, una conversión más precisa al sistema métrico es: 92 centímetros … 46 centímetros … 69 centímetros</w:t>
+        <w:t xml:space="preserve">Ver: </w:t>
+      </w:r>
+      <w:r>
+        <w:rPr>
+          <w:lang w:val="es_ES" w:bidi="es_ES"/>
+        </w:rPr>
+        <w:t>Distancia Bíblica</w:t>
+      </w:r>
+      <w:r>
+        <w:rPr>
+          <w:lang w:val="es_ES" w:bidi="es_ES"/>
+        </w:rPr>
+      </w:r>
+      <w:r>
+        <w:rPr>
+          <w:lang w:val="es_ES" w:bidi="es_ES"/>
+        </w:rPr>
       </w:r>
     </w:p>
     <w:p>
@@ -705,22 +642,16 @@
           <w:lang w:val="es_ES" w:bidi="es_ES"/>
         </w:rPr>
       </w:r>
-      <w:r>
-        <w:rPr>
-          <w:lang w:val="es_ES" w:bidi="es_ES"/>
-        </w:rPr>
-        <w:t xml:space="preserve">Ver: </w:t>
-      </w:r>
-      <w:r>
-        <w:rPr>
-          <w:lang w:val="es_ES" w:bidi="es_ES"/>
-        </w:rPr>
-        <w:t>Distancia Bíblica</w:t>
-      </w:r>
-      <w:r>
-        <w:rPr>
-          <w:lang w:val="es_ES" w:bidi="es_ES"/>
-        </w:rPr>
+    </w:p>
+    <w:p>
+      <w:pPr>
+        <w:pStyle w:val="Heading2"/>
+      </w:pPr>
+      <w:r>
+        <w:rPr>
+          <w:lang w:val="es_ES" w:bidi="es_ES"/>
+        </w:rPr>
+        <w:t>Éxodo 29:31 (#1)</w:t>
       </w:r>
       <w:r>
         <w:rPr>
@@ -735,21 +666,12 @@
           <w:lang w:val="es_ES" w:bidi="es_ES"/>
         </w:rPr>
       </w:r>
-    </w:p>
-    <w:p>
-      <w:pPr>
-        <w:pStyle w:val="Heading2"/>
-      </w:pPr>
-      <w:r>
-        <w:rPr>
-          <w:lang w:val="es_ES" w:bidi="es_ES"/>
-        </w:rPr>
-        <w:t>Éxodo 29:31 (#1)</w:t>
-      </w:r>
-      <w:r>
-        <w:rPr>
-          <w:lang w:val="es_ES" w:bidi="es_ES"/>
-        </w:rPr>
+      <w:r>
+        <w:rPr>
+          <w:b/>
+          <w:lang w:val="es_ES" w:bidi="es_ES"/>
+        </w:rPr>
+        <w:t>"el carnero de consagración"</w:t>
       </w:r>
     </w:p>
     <w:p>
@@ -763,42 +685,13 @@
         <w:rPr>
           <w:lang w:val="es_ES" w:bidi="es_ES"/>
         </w:rPr>
-        <w:t>אֵ֥יל הַ⁠מִּלֻּאִ֖ים</w:t>
-      </w:r>
-    </w:p>
-    <w:p>
-      <w:pPr/>
-      <w:r>
-        <w:rPr>
-          <w:lang w:val="es_ES" w:bidi="es_ES"/>
-        </w:rPr>
+        <w:t xml:space="preserve">El </w:t>
       </w:r>
       <w:r>
         <w:rPr>
           <w:b/>
           <w:lang w:val="es_ES" w:bidi="es_ES"/>
         </w:rPr>
-        <w:t>"el carnero de consagración"</w:t>
-      </w:r>
-    </w:p>
-    <w:p>
-      <w:pPr/>
-      <w:r>
-        <w:rPr>
-          <w:lang w:val="es_ES" w:bidi="es_ES"/>
-        </w:rPr>
-      </w:r>
-      <w:r>
-        <w:rPr>
-          <w:lang w:val="es_ES" w:bidi="es_ES"/>
-        </w:rPr>
-        <w:t xml:space="preserve">El </w:t>
-      </w:r>
-      <w:r>
-        <w:rPr>
-          <w:b/>
-          <w:lang w:val="es_ES" w:bidi="es_ES"/>
-        </w:rPr>
         <w:t>carnero de consagración</w:t>
       </w:r>
       <w:r>
@@ -807,7 +700,7 @@
         </w:rPr>
         <w:t xml:space="preserve"> se refiere al segundo carnero, el que se describe en </w:t>
       </w:r>
-      <w:hyperlink r:id="rId16">
+      <w:hyperlink r:id="rId14">
         <w:r>
           <w:rPr>
             <w:lang w:val="es_ES" w:bidi="es_ES"/>
@@ -869,9 +762,49 @@
       </w:r>
       <w:r>
         <w:rPr>
-          <w:lang w:val="es_ES" w:bidi="es_ES"/>
-        </w:rPr>
-        <w:t>אַמָּ֨ה &amp; וְ⁠אַמָּ֤ה &amp; וְ⁠אַמָּתַ֖יִם</w:t>
+          <w:b/>
+          <w:lang w:val="es_ES" w:bidi="es_ES"/>
+        </w:rPr>
+        <w:t>"será de un codo y"</w:t>
+      </w:r>
+      <w:r>
+        <w:rPr>
+          <w:lang w:val="es_ES" w:bidi="es_ES"/>
+        </w:rPr>
+        <w:t xml:space="preserve"> - </w:t>
+      </w:r>
+      <w:r>
+        <w:rPr>
+          <w:b/>
+          <w:lang w:val="es_ES" w:bidi="es_ES"/>
+        </w:rPr>
+        <w:t>"será de un codo."</w:t>
+      </w:r>
+      <w:r>
+        <w:rPr>
+          <w:lang w:val="es_ES" w:bidi="es_ES"/>
+        </w:rPr>
+        <w:t xml:space="preserve"> - </w:t>
+      </w:r>
+      <w:r>
+        <w:rPr>
+          <w:b/>
+          <w:lang w:val="es_ES" w:bidi="es_ES"/>
+        </w:rPr>
+        <w:t>"y"</w:t>
+      </w:r>
+      <w:r>
+        <w:rPr>
+          <w:lang w:val="es_ES" w:bidi="es_ES"/>
+        </w:rPr>
+        <w:t xml:space="preserve"> - </w:t>
+      </w:r>
+      <w:r>
+        <w:rPr>
+          <w:b/>
+          <w:lang w:val="es_ES" w:bidi="es_ES"/>
+        </w:rPr>
+        <w:t>"será de dos codos"</w:t>
       </w:r>
     </w:p>
     <w:p>
@@ -883,49 +816,22 @@
       </w:r>
       <w:r>
         <w:rPr>
+          <w:lang w:val="es_ES" w:bidi="es_ES"/>
+        </w:rPr>
+        <w:t xml:space="preserve">Si sería útil para tus lectores, podrías expresar esto en términos de medidas modernas, ya sea en el texto o en una nota al pie. Un </w:t>
+      </w:r>
+      <w:r>
+        <w:rPr>
           <w:b/>
           <w:lang w:val="es_ES" w:bidi="es_ES"/>
         </w:rPr>
-        <w:t>"será de un codo y"</w:t>
-      </w:r>
-      <w:r>
-        <w:rPr>
-          <w:lang w:val="es_ES" w:bidi="es_ES"/>
-        </w:rPr>
-        <w:t xml:space="preserve"> - </w:t>
-      </w:r>
-      <w:r>
-        <w:rPr>
-          <w:b/>
-          <w:lang w:val="es_ES" w:bidi="es_ES"/>
-        </w:rPr>
-        <w:t>"será de un codo."</w:t>
-      </w:r>
-      <w:r>
-        <w:rPr>
-          <w:lang w:val="es_ES" w:bidi="es_ES"/>
-        </w:rPr>
-        <w:t xml:space="preserve"> - </w:t>
-      </w:r>
-      <w:r>
-        <w:rPr>
-          <w:b/>
-          <w:lang w:val="es_ES" w:bidi="es_ES"/>
-        </w:rPr>
-        <w:t>"y"</w:t>
-      </w:r>
-      <w:r>
-        <w:rPr>
-          <w:lang w:val="es_ES" w:bidi="es_ES"/>
-        </w:rPr>
-        <w:t xml:space="preserve"> - </w:t>
-      </w:r>
-      <w:r>
-        <w:rPr>
-          <w:b/>
-          <w:lang w:val="es_ES" w:bidi="es_ES"/>
-        </w:rPr>
-        <w:t>"será de dos codos"</w:t>
+        <w:t>codo</w:t>
+      </w:r>
+      <w:r>
+        <w:rPr>
+          <w:lang w:val="es_ES" w:bidi="es_ES"/>
+        </w:rPr>
+        <w:t xml:space="preserve"> es aproximadamente 46 cm. Para tu referencia, una conversión más precisa al sistema métrico es: 46 cm … 46 cm … 92 cm</w:t>
       </w:r>
     </w:p>
     <w:p>
@@ -939,20 +845,23 @@
         <w:rPr>
           <w:lang w:val="es_ES" w:bidi="es_ES"/>
         </w:rPr>
-        <w:t xml:space="preserve">Si sería útil para tus lectores, podrías expresar esto en términos de medidas modernas, ya sea en el texto o en una nota al pie. Un </w:t>
-      </w:r>
-      <w:r>
-        <w:rPr>
-          <w:b/>
-          <w:lang w:val="es_ES" w:bidi="es_ES"/>
-        </w:rPr>
-        <w:t>codo</w:t>
-      </w:r>
-      <w:r>
-        <w:rPr>
-          <w:lang w:val="es_ES" w:bidi="es_ES"/>
-        </w:rPr>
-        <w:t xml:space="preserve"> es aproximadamente 46 cm. Para tu referencia, una conversión más precisa al sistema métrico es: 46 cm … 46 cm … 92 cm</w:t>
+        <w:t xml:space="preserve">Ver: </w:t>
+      </w:r>
+      <w:r>
+        <w:rPr>
+          <w:lang w:val="es_ES" w:bidi="es_ES"/>
+        </w:rPr>
+        <w:t>Distancia Bíblica</w:t>
+      </w:r>
+      <w:r>
+        <w:rPr>
+          <w:lang w:val="es_ES" w:bidi="es_ES"/>
+        </w:rPr>
+      </w:r>
+      <w:r>
+        <w:rPr>
+          <w:lang w:val="es_ES" w:bidi="es_ES"/>
+        </w:rPr>
       </w:r>
     </w:p>
     <w:p>
@@ -962,22 +871,16 @@
           <w:lang w:val="es_ES" w:bidi="es_ES"/>
         </w:rPr>
       </w:r>
-      <w:r>
-        <w:rPr>
-          <w:lang w:val="es_ES" w:bidi="es_ES"/>
-        </w:rPr>
-        <w:t xml:space="preserve">Ver: </w:t>
-      </w:r>
-      <w:r>
-        <w:rPr>
-          <w:lang w:val="es_ES" w:bidi="es_ES"/>
-        </w:rPr>
-        <w:t>Distancia Bíblica</w:t>
-      </w:r>
-      <w:r>
-        <w:rPr>
-          <w:lang w:val="es_ES" w:bidi="es_ES"/>
-        </w:rPr>
+    </w:p>
+    <w:p>
+      <w:pPr>
+        <w:pStyle w:val="Heading2"/>
+      </w:pPr>
+      <w:r>
+        <w:rPr>
+          <w:lang w:val="es_ES" w:bidi="es_ES"/>
+        </w:rPr>
+        <w:t>Éxodo 30:15 (#1)</w:t>
       </w:r>
       <w:r>
         <w:rPr>
@@ -992,21 +895,12 @@
           <w:lang w:val="es_ES" w:bidi="es_ES"/>
         </w:rPr>
       </w:r>
-    </w:p>
-    <w:p>
-      <w:pPr>
-        <w:pStyle w:val="Heading2"/>
-      </w:pPr>
-      <w:r>
-        <w:rPr>
-          <w:lang w:val="es_ES" w:bidi="es_ES"/>
-        </w:rPr>
-        <w:t>Éxodo 30:15 (#1)</w:t>
-      </w:r>
-      <w:r>
-        <w:rPr>
-          <w:lang w:val="es_ES" w:bidi="es_ES"/>
-        </w:rPr>
+      <w:r>
+        <w:rPr>
+          <w:b/>
+          <w:lang w:val="es_ES" w:bidi="es_ES"/>
+        </w:rPr>
+        <w:t>"del medio shekel"</w:t>
       </w:r>
     </w:p>
     <w:p>
@@ -1018,26 +912,11 @@
       </w:r>
       <w:r>
         <w:rPr>
-          <w:b/>
-          <w:lang w:val="es_ES" w:bidi="es_ES"/>
-        </w:rPr>
-        <w:t>"del medio shekel"</w:t>
-      </w:r>
-    </w:p>
-    <w:p>
-      <w:pPr/>
-      <w:r>
-        <w:rPr>
-          <w:lang w:val="es_ES" w:bidi="es_ES"/>
-        </w:rPr>
-      </w:r>
-      <w:r>
-        <w:rPr>
           <w:lang w:val="es_ES" w:bidi="es_ES"/>
         </w:rPr>
         <w:t xml:space="preserve">Mira cómo tradujiste esto en </w:t>
       </w:r>
-      <w:hyperlink r:id="rId17">
+      <w:hyperlink r:id="rId15">
         <w:r>
           <w:rPr>
             <w:lang w:val="es_ES" w:bidi="es_ES"/>

--- a/spa/docx/02.content.docx
+++ b/spa/docx/02.content.docx
@@ -28,6 +28,22 @@
       </w:r>
     </w:p>
     <w:p>
+      <w:pPr>
+        <w:pStyle w:val="Heading2"/>
+      </w:pPr>
+      <w:r>
+        <w:rPr>
+          <w:lang w:val="es_ES" w:bidi="es_ES"/>
+        </w:rPr>
+        <w:t>License Information</w:t>
+      </w:r>
+      <w:r>
+        <w:rPr>
+          <w:lang w:val="es_ES" w:bidi="es_ES"/>
+        </w:rPr>
+      </w:r>
+    </w:p>
+    <w:p>
       <w:pPr/>
       <w:r>
         <w:rPr>
@@ -39,37 +55,86 @@
           <w:b/>
           <w:lang w:val="es_ES" w:bidi="es_ES"/>
         </w:rPr>
+        <w:t>Notas de Traducción (unfoldingWord)</w:t>
+      </w:r>
+      <w:r>
+        <w:rPr>
+          <w:lang w:val="es_ES" w:bidi="es_ES"/>
+        </w:rPr>
+        <w:t xml:space="preserve"> (Spanish) is based on</w:t>
+      </w:r>
+      <w:r>
+        <w:rPr>
+          <w:lang w:val="es_ES" w:bidi="es_ES"/>
+        </w:rPr>
+        <w:t xml:space="preserve">: </w:t>
+      </w:r>
+      <w:r>
+        <w:rPr>
+          <w:lang w:val="es_ES" w:bidi="es_ES"/>
+        </w:rPr>
         <w:t>unfoldingWord® Translation Notes</w:t>
       </w:r>
       <w:r>
         <w:rPr>
           <w:lang w:val="es_ES" w:bidi="es_ES"/>
         </w:rPr>
-        <w:t xml:space="preserve"> © 2022 unfoldingWord. Released under CC BY-SA 4.0 license. </w:t>
-      </w:r>
-      <w:r>
-        <w:rPr>
-          <w:lang w:val="es_ES" w:bidi="es_ES"/>
-        </w:rPr>
-        <w:t>unfoldingWord® Translation Notes</w:t>
-      </w:r>
-      <w:r>
-        <w:rPr>
-          <w:lang w:val="es_ES" w:bidi="es_ES"/>
-        </w:rPr>
-        <w:t xml:space="preserve"> has been adapted in the following languages: Tok Pisin, Arabic (عربي), French (Français), Hindi (हिंदी), Indonesian (Bahasa Indonesia), Portuguese (Português), Russian (Русский), Spanish (Español), Swahili (Kiswahili), and Simplified Chinese (简体中文) from </w:t>
-      </w:r>
-      <w:r>
-        <w:rPr>
-          <w:lang w:val="es_ES" w:bidi="es_ES"/>
-        </w:rPr>
-        <w:t>unfoldingWord® Translation Notes</w:t>
-      </w:r>
-      <w:r>
-        <w:rPr>
-          <w:lang w:val="es_ES" w:bidi="es_ES"/>
-        </w:rPr>
-        <w:t xml:space="preserve"> © 2022 unfoldingWord. Released under CC BY-SA 4.0 license by Mission Mutual</w:t>
+        <w:t xml:space="preserve">, </w:t>
+      </w:r>
+      <w:hyperlink r:id="rId13">
+        <w:r>
+          <w:rPr>
+            <w:lang w:val="es_ES" w:bidi="es_ES"/>
+          </w:rPr>
+          <w:rPr>
+            <w:color w:val="0000EE"/>
+            <w:u w:val="single"/>
+          </w:rPr>
+          <w:t>unfoldingWord</w:t>
+        </w:r>
+      </w:hyperlink>
+      <w:r>
+        <w:rPr>
+          <w:lang w:val="es_ES" w:bidi="es_ES"/>
+        </w:rPr>
+        <w:t xml:space="preserve">, 2022, which is licensed under a </w:t>
+      </w:r>
+      <w:hyperlink r:id="rId14">
+        <w:r>
+          <w:rPr>
+            <w:lang w:val="es_ES" w:bidi="es_ES"/>
+          </w:rPr>
+          <w:rPr>
+            <w:color w:val="0000EE"/>
+            <w:u w:val="single"/>
+          </w:rPr>
+          <w:t>CC BY-SA 4.0 license</w:t>
+        </w:r>
+      </w:hyperlink>
+      <w:r>
+        <w:rPr>
+          <w:lang w:val="es_ES" w:bidi="es_ES"/>
+        </w:rPr>
+        <w:t>.</w:t>
+      </w:r>
+      <w:r>
+        <w:rPr>
+          <w:lang w:val="es_ES" w:bidi="es_ES"/>
+        </w:rPr>
+      </w:r>
+    </w:p>
+    <w:p>
+      <w:pPr/>
+      <w:r>
+        <w:rPr>
+          <w:lang w:val="es_ES" w:bidi="es_ES"/>
+        </w:rPr>
+      </w:r>
+      <w:r>
+        <w:rPr>
+          <w:lang w:val="es_ES" w:bidi="es_ES"/>
+        </w:rPr>
+        <w:t>This PDF version is provided under the same license.</w:t>
       </w:r>
       <w:r>
         <w:rPr>
@@ -491,10 +556,9 @@
       </w:r>
       <w:r>
         <w:rPr>
-          <w:b/>
-          <w:lang w:val="es_ES" w:bidi="es_ES"/>
-        </w:rPr>
-        <w:t>"Y este día se convertirá"</w:t>
+          <w:lang w:val="es_ES" w:bidi="es_ES"/>
+        </w:rPr>
+        <w:t>וְ⁠הָיָה֩ הַ⁠יּ֨וֹם הַ⁠זֶּ֤ה</w:t>
       </w:r>
     </w:p>
     <w:p>
@@ -506,11 +570,26 @@
       </w:r>
       <w:r>
         <w:rPr>
+          <w:b/>
+          <w:lang w:val="es_ES" w:bidi="es_ES"/>
+        </w:rPr>
+        <w:t>"Y este día se convertirá"</w:t>
+      </w:r>
+    </w:p>
+    <w:p>
+      <w:pPr/>
+      <w:r>
+        <w:rPr>
+          <w:lang w:val="es_ES" w:bidi="es_ES"/>
+        </w:rPr>
+      </w:r>
+      <w:r>
+        <w:rPr>
           <w:lang w:val="es_ES" w:bidi="es_ES"/>
         </w:rPr>
         <w:t xml:space="preserve">Los versículos </w:t>
       </w:r>
-      <w:hyperlink r:id="rId13">
+      <w:hyperlink r:id="rId15">
         <w:r>
           <w:rPr>
             <w:lang w:val="es_ES" w:bidi="es_ES"/>
@@ -572,10 +651,9 @@
       </w:r>
       <w:r>
         <w:rPr>
-          <w:b/>
-          <w:lang w:val="es_ES" w:bidi="es_ES"/>
-        </w:rPr>
-        <w:t>"acacias. Su longitud: dos codos, y su ancho: un codo, y su altura: un codo y medio"</w:t>
+          <w:lang w:val="es_ES" w:bidi="es_ES"/>
+        </w:rPr>
+        <w:t>אַמָּתַ֤יִם אָרְכּ⁠וֹ֙ וְ⁠אַמָּ֣ה רָחְבּ֔⁠וֹ וְ⁠אַמָּ֥ה וָ⁠חֵ֖צִי קֹמָתֽ⁠וֹ</w:t>
       </w:r>
     </w:p>
     <w:p>
@@ -587,22 +665,10 @@
       </w:r>
       <w:r>
         <w:rPr>
-          <w:lang w:val="es_ES" w:bidi="es_ES"/>
-        </w:rPr>
-        <w:t xml:space="preserve">Si sería útil para tus lectores, podrías expresar esto en términos de medidas modernas, ya sea en el texto o en una nota al pie. Un </w:t>
-      </w:r>
-      <w:r>
-        <w:rPr>
           <w:b/>
           <w:lang w:val="es_ES" w:bidi="es_ES"/>
         </w:rPr>
-        <w:t>codo</w:t>
-      </w:r>
-      <w:r>
-        <w:rPr>
-          <w:lang w:val="es_ES" w:bidi="es_ES"/>
-        </w:rPr>
-        <w:t xml:space="preserve"> es aproximadamente 46 centímetros. Para tu referencia, una conversión más precisa al sistema métrico es: 92 centímetros … 46 centímetros … 69 centímetros</w:t>
+        <w:t>"acacias. Su longitud: dos codos, y su ancho: un codo, y su altura: un codo y medio"</w:t>
       </w:r>
     </w:p>
     <w:p>
@@ -616,23 +682,20 @@
         <w:rPr>
           <w:lang w:val="es_ES" w:bidi="es_ES"/>
         </w:rPr>
-        <w:t xml:space="preserve">Ver: </w:t>
-      </w:r>
-      <w:r>
-        <w:rPr>
-          <w:lang w:val="es_ES" w:bidi="es_ES"/>
-        </w:rPr>
-        <w:t>Distancia Bíblica</w:t>
-      </w:r>
-      <w:r>
-        <w:rPr>
-          <w:lang w:val="es_ES" w:bidi="es_ES"/>
-        </w:rPr>
-      </w:r>
-      <w:r>
-        <w:rPr>
-          <w:lang w:val="es_ES" w:bidi="es_ES"/>
-        </w:rPr>
+        <w:t xml:space="preserve">Si sería útil para tus lectores, podrías expresar esto en términos de medidas modernas, ya sea en el texto o en una nota al pie. Un </w:t>
+      </w:r>
+      <w:r>
+        <w:rPr>
+          <w:b/>
+          <w:lang w:val="es_ES" w:bidi="es_ES"/>
+        </w:rPr>
+        <w:t>codo</w:t>
+      </w:r>
+      <w:r>
+        <w:rPr>
+          <w:lang w:val="es_ES" w:bidi="es_ES"/>
+        </w:rPr>
+        <w:t xml:space="preserve"> es aproximadamente 46 centímetros. Para tu referencia, una conversión más precisa al sistema métrico es: 92 centímetros … 46 centímetros … 69 centímetros</w:t>
       </w:r>
     </w:p>
     <w:p>
@@ -642,16 +705,22 @@
           <w:lang w:val="es_ES" w:bidi="es_ES"/>
         </w:rPr>
       </w:r>
-    </w:p>
-    <w:p>
-      <w:pPr>
-        <w:pStyle w:val="Heading2"/>
-      </w:pPr>
-      <w:r>
-        <w:rPr>
-          <w:lang w:val="es_ES" w:bidi="es_ES"/>
-        </w:rPr>
-        <w:t>Éxodo 29:31 (#1)</w:t>
+      <w:r>
+        <w:rPr>
+          <w:lang w:val="es_ES" w:bidi="es_ES"/>
+        </w:rPr>
+        <w:t xml:space="preserve">Ver: </w:t>
+      </w:r>
+      <w:r>
+        <w:rPr>
+          <w:lang w:val="es_ES" w:bidi="es_ES"/>
+        </w:rPr>
+        <w:t>Distancia Bíblica</w:t>
+      </w:r>
+      <w:r>
+        <w:rPr>
+          <w:lang w:val="es_ES" w:bidi="es_ES"/>
+        </w:rPr>
       </w:r>
       <w:r>
         <w:rPr>
@@ -666,12 +735,21 @@
           <w:lang w:val="es_ES" w:bidi="es_ES"/>
         </w:rPr>
       </w:r>
-      <w:r>
-        <w:rPr>
-          <w:b/>
-          <w:lang w:val="es_ES" w:bidi="es_ES"/>
-        </w:rPr>
-        <w:t>"el carnero de consagración"</w:t>
+    </w:p>
+    <w:p>
+      <w:pPr>
+        <w:pStyle w:val="Heading2"/>
+      </w:pPr>
+      <w:r>
+        <w:rPr>
+          <w:lang w:val="es_ES" w:bidi="es_ES"/>
+        </w:rPr>
+        <w:t>Éxodo 29:31 (#1)</w:t>
+      </w:r>
+      <w:r>
+        <w:rPr>
+          <w:lang w:val="es_ES" w:bidi="es_ES"/>
+        </w:rPr>
       </w:r>
     </w:p>
     <w:p>
@@ -685,6 +763,35 @@
         <w:rPr>
           <w:lang w:val="es_ES" w:bidi="es_ES"/>
         </w:rPr>
+        <w:t>אֵ֥יל הַ⁠מִּלֻּאִ֖ים</w:t>
+      </w:r>
+    </w:p>
+    <w:p>
+      <w:pPr/>
+      <w:r>
+        <w:rPr>
+          <w:lang w:val="es_ES" w:bidi="es_ES"/>
+        </w:rPr>
+      </w:r>
+      <w:r>
+        <w:rPr>
+          <w:b/>
+          <w:lang w:val="es_ES" w:bidi="es_ES"/>
+        </w:rPr>
+        <w:t>"el carnero de consagración"</w:t>
+      </w:r>
+    </w:p>
+    <w:p>
+      <w:pPr/>
+      <w:r>
+        <w:rPr>
+          <w:lang w:val="es_ES" w:bidi="es_ES"/>
+        </w:rPr>
+      </w:r>
+      <w:r>
+        <w:rPr>
+          <w:lang w:val="es_ES" w:bidi="es_ES"/>
+        </w:rPr>
         <w:t xml:space="preserve">El </w:t>
       </w:r>
       <w:r>
@@ -700,7 +807,7 @@
         </w:rPr>
         <w:t xml:space="preserve"> se refiere al segundo carnero, el que se describe en </w:t>
       </w:r>
-      <w:hyperlink r:id="rId14">
+      <w:hyperlink r:id="rId16">
         <w:r>
           <w:rPr>
             <w:lang w:val="es_ES" w:bidi="es_ES"/>
@@ -762,49 +869,9 @@
       </w:r>
       <w:r>
         <w:rPr>
-          <w:b/>
-          <w:lang w:val="es_ES" w:bidi="es_ES"/>
-        </w:rPr>
-        <w:t>"será de un codo y"</w:t>
-      </w:r>
-      <w:r>
-        <w:rPr>
-          <w:lang w:val="es_ES" w:bidi="es_ES"/>
-        </w:rPr>
-        <w:t xml:space="preserve"> - </w:t>
-      </w:r>
-      <w:r>
-        <w:rPr>
-          <w:b/>
-          <w:lang w:val="es_ES" w:bidi="es_ES"/>
-        </w:rPr>
-        <w:t>"será de un codo."</w:t>
-      </w:r>
-      <w:r>
-        <w:rPr>
-          <w:lang w:val="es_ES" w:bidi="es_ES"/>
-        </w:rPr>
-        <w:t xml:space="preserve"> - </w:t>
-      </w:r>
-      <w:r>
-        <w:rPr>
-          <w:b/>
-          <w:lang w:val="es_ES" w:bidi="es_ES"/>
-        </w:rPr>
-        <w:t>"y"</w:t>
-      </w:r>
-      <w:r>
-        <w:rPr>
-          <w:lang w:val="es_ES" w:bidi="es_ES"/>
-        </w:rPr>
-        <w:t xml:space="preserve"> - </w:t>
-      </w:r>
-      <w:r>
-        <w:rPr>
-          <w:b/>
-          <w:lang w:val="es_ES" w:bidi="es_ES"/>
-        </w:rPr>
-        <w:t>"será de dos codos"</w:t>
+          <w:lang w:val="es_ES" w:bidi="es_ES"/>
+        </w:rPr>
+        <w:t>אַמָּ֨ה &amp; וְ⁠אַמָּ֤ה &amp; וְ⁠אַמָּתַ֖יִם</w:t>
       </w:r>
     </w:p>
     <w:p>
@@ -816,22 +883,49 @@
       </w:r>
       <w:r>
         <w:rPr>
-          <w:lang w:val="es_ES" w:bidi="es_ES"/>
-        </w:rPr>
-        <w:t xml:space="preserve">Si sería útil para tus lectores, podrías expresar esto en términos de medidas modernas, ya sea en el texto o en una nota al pie. Un </w:t>
-      </w:r>
-      <w:r>
-        <w:rPr>
           <w:b/>
           <w:lang w:val="es_ES" w:bidi="es_ES"/>
         </w:rPr>
-        <w:t>codo</w:t>
-      </w:r>
-      <w:r>
-        <w:rPr>
-          <w:lang w:val="es_ES" w:bidi="es_ES"/>
-        </w:rPr>
-        <w:t xml:space="preserve"> es aproximadamente 46 cm. Para tu referencia, una conversión más precisa al sistema métrico es: 46 cm … 46 cm … 92 cm</w:t>
+        <w:t>"será de un codo y"</w:t>
+      </w:r>
+      <w:r>
+        <w:rPr>
+          <w:lang w:val="es_ES" w:bidi="es_ES"/>
+        </w:rPr>
+        <w:t xml:space="preserve"> - </w:t>
+      </w:r>
+      <w:r>
+        <w:rPr>
+          <w:b/>
+          <w:lang w:val="es_ES" w:bidi="es_ES"/>
+        </w:rPr>
+        <w:t>"será de un codo."</w:t>
+      </w:r>
+      <w:r>
+        <w:rPr>
+          <w:lang w:val="es_ES" w:bidi="es_ES"/>
+        </w:rPr>
+        <w:t xml:space="preserve"> - </w:t>
+      </w:r>
+      <w:r>
+        <w:rPr>
+          <w:b/>
+          <w:lang w:val="es_ES" w:bidi="es_ES"/>
+        </w:rPr>
+        <w:t>"y"</w:t>
+      </w:r>
+      <w:r>
+        <w:rPr>
+          <w:lang w:val="es_ES" w:bidi="es_ES"/>
+        </w:rPr>
+        <w:t xml:space="preserve"> - </w:t>
+      </w:r>
+      <w:r>
+        <w:rPr>
+          <w:b/>
+          <w:lang w:val="es_ES" w:bidi="es_ES"/>
+        </w:rPr>
+        <w:t>"será de dos codos"</w:t>
       </w:r>
     </w:p>
     <w:p>
@@ -845,23 +939,20 @@
         <w:rPr>
           <w:lang w:val="es_ES" w:bidi="es_ES"/>
         </w:rPr>
-        <w:t xml:space="preserve">Ver: </w:t>
-      </w:r>
-      <w:r>
-        <w:rPr>
-          <w:lang w:val="es_ES" w:bidi="es_ES"/>
-        </w:rPr>
-        <w:t>Distancia Bíblica</w:t>
-      </w:r>
-      <w:r>
-        <w:rPr>
-          <w:lang w:val="es_ES" w:bidi="es_ES"/>
-        </w:rPr>
-      </w:r>
-      <w:r>
-        <w:rPr>
-          <w:lang w:val="es_ES" w:bidi="es_ES"/>
-        </w:rPr>
+        <w:t xml:space="preserve">Si sería útil para tus lectores, podrías expresar esto en términos de medidas modernas, ya sea en el texto o en una nota al pie. Un </w:t>
+      </w:r>
+      <w:r>
+        <w:rPr>
+          <w:b/>
+          <w:lang w:val="es_ES" w:bidi="es_ES"/>
+        </w:rPr>
+        <w:t>codo</w:t>
+      </w:r>
+      <w:r>
+        <w:rPr>
+          <w:lang w:val="es_ES" w:bidi="es_ES"/>
+        </w:rPr>
+        <w:t xml:space="preserve"> es aproximadamente 46 cm. Para tu referencia, una conversión más precisa al sistema métrico es: 46 cm … 46 cm … 92 cm</w:t>
       </w:r>
     </w:p>
     <w:p>
@@ -871,16 +962,22 @@
           <w:lang w:val="es_ES" w:bidi="es_ES"/>
         </w:rPr>
       </w:r>
-    </w:p>
-    <w:p>
-      <w:pPr>
-        <w:pStyle w:val="Heading2"/>
-      </w:pPr>
-      <w:r>
-        <w:rPr>
-          <w:lang w:val="es_ES" w:bidi="es_ES"/>
-        </w:rPr>
-        <w:t>Éxodo 30:15 (#1)</w:t>
+      <w:r>
+        <w:rPr>
+          <w:lang w:val="es_ES" w:bidi="es_ES"/>
+        </w:rPr>
+        <w:t xml:space="preserve">Ver: </w:t>
+      </w:r>
+      <w:r>
+        <w:rPr>
+          <w:lang w:val="es_ES" w:bidi="es_ES"/>
+        </w:rPr>
+        <w:t>Distancia Bíblica</w:t>
+      </w:r>
+      <w:r>
+        <w:rPr>
+          <w:lang w:val="es_ES" w:bidi="es_ES"/>
+        </w:rPr>
       </w:r>
       <w:r>
         <w:rPr>
@@ -895,12 +992,21 @@
           <w:lang w:val="es_ES" w:bidi="es_ES"/>
         </w:rPr>
       </w:r>
-      <w:r>
-        <w:rPr>
-          <w:b/>
-          <w:lang w:val="es_ES" w:bidi="es_ES"/>
-        </w:rPr>
-        <w:t>"del medio shekel"</w:t>
+    </w:p>
+    <w:p>
+      <w:pPr>
+        <w:pStyle w:val="Heading2"/>
+      </w:pPr>
+      <w:r>
+        <w:rPr>
+          <w:lang w:val="es_ES" w:bidi="es_ES"/>
+        </w:rPr>
+        <w:t>Éxodo 30:15 (#1)</w:t>
+      </w:r>
+      <w:r>
+        <w:rPr>
+          <w:lang w:val="es_ES" w:bidi="es_ES"/>
+        </w:rPr>
       </w:r>
     </w:p>
     <w:p>
@@ -912,11 +1018,26 @@
       </w:r>
       <w:r>
         <w:rPr>
+          <w:b/>
+          <w:lang w:val="es_ES" w:bidi="es_ES"/>
+        </w:rPr>
+        <w:t>"del medio shekel"</w:t>
+      </w:r>
+    </w:p>
+    <w:p>
+      <w:pPr/>
+      <w:r>
+        <w:rPr>
+          <w:lang w:val="es_ES" w:bidi="es_ES"/>
+        </w:rPr>
+      </w:r>
+      <w:r>
+        <w:rPr>
           <w:lang w:val="es_ES" w:bidi="es_ES"/>
         </w:rPr>
         <w:t xml:space="preserve">Mira cómo tradujiste esto en </w:t>
       </w:r>
-      <w:hyperlink r:id="rId15">
+      <w:hyperlink r:id="rId17">
         <w:r>
           <w:rPr>
             <w:lang w:val="es_ES" w:bidi="es_ES"/>

--- a/spa/docx/02.content.docx
+++ b/spa/docx/02.content.docx
@@ -491,6 +491,20 @@
       </w:r>
       <w:r>
         <w:rPr>
+          <w:lang w:val="es_ES" w:bidi="es_ES"/>
+        </w:rPr>
+        <w:t>וְ⁠הָיָה֩ הַ⁠יּ֨וֹם הַ⁠זֶּ֤ה</w:t>
+      </w:r>
+    </w:p>
+    <w:p>
+      <w:pPr/>
+      <w:r>
+        <w:rPr>
+          <w:lang w:val="es_ES" w:bidi="es_ES"/>
+        </w:rPr>
+      </w:r>
+      <w:r>
+        <w:rPr>
           <w:b/>
           <w:lang w:val="es_ES" w:bidi="es_ES"/>
         </w:rPr>
@@ -572,10 +586,9 @@
       </w:r>
       <w:r>
         <w:rPr>
-          <w:b/>
-          <w:lang w:val="es_ES" w:bidi="es_ES"/>
-        </w:rPr>
-        <w:t>"acacias. Su longitud: dos codos, y su ancho: un codo, y su altura: un codo y medio"</w:t>
+          <w:lang w:val="es_ES" w:bidi="es_ES"/>
+        </w:rPr>
+        <w:t>אַמָּתַ֤יִם אָרְכּ⁠וֹ֙ וְ⁠אַמָּ֣ה רָחְבּ֔⁠וֹ וְ⁠אַמָּ֥ה וָ⁠חֵ֖צִי קֹמָתֽ⁠וֹ</w:t>
       </w:r>
     </w:p>
     <w:p>
@@ -587,22 +600,10 @@
       </w:r>
       <w:r>
         <w:rPr>
-          <w:lang w:val="es_ES" w:bidi="es_ES"/>
-        </w:rPr>
-        <w:t xml:space="preserve">Si sería útil para tus lectores, podrías expresar esto en términos de medidas modernas, ya sea en el texto o en una nota al pie. Un </w:t>
-      </w:r>
-      <w:r>
-        <w:rPr>
           <w:b/>
           <w:lang w:val="es_ES" w:bidi="es_ES"/>
         </w:rPr>
-        <w:t>codo</w:t>
-      </w:r>
-      <w:r>
-        <w:rPr>
-          <w:lang w:val="es_ES" w:bidi="es_ES"/>
-        </w:rPr>
-        <w:t xml:space="preserve"> es aproximadamente 46 centímetros. Para tu referencia, una conversión más precisa al sistema métrico es: 92 centímetros … 46 centímetros … 69 centímetros</w:t>
+        <w:t>"acacias. Su longitud: dos codos, y su ancho: un codo, y su altura: un codo y medio"</w:t>
       </w:r>
     </w:p>
     <w:p>
@@ -616,23 +617,20 @@
         <w:rPr>
           <w:lang w:val="es_ES" w:bidi="es_ES"/>
         </w:rPr>
-        <w:t xml:space="preserve">Ver: </w:t>
-      </w:r>
-      <w:r>
-        <w:rPr>
-          <w:lang w:val="es_ES" w:bidi="es_ES"/>
-        </w:rPr>
-        <w:t>Distancia Bíblica</w:t>
-      </w:r>
-      <w:r>
-        <w:rPr>
-          <w:lang w:val="es_ES" w:bidi="es_ES"/>
-        </w:rPr>
-      </w:r>
-      <w:r>
-        <w:rPr>
-          <w:lang w:val="es_ES" w:bidi="es_ES"/>
-        </w:rPr>
+        <w:t xml:space="preserve">Si sería útil para tus lectores, podrías expresar esto en términos de medidas modernas, ya sea en el texto o en una nota al pie. Un </w:t>
+      </w:r>
+      <w:r>
+        <w:rPr>
+          <w:b/>
+          <w:lang w:val="es_ES" w:bidi="es_ES"/>
+        </w:rPr>
+        <w:t>codo</w:t>
+      </w:r>
+      <w:r>
+        <w:rPr>
+          <w:lang w:val="es_ES" w:bidi="es_ES"/>
+        </w:rPr>
+        <w:t xml:space="preserve"> es aproximadamente 46 centímetros. Para tu referencia, una conversión más precisa al sistema métrico es: 92 centímetros … 46 centímetros … 69 centímetros</w:t>
       </w:r>
     </w:p>
     <w:p>
@@ -642,8 +640,38 @@
           <w:lang w:val="es_ES" w:bidi="es_ES"/>
         </w:rPr>
       </w:r>
+      <w:r>
+        <w:rPr>
+          <w:lang w:val="es_ES" w:bidi="es_ES"/>
+        </w:rPr>
+        <w:t xml:space="preserve">Ver: </w:t>
+      </w:r>
+      <w:r>
+        <w:rPr>
+          <w:lang w:val="es_ES" w:bidi="es_ES"/>
+        </w:rPr>
+        <w:t>Distancia Bíblica</w:t>
+      </w:r>
+      <w:r>
+        <w:rPr>
+          <w:lang w:val="es_ES" w:bidi="es_ES"/>
+        </w:rPr>
+      </w:r>
+      <w:r>
+        <w:rPr>
+          <w:lang w:val="es_ES" w:bidi="es_ES"/>
+        </w:rPr>
+      </w:r>
     </w:p>
     <w:p>
+      <w:pPr/>
+      <w:r>
+        <w:rPr>
+          <w:lang w:val="es_ES" w:bidi="es_ES"/>
+        </w:rPr>
+      </w:r>
+    </w:p>
+    <w:p>
       <w:pPr>
         <w:pStyle w:val="Heading2"/>
       </w:pPr>
@@ -657,6 +685,20 @@
         <w:rPr>
           <w:lang w:val="es_ES" w:bidi="es_ES"/>
         </w:rPr>
+      </w:r>
+    </w:p>
+    <w:p>
+      <w:pPr/>
+      <w:r>
+        <w:rPr>
+          <w:lang w:val="es_ES" w:bidi="es_ES"/>
+        </w:rPr>
+      </w:r>
+      <w:r>
+        <w:rPr>
+          <w:lang w:val="es_ES" w:bidi="es_ES"/>
+        </w:rPr>
+        <w:t>אֵ֥יל הַ⁠מִּלֻּאִ֖ים</w:t>
       </w:r>
     </w:p>
     <w:p>
@@ -751,6 +793,20 @@
         <w:rPr>
           <w:lang w:val="es_ES" w:bidi="es_ES"/>
         </w:rPr>
+      </w:r>
+    </w:p>
+    <w:p>
+      <w:pPr/>
+      <w:r>
+        <w:rPr>
+          <w:lang w:val="es_ES" w:bidi="es_ES"/>
+        </w:rPr>
+      </w:r>
+      <w:r>
+        <w:rPr>
+          <w:lang w:val="es_ES" w:bidi="es_ES"/>
+        </w:rPr>
+        <w:t>אַמָּ֨ה &amp; וְ⁠אַמָּ֤ה &amp; וְ⁠אַמָּתַ֖יִם</w:t>
       </w:r>
     </w:p>
     <w:p>

--- a/spa/docx/02.content.docx
+++ b/spa/docx/02.content.docx
@@ -28,22 +28,6 @@
       </w:r>
     </w:p>
     <w:p>
-      <w:pPr>
-        <w:pStyle w:val="Heading2"/>
-      </w:pPr>
-      <w:r>
-        <w:rPr>
-          <w:lang w:val="es_ES" w:bidi="es_ES"/>
-        </w:rPr>
-        <w:t>License Information</w:t>
-      </w:r>
-      <w:r>
-        <w:rPr>
-          <w:lang w:val="es_ES" w:bidi="es_ES"/>
-        </w:rPr>
-      </w:r>
-    </w:p>
-    <w:p>
       <w:pPr/>
       <w:r>
         <w:rPr>
@@ -55,86 +39,37 @@
           <w:b/>
           <w:lang w:val="es_ES" w:bidi="es_ES"/>
         </w:rPr>
-        <w:t>Notas de Traducción (unfoldingWord)</w:t>
-      </w:r>
-      <w:r>
-        <w:rPr>
-          <w:lang w:val="es_ES" w:bidi="es_ES"/>
-        </w:rPr>
-        <w:t xml:space="preserve"> (Spanish) is based on</w:t>
-      </w:r>
-      <w:r>
-        <w:rPr>
-          <w:lang w:val="es_ES" w:bidi="es_ES"/>
-        </w:rPr>
-        <w:t xml:space="preserve">: </w:t>
-      </w:r>
-      <w:r>
-        <w:rPr>
-          <w:lang w:val="es_ES" w:bidi="es_ES"/>
-        </w:rPr>
         <w:t>unfoldingWord® Translation Notes</w:t>
       </w:r>
       <w:r>
         <w:rPr>
           <w:lang w:val="es_ES" w:bidi="es_ES"/>
         </w:rPr>
-        <w:t xml:space="preserve">, </w:t>
-      </w:r>
-      <w:hyperlink r:id="rId13">
-        <w:r>
-          <w:rPr>
-            <w:lang w:val="es_ES" w:bidi="es_ES"/>
-          </w:rPr>
-          <w:rPr>
-            <w:color w:val="0000EE"/>
-            <w:u w:val="single"/>
-          </w:rPr>
-          <w:t>unfoldingWord</w:t>
-        </w:r>
-      </w:hyperlink>
-      <w:r>
-        <w:rPr>
-          <w:lang w:val="es_ES" w:bidi="es_ES"/>
-        </w:rPr>
-        <w:t xml:space="preserve">, 2022, which is licensed under a </w:t>
-      </w:r>
-      <w:hyperlink r:id="rId14">
-        <w:r>
-          <w:rPr>
-            <w:lang w:val="es_ES" w:bidi="es_ES"/>
-          </w:rPr>
-          <w:rPr>
-            <w:color w:val="0000EE"/>
-            <w:u w:val="single"/>
-          </w:rPr>
-          <w:t>CC BY-SA 4.0 license</w:t>
-        </w:r>
-      </w:hyperlink>
-      <w:r>
-        <w:rPr>
-          <w:lang w:val="es_ES" w:bidi="es_ES"/>
-        </w:rPr>
-        <w:t>.</w:t>
-      </w:r>
-      <w:r>
-        <w:rPr>
-          <w:lang w:val="es_ES" w:bidi="es_ES"/>
-        </w:rPr>
-      </w:r>
-    </w:p>
-    <w:p>
-      <w:pPr/>
-      <w:r>
-        <w:rPr>
-          <w:lang w:val="es_ES" w:bidi="es_ES"/>
-        </w:rPr>
-      </w:r>
-      <w:r>
-        <w:rPr>
-          <w:lang w:val="es_ES" w:bidi="es_ES"/>
-        </w:rPr>
-        <w:t>This PDF version is provided under the same license.</w:t>
+        <w:t xml:space="preserve"> © 2022 unfoldingWord. Released under CC BY-SA 4.0 license. </w:t>
+      </w:r>
+      <w:r>
+        <w:rPr>
+          <w:lang w:val="es_ES" w:bidi="es_ES"/>
+        </w:rPr>
+        <w:t>unfoldingWord® Translation Notes</w:t>
+      </w:r>
+      <w:r>
+        <w:rPr>
+          <w:lang w:val="es_ES" w:bidi="es_ES"/>
+        </w:rPr>
+        <w:t xml:space="preserve"> has been adapted in the following languages: Tok Pisin, Arabic (عربي), French (Français), Hindi (हिंदी), Indonesian (Bahasa Indonesia), Portuguese (Português), Russian (Русский), Spanish (Español), Swahili (Kiswahili), and Simplified Chinese (简体中文) from </w:t>
+      </w:r>
+      <w:r>
+        <w:rPr>
+          <w:lang w:val="es_ES" w:bidi="es_ES"/>
+        </w:rPr>
+        <w:t>unfoldingWord® Translation Notes</w:t>
+      </w:r>
+      <w:r>
+        <w:rPr>
+          <w:lang w:val="es_ES" w:bidi="es_ES"/>
+        </w:rPr>
+        <w:t xml:space="preserve"> © 2022 unfoldingWord. Released under CC BY-SA 4.0 license by Mission Mutual</w:t>
       </w:r>
       <w:r>
         <w:rPr>
@@ -589,7 +524,7 @@
         </w:rPr>
         <w:t xml:space="preserve">Los versículos </w:t>
       </w:r>
-      <w:hyperlink r:id="rId15">
+      <w:hyperlink r:id="rId13">
         <w:r>
           <w:rPr>
             <w:lang w:val="es_ES" w:bidi="es_ES"/>
@@ -807,7 +742,7 @@
         </w:rPr>
         <w:t xml:space="preserve"> se refiere al segundo carnero, el que se describe en </w:t>
       </w:r>
-      <w:hyperlink r:id="rId16">
+      <w:hyperlink r:id="rId14">
         <w:r>
           <w:rPr>
             <w:lang w:val="es_ES" w:bidi="es_ES"/>
@@ -1037,7 +972,7 @@
         </w:rPr>
         <w:t xml:space="preserve">Mira cómo tradujiste esto en </w:t>
       </w:r>
-      <w:hyperlink r:id="rId17">
+      <w:hyperlink r:id="rId15">
         <w:r>
           <w:rPr>
             <w:lang w:val="es_ES" w:bidi="es_ES"/>

--- a/spa/docx/02.content.docx
+++ b/spa/docx/02.content.docx
@@ -144,13 +144,6 @@
       </w:r>
       <w:r>
         <w:rPr>
-          <w:i/>
-          <w:lang w:val="es_ES" w:bidi="es_ES"/>
-        </w:rPr>
-        <w:t>Éxodo - Capítulo 1 Introducción, Éxodo 12:14 (#1), Éxodo 25:23 (#1), Éxodo 29:31 (#1), Éxodo 30:2 (#2), Éxodo 30:15 (#1)</w:t>
-      </w:r>
-      <w:r>
-        <w:rPr>
           <w:lang w:val="es_ES" w:bidi="es_ES"/>
         </w:rPr>
       </w:r>
@@ -446,6 +439,142 @@
           <w:lang w:val="es_ES" w:bidi="es_ES"/>
         </w:rPr>
         <w:t>Faraón es una palabra específicamente egipcia para referirse a sus reyes y reinas.</w:t>
+      </w:r>
+      <w:r>
+        <w:rPr>
+          <w:lang w:val="es_ES" w:bidi="es_ES"/>
+        </w:rPr>
+      </w:r>
+      <w:r>
+        <w:rPr>
+          <w:lang w:val="es_ES" w:bidi="es_ES"/>
+        </w:rPr>
+      </w:r>
+    </w:p>
+    <w:p>
+      <w:pPr/>
+      <w:r>
+        <w:rPr>
+          <w:lang w:val="es_ES" w:bidi="es_ES"/>
+        </w:rPr>
+      </w:r>
+    </w:p>
+    <w:p>
+      <w:pPr>
+        <w:pStyle w:val="Heading2"/>
+      </w:pPr>
+      <w:r>
+        <w:rPr>
+          <w:lang w:val="es_ES" w:bidi="es_ES"/>
+        </w:rPr>
+        <w:t>Éxodo 3:7 (#8)</w:t>
+      </w:r>
+      <w:r>
+        <w:rPr>
+          <w:lang w:val="es_ES" w:bidi="es_ES"/>
+        </w:rPr>
+      </w:r>
+    </w:p>
+    <w:p>
+      <w:pPr/>
+      <w:r>
+        <w:rPr>
+          <w:lang w:val="es_ES" w:bidi="es_ES"/>
+        </w:rPr>
+      </w:r>
+      <w:r>
+        <w:rPr>
+          <w:lang w:val="es_ES" w:bidi="es_ES"/>
+        </w:rPr>
+        <w:t>נֹֽגְשָׂ֔י⁠ו &amp; אֶת־מַכְאֹבָֽי⁠ו</w:t>
+      </w:r>
+    </w:p>
+    <w:p>
+      <w:pPr/>
+      <w:r>
+        <w:rPr>
+          <w:lang w:val="es_ES" w:bidi="es_ES"/>
+        </w:rPr>
+      </w:r>
+      <w:r>
+        <w:rPr>
+          <w:b/>
+          <w:lang w:val="es_ES" w:bidi="es_ES"/>
+        </w:rPr>
+        <w:t>"aquellos que lo oprimen [a él]"</w:t>
+      </w:r>
+      <w:r>
+        <w:rPr>
+          <w:lang w:val="es_ES" w:bidi="es_ES"/>
+        </w:rPr>
+        <w:t xml:space="preserve"> - </w:t>
+      </w:r>
+      <w:r>
+        <w:rPr>
+          <w:b/>
+          <w:lang w:val="es_ES" w:bidi="es_ES"/>
+        </w:rPr>
+        <w:t>"su angustia"</w:t>
+      </w:r>
+    </w:p>
+    <w:p>
+      <w:pPr/>
+      <w:r>
+        <w:rPr>
+          <w:lang w:val="es_ES" w:bidi="es_ES"/>
+        </w:rPr>
+      </w:r>
+      <w:r>
+        <w:rPr>
+          <w:lang w:val="es_ES" w:bidi="es_ES"/>
+        </w:rPr>
+        <w:t xml:space="preserve">Estos pronombres, </w:t>
+      </w:r>
+      <w:r>
+        <w:rPr>
+          <w:b/>
+          <w:lang w:val="es_ES" w:bidi="es_ES"/>
+        </w:rPr>
+        <w:t>él</w:t>
+      </w:r>
+      <w:r>
+        <w:rPr>
+          <w:lang w:val="es_ES" w:bidi="es_ES"/>
+        </w:rPr>
+        <w:t xml:space="preserve"> y </w:t>
+      </w:r>
+      <w:r>
+        <w:rPr>
+          <w:b/>
+          <w:lang w:val="es_ES" w:bidi="es_ES"/>
+        </w:rPr>
+        <w:t>su</w:t>
+      </w:r>
+      <w:r>
+        <w:rPr>
+          <w:lang w:val="es_ES" w:bidi="es_ES"/>
+        </w:rPr>
+        <w:t>, se refieren a los israelitas como un grupo en singular. El pronombre implícito "ellos" en la primera frase concuerda con “pueblo”, tomado como sustantivo colectivo algunos versos antes. Algunos idiomas pueden tener que usar pronombres plurales. Otros pueden tener que hacer coincidir el género del pronombre con el género gramatical de la palabra para “pueblo” en su idioma. Si es necesario, cambie “él” a “ellos” o cambie “su” a “suya” o “su” (dependiendo del género gramatical de “pueblo”). Traducción alternativa: “aquellos que los oprimen … su angustia”</w:t>
+      </w:r>
+    </w:p>
+    <w:p>
+      <w:pPr/>
+      <w:r>
+        <w:rPr>
+          <w:lang w:val="es_ES" w:bidi="es_ES"/>
+        </w:rPr>
+      </w:r>
+      <w:r>
+        <w:rPr>
+          <w:lang w:val="es_ES" w:bidi="es_ES"/>
+        </w:rPr>
+        <w:t xml:space="preserve">Ver: </w:t>
+      </w:r>
+      <w:r>
+        <w:rPr>
+          <w:lang w:val="es_ES" w:bidi="es_ES"/>
+        </w:rPr>
+        <w:t>Sustantivos Colectivos</w:t>
       </w:r>
       <w:r>
         <w:rPr>

--- a/spa/docx/02.content.docx
+++ b/spa/docx/02.content.docx
@@ -146,19 +146,6 @@
         <w:rPr>
           <w:lang w:val="es_ES" w:bidi="es_ES"/>
         </w:rPr>
-      </w:r>
-    </w:p>
-    <w:p>
-      <w:pPr/>
-      <w:r>
-        <w:rPr>
-          <w:lang w:val="es_ES" w:bidi="es_ES"/>
-        </w:rPr>
-      </w:r>
-      <w:r>
-        <w:rPr>
-          <w:lang w:val="es_ES" w:bidi="es_ES"/>
-        </w:rPr>
         <w:t xml:space="preserve"> </w:t>
       </w:r>
       <w:r>
@@ -203,23 +190,12 @@
         <w:rPr>
           <w:lang w:val="es_ES" w:bidi="es_ES"/>
         </w:rPr>
-        <w:t>Éxodo - Capítulo 1 Introducción</w:t>
-      </w:r>
-      <w:r>
-        <w:rPr>
-          <w:lang w:val="es_ES" w:bidi="es_ES"/>
-        </w:rPr>
-      </w:r>
-    </w:p>
-    <w:p>
-      <w:pPr>
-        <w:pStyle w:val="Heading3"/>
-      </w:pPr>
-      <w:r>
-        <w:rPr>
-          <w:lang w:val="es_ES" w:bidi="es_ES"/>
-        </w:rPr>
-        <w:t>Estructura y Formato</w:t>
+        <w:t>Éxodo 3:7 (#8)</w:t>
+      </w:r>
+      <w:r>
+        <w:rPr>
+          <w:lang w:val="es_ES" w:bidi="es_ES"/>
+        </w:rPr>
       </w:r>
     </w:p>
     <w:p>
@@ -231,67 +207,23 @@
       </w:r>
       <w:r>
         <w:rPr>
-          <w:lang w:val="es_ES" w:bidi="es_ES"/>
-        </w:rPr>
-        <w:t>Este capítulo está para facilitar una transición fluida desde el último capítulo del libro de Génesis.</w:t>
-      </w:r>
-    </w:p>
-    <w:p>
-      <w:pPr>
-        <w:pStyle w:val="ListBullet"/>
-        <w:spacing w:line="240" w:lineRule="auto"/>
-        <w:ind w:left="720"/>
-      </w:pPr>
-      <w:r>
-        <w:rPr>
-          <w:lang w:val="es_ES" w:bidi="es_ES"/>
-        </w:rPr>
-      </w:r>
-      <w:r>
-        <w:rPr>
-          <w:lang w:val="es_ES" w:bidi="es_ES"/>
-        </w:rPr>
-        <w:t>v 1–7: La familia de Jacob aumenta</w:t>
-      </w:r>
-    </w:p>
-    <w:p>
-      <w:pPr>
-        <w:pStyle w:val="ListBullet"/>
-        <w:spacing w:line="240" w:lineRule="auto"/>
-        <w:ind w:left="720"/>
-      </w:pPr>
-      <w:r>
-        <w:rPr>
-          <w:lang w:val="es_ES" w:bidi="es_ES"/>
-        </w:rPr>
-      </w:r>
-      <w:r>
-        <w:rPr>
-          <w:lang w:val="es_ES" w:bidi="es_ES"/>
-        </w:rPr>
-        <w:t>v 8–22: El faraón oprime a los israelitas e intenta limitar su crecimiento</w:t>
-      </w:r>
-    </w:p>
-    <w:p>
-      <w:pPr>
-        <w:pStyle w:val="Heading3"/>
-      </w:pPr>
-      <w:r>
-        <w:rPr>
-          <w:lang w:val="es_ES" w:bidi="es_ES"/>
-        </w:rPr>
-        <w:t>Conceptos especiales en este capítulo</w:t>
-      </w:r>
-    </w:p>
-    <w:p>
-      <w:pPr>
-        <w:pStyle w:val="Heading4"/>
-      </w:pPr>
-      <w:r>
-        <w:rPr>
-          <w:lang w:val="es_ES" w:bidi="es_ES"/>
-        </w:rPr>
-        <w:t>Crecimiento de Israel</w:t>
+          <w:b/>
+          <w:lang w:val="es_ES" w:bidi="es_ES"/>
+        </w:rPr>
+        <w:t>"aquellos que lo oprimen [a él]"</w:t>
+      </w:r>
+      <w:r>
+        <w:rPr>
+          <w:lang w:val="es_ES" w:bidi="es_ES"/>
+        </w:rPr>
+        <w:t xml:space="preserve"> - </w:t>
+      </w:r>
+      <w:r>
+        <w:rPr>
+          <w:b/>
+          <w:lang w:val="es_ES" w:bidi="es_ES"/>
+        </w:rPr>
+        <w:t>"su angustia"</w:t>
       </w:r>
     </w:p>
     <w:p>
@@ -305,13 +237,14 @@
         <w:rPr>
           <w:lang w:val="es_ES" w:bidi="es_ES"/>
         </w:rPr>
-        <w:t xml:space="preserve">Israel creció en número. Este fue el comienzo del cumplimiento de las promesas de Dios a Abraham. Esto también hizo que el Faraón se preocupara de que hubiera más israelitas que egipcios, lo que podría resultar en que los egipcios no pudieran defenderse contra tanta gente. El Faraón intentó matar a todos los bebés varones para evitar que se convirtieran en soldados que lucharan contra él. (Ver: </w:t>
-      </w:r>
-      <w:r>
-        <w:rPr>
-          <w:lang w:val="es_ES" w:bidi="es_ES"/>
-        </w:rPr>
-        <w:t>Cumplir</w:t>
+        <w:t xml:space="preserve">Estos pronombres, </w:t>
+      </w:r>
+      <w:r>
+        <w:rPr>
+          <w:b/>
+          <w:lang w:val="es_ES" w:bidi="es_ES"/>
+        </w:rPr>
+        <w:t>él</w:t>
       </w:r>
       <w:r>
         <w:rPr>
@@ -321,134 +254,16 @@
       </w:r>
       <w:r>
         <w:rPr>
-          <w:lang w:val="es_ES" w:bidi="es_ES"/>
-        </w:rPr>
-        <w:t>Pacto</w:t>
-      </w:r>
-      <w:r>
-        <w:rPr>
-          <w:lang w:val="es_ES" w:bidi="es_ES"/>
-        </w:rPr>
-        <w:t>)</w:t>
-      </w:r>
-    </w:p>
-    <w:p>
-      <w:pPr>
-        <w:pStyle w:val="Heading3"/>
-      </w:pPr>
-      <w:r>
-        <w:rPr>
-          <w:lang w:val="es_ES" w:bidi="es_ES"/>
-        </w:rPr>
-        <w:t>Posibles Dificultades de Traducción en este Capítulo</w:t>
-      </w:r>
-    </w:p>
-    <w:p>
-      <w:pPr>
-        <w:pStyle w:val="ListBullet"/>
-        <w:spacing w:line="240" w:lineRule="auto"/>
-        <w:ind w:left="720"/>
-      </w:pPr>
-      <w:r>
-        <w:rPr>
-          <w:lang w:val="es_ES" w:bidi="es_ES"/>
-        </w:rPr>
-      </w:r>
-      <w:r>
-        <w:rPr>
-          <w:lang w:val="es_ES" w:bidi="es_ES"/>
-        </w:rPr>
-        <w:t>“Todos los descendientes de Jacob sumaban un total de 70”. Este número incluía tanto a los hijos como a los nietos de Jacob. Puede generar confusión, pero es importante recordar que Jacob tuvo solo 12 hijos.</w:t>
-      </w:r>
-    </w:p>
-    <w:p>
-      <w:pPr>
-        <w:pStyle w:val="ListBullet"/>
-        <w:spacing w:line="240" w:lineRule="auto"/>
-        <w:ind w:left="720"/>
-      </w:pPr>
-      <w:r>
-        <w:rPr>
-          <w:lang w:val="es_ES" w:bidi="es_ES"/>
-        </w:rPr>
-      </w:r>
-      <w:r>
-        <w:rPr>
-          <w:lang w:val="es_ES" w:bidi="es_ES"/>
-        </w:rPr>
-        <w:t xml:space="preserve">A partir del versículo 7, los términos </w:t>
-      </w:r>
-      <w:r>
-        <w:rPr>
           <w:b/>
           <w:lang w:val="es_ES" w:bidi="es_ES"/>
         </w:rPr>
-        <w:t>hebreos</w:t>
-      </w:r>
-      <w:r>
-        <w:rPr>
-          <w:lang w:val="es_ES" w:bidi="es_ES"/>
-        </w:rPr>
-        <w:t xml:space="preserve"> y </w:t>
-      </w:r>
-      <w:r>
-        <w:rPr>
-          <w:b/>
-          <w:lang w:val="es_ES" w:bidi="es_ES"/>
-        </w:rPr>
-        <w:t>hijos de Israel</w:t>
-      </w:r>
-      <w:r>
-        <w:rPr>
-          <w:lang w:val="es_ES" w:bidi="es_ES"/>
-        </w:rPr>
-        <w:t xml:space="preserve"> se refieren tanto a la nación israelita como al grupo de personas.</w:t>
-      </w:r>
-    </w:p>
-    <w:p>
-      <w:pPr>
-        <w:pStyle w:val="ListBullet"/>
-        <w:spacing w:line="240" w:lineRule="auto"/>
-        <w:ind w:left="720"/>
-      </w:pPr>
-      <w:r>
-        <w:rPr>
-          <w:lang w:val="es_ES" w:bidi="es_ES"/>
-        </w:rPr>
-      </w:r>
-      <w:r>
-        <w:rPr>
-          <w:lang w:val="es_ES" w:bidi="es_ES"/>
-        </w:rPr>
-        <w:t>Dios bendice a las parteras hebreas por mentir al malvado faraón. Los traductores no deben intentar ocultar este hecho. Ellas demostraron su temor a Dios al desobedecer una orden malvada para preservar las vidas del pueblo de Dios.</w:t>
-      </w:r>
-    </w:p>
-    <w:p>
-      <w:pPr>
-        <w:pStyle w:val="ListBullet"/>
-        <w:spacing w:line="240" w:lineRule="auto"/>
-        <w:ind w:left="720"/>
-      </w:pPr>
-      <w:r>
-        <w:rPr>
-          <w:lang w:val="es_ES" w:bidi="es_ES"/>
-        </w:rPr>
-      </w:r>
-      <w:r>
-        <w:rPr>
-          <w:lang w:val="es_ES" w:bidi="es_ES"/>
-        </w:rPr>
-        <w:t>Faraón es una palabra específicamente egipcia para referirse a sus reyes y reinas.</w:t>
-      </w:r>
-      <w:r>
-        <w:rPr>
-          <w:lang w:val="es_ES" w:bidi="es_ES"/>
-        </w:rPr>
-      </w:r>
-      <w:r>
-        <w:rPr>
-          <w:lang w:val="es_ES" w:bidi="es_ES"/>
-        </w:rPr>
+        <w:t>su</w:t>
+      </w:r>
+      <w:r>
+        <w:rPr>
+          <w:lang w:val="es_ES" w:bidi="es_ES"/>
+        </w:rPr>
+        <w:t>, se refieren a los israelitas como un grupo en singular. El pronombre implícito "ellos" en la primera frase concuerda con “pueblo”, tomado como sustantivo colectivo algunos versos antes. Algunos idiomas pueden tener que usar pronombres plurales. Otros pueden tener que hacer coincidir el género del pronombre con el género gramatical de la palabra para “pueblo” en su idioma. Si es necesario, cambie “él” a “ellos” o cambie “su” a “suya” o “su” (dependiendo del género gramatical de “pueblo”). Traducción alternativa: “aquellos que los oprimen … su angustia”</w:t>
       </w:r>
     </w:p>
     <w:p>
@@ -458,16 +273,22 @@
           <w:lang w:val="es_ES" w:bidi="es_ES"/>
         </w:rPr>
       </w:r>
-    </w:p>
-    <w:p>
-      <w:pPr>
-        <w:pStyle w:val="Heading2"/>
-      </w:pPr>
-      <w:r>
-        <w:rPr>
-          <w:lang w:val="es_ES" w:bidi="es_ES"/>
-        </w:rPr>
-        <w:t>Éxodo 3:7 (#8)</w:t>
+      <w:r>
+        <w:rPr>
+          <w:lang w:val="es_ES" w:bidi="es_ES"/>
+        </w:rPr>
+        <w:t xml:space="preserve">Ver: </w:t>
+      </w:r>
+      <w:r>
+        <w:rPr>
+          <w:lang w:val="es_ES" w:bidi="es_ES"/>
+        </w:rPr>
+        <w:t>Sustantivos Colectivos</w:t>
+      </w:r>
+      <w:r>
+        <w:rPr>
+          <w:lang w:val="es_ES" w:bidi="es_ES"/>
+        </w:rPr>
       </w:r>
       <w:r>
         <w:rPr>
@@ -482,120 +303,8 @@
           <w:lang w:val="es_ES" w:bidi="es_ES"/>
         </w:rPr>
       </w:r>
-      <w:r>
-        <w:rPr>
-          <w:lang w:val="es_ES" w:bidi="es_ES"/>
-        </w:rPr>
-        <w:t>נֹֽגְשָׂ֔י⁠ו &amp; אֶת־מַכְאֹבָֽי⁠ו</w:t>
-      </w:r>
     </w:p>
     <w:p>
-      <w:pPr/>
-      <w:r>
-        <w:rPr>
-          <w:lang w:val="es_ES" w:bidi="es_ES"/>
-        </w:rPr>
-      </w:r>
-      <w:r>
-        <w:rPr>
-          <w:b/>
-          <w:lang w:val="es_ES" w:bidi="es_ES"/>
-        </w:rPr>
-        <w:t>"aquellos que lo oprimen [a él]"</w:t>
-      </w:r>
-      <w:r>
-        <w:rPr>
-          <w:lang w:val="es_ES" w:bidi="es_ES"/>
-        </w:rPr>
-        <w:t xml:space="preserve"> - </w:t>
-      </w:r>
-      <w:r>
-        <w:rPr>
-          <w:b/>
-          <w:lang w:val="es_ES" w:bidi="es_ES"/>
-        </w:rPr>
-        <w:t>"su angustia"</w:t>
-      </w:r>
-    </w:p>
-    <w:p>
-      <w:pPr/>
-      <w:r>
-        <w:rPr>
-          <w:lang w:val="es_ES" w:bidi="es_ES"/>
-        </w:rPr>
-      </w:r>
-      <w:r>
-        <w:rPr>
-          <w:lang w:val="es_ES" w:bidi="es_ES"/>
-        </w:rPr>
-        <w:t xml:space="preserve">Estos pronombres, </w:t>
-      </w:r>
-      <w:r>
-        <w:rPr>
-          <w:b/>
-          <w:lang w:val="es_ES" w:bidi="es_ES"/>
-        </w:rPr>
-        <w:t>él</w:t>
-      </w:r>
-      <w:r>
-        <w:rPr>
-          <w:lang w:val="es_ES" w:bidi="es_ES"/>
-        </w:rPr>
-        <w:t xml:space="preserve"> y </w:t>
-      </w:r>
-      <w:r>
-        <w:rPr>
-          <w:b/>
-          <w:lang w:val="es_ES" w:bidi="es_ES"/>
-        </w:rPr>
-        <w:t>su</w:t>
-      </w:r>
-      <w:r>
-        <w:rPr>
-          <w:lang w:val="es_ES" w:bidi="es_ES"/>
-        </w:rPr>
-        <w:t>, se refieren a los israelitas como un grupo en singular. El pronombre implícito "ellos" en la primera frase concuerda con “pueblo”, tomado como sustantivo colectivo algunos versos antes. Algunos idiomas pueden tener que usar pronombres plurales. Otros pueden tener que hacer coincidir el género del pronombre con el género gramatical de la palabra para “pueblo” en su idioma. Si es necesario, cambie “él” a “ellos” o cambie “su” a “suya” o “su” (dependiendo del género gramatical de “pueblo”). Traducción alternativa: “aquellos que los oprimen … su angustia”</w:t>
-      </w:r>
-    </w:p>
-    <w:p>
-      <w:pPr/>
-      <w:r>
-        <w:rPr>
-          <w:lang w:val="es_ES" w:bidi="es_ES"/>
-        </w:rPr>
-      </w:r>
-      <w:r>
-        <w:rPr>
-          <w:lang w:val="es_ES" w:bidi="es_ES"/>
-        </w:rPr>
-        <w:t xml:space="preserve">Ver: </w:t>
-      </w:r>
-      <w:r>
-        <w:rPr>
-          <w:lang w:val="es_ES" w:bidi="es_ES"/>
-        </w:rPr>
-        <w:t>Sustantivos Colectivos</w:t>
-      </w:r>
-      <w:r>
-        <w:rPr>
-          <w:lang w:val="es_ES" w:bidi="es_ES"/>
-        </w:rPr>
-      </w:r>
-      <w:r>
-        <w:rPr>
-          <w:lang w:val="es_ES" w:bidi="es_ES"/>
-        </w:rPr>
-      </w:r>
-    </w:p>
-    <w:p>
-      <w:pPr/>
-      <w:r>
-        <w:rPr>
-          <w:lang w:val="es_ES" w:bidi="es_ES"/>
-        </w:rPr>
-      </w:r>
-    </w:p>
-    <w:p>
       <w:pPr>
         <w:pStyle w:val="Heading2"/>
       </w:pPr>
@@ -609,20 +318,6 @@
         <w:rPr>
           <w:lang w:val="es_ES" w:bidi="es_ES"/>
         </w:rPr>
-      </w:r>
-    </w:p>
-    <w:p>
-      <w:pPr/>
-      <w:r>
-        <w:rPr>
-          <w:lang w:val="es_ES" w:bidi="es_ES"/>
-        </w:rPr>
-      </w:r>
-      <w:r>
-        <w:rPr>
-          <w:lang w:val="es_ES" w:bidi="es_ES"/>
-        </w:rPr>
-        <w:t>וְ⁠הָיָה֩ הַ⁠יּ֨וֹם הַ⁠זֶּ֤ה</w:t>
       </w:r>
     </w:p>
     <w:p>
@@ -715,9 +410,10 @@
       </w:r>
       <w:r>
         <w:rPr>
-          <w:lang w:val="es_ES" w:bidi="es_ES"/>
-        </w:rPr>
-        <w:t>אַמָּתַ֤יִם אָרְכּ⁠וֹ֙ וְ⁠אַמָּ֣ה רָחְבּ֔⁠וֹ וְ⁠אַמָּ֥ה וָ⁠חֵ֖צִי קֹמָתֽ⁠וֹ</w:t>
+          <w:b/>
+          <w:lang w:val="es_ES" w:bidi="es_ES"/>
+        </w:rPr>
+        <w:t>"acacias. Su longitud: dos codos, y su ancho: un codo, y su altura: un codo y medio"</w:t>
       </w:r>
     </w:p>
     <w:p>
@@ -729,10 +425,22 @@
       </w:r>
       <w:r>
         <w:rPr>
+          <w:lang w:val="es_ES" w:bidi="es_ES"/>
+        </w:rPr>
+        <w:t xml:space="preserve">Si sería útil para tus lectores, podrías expresar esto en términos de medidas modernas, ya sea en el texto o en una nota al pie. Un </w:t>
+      </w:r>
+      <w:r>
+        <w:rPr>
           <w:b/>
           <w:lang w:val="es_ES" w:bidi="es_ES"/>
         </w:rPr>
-        <w:t>"acacias. Su longitud: dos codos, y su ancho: un codo, y su altura: un codo y medio"</w:t>
+        <w:t>codo</w:t>
+      </w:r>
+      <w:r>
+        <w:rPr>
+          <w:lang w:val="es_ES" w:bidi="es_ES"/>
+        </w:rPr>
+        <w:t xml:space="preserve"> es aproximadamente 46 centímetros. Para tu referencia, una conversión más precisa al sistema métrico es: 92 centímetros … 46 centímetros … 69 centímetros</w:t>
       </w:r>
     </w:p>
     <w:p>
@@ -746,20 +454,23 @@
         <w:rPr>
           <w:lang w:val="es_ES" w:bidi="es_ES"/>
         </w:rPr>
-        <w:t xml:space="preserve">Si sería útil para tus lectores, podrías expresar esto en términos de medidas modernas, ya sea en el texto o en una nota al pie. Un </w:t>
-      </w:r>
-      <w:r>
-        <w:rPr>
-          <w:b/>
-          <w:lang w:val="es_ES" w:bidi="es_ES"/>
-        </w:rPr>
-        <w:t>codo</w:t>
-      </w:r>
-      <w:r>
-        <w:rPr>
-          <w:lang w:val="es_ES" w:bidi="es_ES"/>
-        </w:rPr>
-        <w:t xml:space="preserve"> es aproximadamente 46 centímetros. Para tu referencia, una conversión más precisa al sistema métrico es: 92 centímetros … 46 centímetros … 69 centímetros</w:t>
+        <w:t xml:space="preserve">Ver: </w:t>
+      </w:r>
+      <w:r>
+        <w:rPr>
+          <w:lang w:val="es_ES" w:bidi="es_ES"/>
+        </w:rPr>
+        <w:t>Distancia Bíblica</w:t>
+      </w:r>
+      <w:r>
+        <w:rPr>
+          <w:lang w:val="es_ES" w:bidi="es_ES"/>
+        </w:rPr>
+      </w:r>
+      <w:r>
+        <w:rPr>
+          <w:lang w:val="es_ES" w:bidi="es_ES"/>
+        </w:rPr>
       </w:r>
     </w:p>
     <w:p>
@@ -769,38 +480,8 @@
           <w:lang w:val="es_ES" w:bidi="es_ES"/>
         </w:rPr>
       </w:r>
-      <w:r>
-        <w:rPr>
-          <w:lang w:val="es_ES" w:bidi="es_ES"/>
-        </w:rPr>
-        <w:t xml:space="preserve">Ver: </w:t>
-      </w:r>
-      <w:r>
-        <w:rPr>
-          <w:lang w:val="es_ES" w:bidi="es_ES"/>
-        </w:rPr>
-        <w:t>Distancia Bíblica</w:t>
-      </w:r>
-      <w:r>
-        <w:rPr>
-          <w:lang w:val="es_ES" w:bidi="es_ES"/>
-        </w:rPr>
-      </w:r>
-      <w:r>
-        <w:rPr>
-          <w:lang w:val="es_ES" w:bidi="es_ES"/>
-        </w:rPr>
-      </w:r>
     </w:p>
     <w:p>
-      <w:pPr/>
-      <w:r>
-        <w:rPr>
-          <w:lang w:val="es_ES" w:bidi="es_ES"/>
-        </w:rPr>
-      </w:r>
-    </w:p>
-    <w:p>
       <w:pPr>
         <w:pStyle w:val="Heading2"/>
       </w:pPr>
@@ -814,20 +495,6 @@
         <w:rPr>
           <w:lang w:val="es_ES" w:bidi="es_ES"/>
         </w:rPr>
-      </w:r>
-    </w:p>
-    <w:p>
-      <w:pPr/>
-      <w:r>
-        <w:rPr>
-          <w:lang w:val="es_ES" w:bidi="es_ES"/>
-        </w:rPr>
-      </w:r>
-      <w:r>
-        <w:rPr>
-          <w:lang w:val="es_ES" w:bidi="es_ES"/>
-        </w:rPr>
-        <w:t>אֵ֥יל הַ⁠מִּלֻּאִ֖ים</w:t>
       </w:r>
     </w:p>
     <w:p>
@@ -933,20 +600,6 @@
       </w:r>
       <w:r>
         <w:rPr>
-          <w:lang w:val="es_ES" w:bidi="es_ES"/>
-        </w:rPr>
-        <w:t>אַמָּ֨ה &amp; וְ⁠אַמָּ֤ה &amp; וְ⁠אַמָּתַ֖יִם</w:t>
-      </w:r>
-    </w:p>
-    <w:p>
-      <w:pPr/>
-      <w:r>
-        <w:rPr>
-          <w:lang w:val="es_ES" w:bidi="es_ES"/>
-        </w:rPr>
-      </w:r>
-      <w:r>
-        <w:rPr>
           <w:b/>
           <w:lang w:val="es_ES" w:bidi="es_ES"/>
         </w:rPr>
@@ -1138,6 +791,270 @@
           <w:lang w:val="es_ES" w:bidi="es_ES"/>
         </w:rPr>
         <w:t>Dinero Bíblico</w:t>
+      </w:r>
+      <w:r>
+        <w:rPr>
+          <w:lang w:val="es_ES" w:bidi="es_ES"/>
+        </w:rPr>
+      </w:r>
+      <w:r>
+        <w:rPr>
+          <w:lang w:val="es_ES" w:bidi="es_ES"/>
+        </w:rPr>
+      </w:r>
+    </w:p>
+    <w:p>
+      <w:pPr/>
+      <w:r>
+        <w:rPr>
+          <w:lang w:val="es_ES" w:bidi="es_ES"/>
+        </w:rPr>
+      </w:r>
+    </w:p>
+    <w:p>
+      <w:pPr>
+        <w:pStyle w:val="Heading2"/>
+      </w:pPr>
+      <w:r>
+        <w:rPr>
+          <w:lang w:val="es_ES" w:bidi="es_ES"/>
+        </w:rPr>
+        <w:t>Éxodo - Capítulo 1 Introducción</w:t>
+      </w:r>
+      <w:r>
+        <w:rPr>
+          <w:lang w:val="es_ES" w:bidi="es_ES"/>
+        </w:rPr>
+      </w:r>
+    </w:p>
+    <w:p>
+      <w:pPr>
+        <w:pStyle w:val="Heading3"/>
+      </w:pPr>
+      <w:r>
+        <w:rPr>
+          <w:lang w:val="es_ES" w:bidi="es_ES"/>
+        </w:rPr>
+        <w:t>Estructura y Formato</w:t>
+      </w:r>
+    </w:p>
+    <w:p>
+      <w:pPr/>
+      <w:r>
+        <w:rPr>
+          <w:lang w:val="es_ES" w:bidi="es_ES"/>
+        </w:rPr>
+      </w:r>
+      <w:r>
+        <w:rPr>
+          <w:lang w:val="es_ES" w:bidi="es_ES"/>
+        </w:rPr>
+        <w:t>Este capítulo está para facilitar una transición fluida desde el último capítulo del libro de Génesis.</w:t>
+      </w:r>
+    </w:p>
+    <w:p>
+      <w:pPr>
+        <w:pStyle w:val="ListBullet"/>
+        <w:spacing w:line="240" w:lineRule="auto"/>
+        <w:ind w:left="720"/>
+      </w:pPr>
+      <w:r>
+        <w:rPr>
+          <w:lang w:val="es_ES" w:bidi="es_ES"/>
+        </w:rPr>
+      </w:r>
+      <w:r>
+        <w:rPr>
+          <w:lang w:val="es_ES" w:bidi="es_ES"/>
+        </w:rPr>
+        <w:t>v 1–7: La familia de Jacob aumenta</w:t>
+      </w:r>
+    </w:p>
+    <w:p>
+      <w:pPr>
+        <w:pStyle w:val="ListBullet"/>
+        <w:spacing w:line="240" w:lineRule="auto"/>
+        <w:ind w:left="720"/>
+      </w:pPr>
+      <w:r>
+        <w:rPr>
+          <w:lang w:val="es_ES" w:bidi="es_ES"/>
+        </w:rPr>
+      </w:r>
+      <w:r>
+        <w:rPr>
+          <w:lang w:val="es_ES" w:bidi="es_ES"/>
+        </w:rPr>
+        <w:t>v 8–22: El faraón oprime a los israelitas e intenta limitar su crecimiento</w:t>
+      </w:r>
+    </w:p>
+    <w:p>
+      <w:pPr>
+        <w:pStyle w:val="Heading3"/>
+      </w:pPr>
+      <w:r>
+        <w:rPr>
+          <w:lang w:val="es_ES" w:bidi="es_ES"/>
+        </w:rPr>
+        <w:t>Conceptos especiales en este capítulo</w:t>
+      </w:r>
+    </w:p>
+    <w:p>
+      <w:pPr>
+        <w:pStyle w:val="Heading4"/>
+      </w:pPr>
+      <w:r>
+        <w:rPr>
+          <w:lang w:val="es_ES" w:bidi="es_ES"/>
+        </w:rPr>
+        <w:t>Crecimiento de Israel</w:t>
+      </w:r>
+    </w:p>
+    <w:p>
+      <w:pPr/>
+      <w:r>
+        <w:rPr>
+          <w:lang w:val="es_ES" w:bidi="es_ES"/>
+        </w:rPr>
+      </w:r>
+      <w:r>
+        <w:rPr>
+          <w:lang w:val="es_ES" w:bidi="es_ES"/>
+        </w:rPr>
+        <w:t xml:space="preserve">Israel creció en número. Este fue el comienzo del cumplimiento de las promesas de Dios a Abraham. Esto también hizo que el Faraón se preocupara de que hubiera más israelitas que egipcios, lo que podría resultar en que los egipcios no pudieran defenderse contra tanta gente. El Faraón intentó matar a todos los bebés varones para evitar que se convirtieran en soldados que lucharan contra él. (Ver: </w:t>
+      </w:r>
+      <w:r>
+        <w:rPr>
+          <w:lang w:val="es_ES" w:bidi="es_ES"/>
+        </w:rPr>
+        <w:t>Cumplir</w:t>
+      </w:r>
+      <w:r>
+        <w:rPr>
+          <w:lang w:val="es_ES" w:bidi="es_ES"/>
+        </w:rPr>
+        <w:t xml:space="preserve"> y </w:t>
+      </w:r>
+      <w:r>
+        <w:rPr>
+          <w:lang w:val="es_ES" w:bidi="es_ES"/>
+        </w:rPr>
+        <w:t>Pacto</w:t>
+      </w:r>
+      <w:r>
+        <w:rPr>
+          <w:lang w:val="es_ES" w:bidi="es_ES"/>
+        </w:rPr>
+        <w:t>)</w:t>
+      </w:r>
+    </w:p>
+    <w:p>
+      <w:pPr>
+        <w:pStyle w:val="Heading3"/>
+      </w:pPr>
+      <w:r>
+        <w:rPr>
+          <w:lang w:val="es_ES" w:bidi="es_ES"/>
+        </w:rPr>
+        <w:t>Posibles Dificultades de Traducción en este Capítulo</w:t>
+      </w:r>
+    </w:p>
+    <w:p>
+      <w:pPr>
+        <w:pStyle w:val="ListBullet"/>
+        <w:spacing w:line="240" w:lineRule="auto"/>
+        <w:ind w:left="720"/>
+      </w:pPr>
+      <w:r>
+        <w:rPr>
+          <w:lang w:val="es_ES" w:bidi="es_ES"/>
+        </w:rPr>
+      </w:r>
+      <w:r>
+        <w:rPr>
+          <w:lang w:val="es_ES" w:bidi="es_ES"/>
+        </w:rPr>
+        <w:t>“Todos los descendientes de Jacob sumaban un total de 70”. Este número incluía tanto a los hijos como a los nietos de Jacob. Puede generar confusión, pero es importante recordar que Jacob tuvo solo 12 hijos.</w:t>
+      </w:r>
+    </w:p>
+    <w:p>
+      <w:pPr>
+        <w:pStyle w:val="ListBullet"/>
+        <w:spacing w:line="240" w:lineRule="auto"/>
+        <w:ind w:left="720"/>
+      </w:pPr>
+      <w:r>
+        <w:rPr>
+          <w:lang w:val="es_ES" w:bidi="es_ES"/>
+        </w:rPr>
+      </w:r>
+      <w:r>
+        <w:rPr>
+          <w:lang w:val="es_ES" w:bidi="es_ES"/>
+        </w:rPr>
+        <w:t xml:space="preserve">A partir del versículo 7, los términos </w:t>
+      </w:r>
+      <w:r>
+        <w:rPr>
+          <w:b/>
+          <w:lang w:val="es_ES" w:bidi="es_ES"/>
+        </w:rPr>
+        <w:t>hebreos</w:t>
+      </w:r>
+      <w:r>
+        <w:rPr>
+          <w:lang w:val="es_ES" w:bidi="es_ES"/>
+        </w:rPr>
+        <w:t xml:space="preserve"> y </w:t>
+      </w:r>
+      <w:r>
+        <w:rPr>
+          <w:b/>
+          <w:lang w:val="es_ES" w:bidi="es_ES"/>
+        </w:rPr>
+        <w:t>hijos de Israel</w:t>
+      </w:r>
+      <w:r>
+        <w:rPr>
+          <w:lang w:val="es_ES" w:bidi="es_ES"/>
+        </w:rPr>
+        <w:t xml:space="preserve"> se refieren tanto a la nación israelita como al grupo de personas.</w:t>
+      </w:r>
+    </w:p>
+    <w:p>
+      <w:pPr>
+        <w:pStyle w:val="ListBullet"/>
+        <w:spacing w:line="240" w:lineRule="auto"/>
+        <w:ind w:left="720"/>
+      </w:pPr>
+      <w:r>
+        <w:rPr>
+          <w:lang w:val="es_ES" w:bidi="es_ES"/>
+        </w:rPr>
+      </w:r>
+      <w:r>
+        <w:rPr>
+          <w:lang w:val="es_ES" w:bidi="es_ES"/>
+        </w:rPr>
+        <w:t>Dios bendice a las parteras hebreas por mentir al malvado faraón. Los traductores no deben intentar ocultar este hecho. Ellas demostraron su temor a Dios al desobedecer una orden malvada para preservar las vidas del pueblo de Dios.</w:t>
+      </w:r>
+    </w:p>
+    <w:p>
+      <w:pPr>
+        <w:pStyle w:val="ListBullet"/>
+        <w:spacing w:line="240" w:lineRule="auto"/>
+        <w:ind w:left="720"/>
+      </w:pPr>
+      <w:r>
+        <w:rPr>
+          <w:lang w:val="es_ES" w:bidi="es_ES"/>
+        </w:rPr>
+      </w:r>
+      <w:r>
+        <w:rPr>
+          <w:lang w:val="es_ES" w:bidi="es_ES"/>
+        </w:rPr>
+        <w:t>Faraón es una palabra específicamente egipcia para referirse a sus reyes y reinas.</w:t>
       </w:r>
       <w:r>
         <w:rPr>

--- a/spa/docx/02.content.docx
+++ b/spa/docx/02.content.docx
@@ -19,7 +19,7 @@
         <w:rPr>
           <w:lang w:val="es_ES" w:bidi="es_ES"/>
         </w:rPr>
-        <w:t>Resource: Notas de Traducción (unfoldingWord)</w:t>
+        <w:t>Resource: unfoldingWord® Translation Notes</w:t>
       </w:r>
       <w:r>
         <w:rPr>
@@ -90,7 +90,7 @@
         <w:rPr>
           <w:lang w:val="es_ES" w:bidi="es_ES"/>
         </w:rPr>
-        <w:t>Notas de Traducción (unfoldingWord)</w:t>
+        <w:t>unfoldingWord® Translation Notes</w:t>
       </w:r>
     </w:p>
     <w:p>

--- a/spa/docx/02.content.docx
+++ b/spa/docx/02.content.docx
@@ -207,6 +207,20 @@
       </w:r>
       <w:r>
         <w:rPr>
+          <w:lang w:val="es_ES" w:bidi="es_ES"/>
+        </w:rPr>
+        <w:t>נֹֽגְשָׂ֔י⁠ו &amp; אֶת־מַכְאֹבָֽי⁠ו</w:t>
+      </w:r>
+    </w:p>
+    <w:p>
+      <w:pPr/>
+      <w:r>
+        <w:rPr>
+          <w:lang w:val="es_ES" w:bidi="es_ES"/>
+        </w:rPr>
+      </w:r>
+      <w:r>
+        <w:rPr>
           <w:b/>
           <w:lang w:val="es_ES" w:bidi="es_ES"/>
         </w:rPr>
@@ -318,6 +332,20 @@
         <w:rPr>
           <w:lang w:val="es_ES" w:bidi="es_ES"/>
         </w:rPr>
+      </w:r>
+    </w:p>
+    <w:p>
+      <w:pPr/>
+      <w:r>
+        <w:rPr>
+          <w:lang w:val="es_ES" w:bidi="es_ES"/>
+        </w:rPr>
+      </w:r>
+      <w:r>
+        <w:rPr>
+          <w:lang w:val="es_ES" w:bidi="es_ES"/>
+        </w:rPr>
+        <w:t>וְ⁠הָיָה֩ הַ⁠יּ֨וֹם הַ⁠זֶּ֤ה</w:t>
       </w:r>
     </w:p>
     <w:p>
@@ -410,6 +438,20 @@
       </w:r>
       <w:r>
         <w:rPr>
+          <w:lang w:val="es_ES" w:bidi="es_ES"/>
+        </w:rPr>
+        <w:t>אַמָּתַ֤יִם אָרְכּ⁠וֹ֙ וְ⁠אַמָּ֣ה רָחְבּ֔⁠וֹ וְ⁠אַמָּ֥ה וָ⁠חֵ֖צִי קֹמָתֽ⁠וֹ</w:t>
+      </w:r>
+    </w:p>
+    <w:p>
+      <w:pPr/>
+      <w:r>
+        <w:rPr>
+          <w:lang w:val="es_ES" w:bidi="es_ES"/>
+        </w:rPr>
+      </w:r>
+      <w:r>
+        <w:rPr>
           <w:b/>
           <w:lang w:val="es_ES" w:bidi="es_ES"/>
         </w:rPr>
@@ -495,6 +537,20 @@
         <w:rPr>
           <w:lang w:val="es_ES" w:bidi="es_ES"/>
         </w:rPr>
+      </w:r>
+    </w:p>
+    <w:p>
+      <w:pPr/>
+      <w:r>
+        <w:rPr>
+          <w:lang w:val="es_ES" w:bidi="es_ES"/>
+        </w:rPr>
+      </w:r>
+      <w:r>
+        <w:rPr>
+          <w:lang w:val="es_ES" w:bidi="es_ES"/>
+        </w:rPr>
+        <w:t>אֵ֥יל הַ⁠מִּלֻּאִ֖ים</w:t>
       </w:r>
     </w:p>
     <w:p>
@@ -589,6 +645,20 @@
         <w:rPr>
           <w:lang w:val="es_ES" w:bidi="es_ES"/>
         </w:rPr>
+      </w:r>
+    </w:p>
+    <w:p>
+      <w:pPr/>
+      <w:r>
+        <w:rPr>
+          <w:lang w:val="es_ES" w:bidi="es_ES"/>
+        </w:rPr>
+      </w:r>
+      <w:r>
+        <w:rPr>
+          <w:lang w:val="es_ES" w:bidi="es_ES"/>
+        </w:rPr>
+        <w:t>אַמָּ֨ה &amp; וְ⁠אַמָּ֤ה &amp; וְ⁠אַמָּתַ֖יִם</w:t>
       </w:r>
     </w:p>
     <w:p>

--- a/spa/docx/02.content.docx
+++ b/spa/docx/02.content.docx
@@ -190,6 +190,1239 @@
         <w:rPr>
           <w:lang w:val="es_ES" w:bidi="es_ES"/>
         </w:rPr>
+        <w:t>Éxodo - Introducción</w:t>
+      </w:r>
+      <w:r>
+        <w:rPr>
+          <w:lang w:val="es_ES" w:bidi="es_ES"/>
+        </w:rPr>
+      </w:r>
+    </w:p>
+    <w:p>
+      <w:pPr>
+        <w:pStyle w:val="Heading3"/>
+      </w:pPr>
+      <w:r>
+        <w:rPr>
+          <w:lang w:val="es_ES" w:bidi="es_ES"/>
+        </w:rPr>
+        <w:t>Parte 1: Introducción General</w:t>
+      </w:r>
+    </w:p>
+    <w:p>
+      <w:pPr>
+        <w:pStyle w:val="Heading4"/>
+      </w:pPr>
+      <w:r>
+        <w:rPr>
+          <w:lang w:val="es_ES" w:bidi="es_ES"/>
+        </w:rPr>
+        <w:t>Esquema de Éxodo</w:t>
+      </w:r>
+    </w:p>
+    <w:p>
+      <w:pPr>
+        <w:pStyle w:val="ListNumber"/>
+        <w:numPr>
+          <w:ilvl w:val="0"/>
+          <w:numId w:val="14"/>
+        </w:numPr>
+        <w:spacing w:line="240" w:lineRule="auto"/>
+        <w:ind w:left="720"/>
+      </w:pPr>
+      <w:r>
+        <w:rPr>
+          <w:lang w:val="es_ES" w:bidi="es_ES"/>
+        </w:rPr>
+      </w:r>
+      <w:r>
+        <w:rPr>
+          <w:lang w:val="es_ES" w:bidi="es_ES"/>
+        </w:rPr>
+        <w:t>Israel en Egipto; preparativos para salir de la esclavitud (1–11)</w:t>
+      </w:r>
+    </w:p>
+    <w:p>
+      <w:pPr>
+        <w:pStyle w:val="ListBullet"/>
+        <w:spacing w:line="240" w:lineRule="auto"/>
+        <w:ind w:left="1440"/>
+      </w:pPr>
+      <w:r>
+        <w:rPr>
+          <w:lang w:val="es_ES" w:bidi="es_ES"/>
+        </w:rPr>
+      </w:r>
+      <w:r>
+        <w:rPr>
+          <w:lang w:val="es_ES" w:bidi="es_ES"/>
+        </w:rPr>
+        <w:t>Primera genealogía (1:1–6)</w:t>
+      </w:r>
+    </w:p>
+    <w:p>
+      <w:pPr>
+        <w:pStyle w:val="ListBullet"/>
+        <w:spacing w:line="240" w:lineRule="auto"/>
+        <w:ind w:left="1440"/>
+      </w:pPr>
+      <w:r>
+        <w:rPr>
+          <w:lang w:val="es_ES" w:bidi="es_ES"/>
+        </w:rPr>
+      </w:r>
+      <w:r>
+        <w:rPr>
+          <w:lang w:val="es_ES" w:bidi="es_ES"/>
+        </w:rPr>
+        <w:t>Israel como esclavos en Egipto (1:7–22)</w:t>
+      </w:r>
+    </w:p>
+    <w:p>
+      <w:pPr>
+        <w:pStyle w:val="ListBullet"/>
+        <w:spacing w:line="240" w:lineRule="auto"/>
+        <w:ind w:left="1440"/>
+      </w:pPr>
+      <w:r>
+        <w:rPr>
+          <w:lang w:val="es_ES" w:bidi="es_ES"/>
+        </w:rPr>
+      </w:r>
+      <w:r>
+        <w:rPr>
+          <w:lang w:val="es_ES" w:bidi="es_ES"/>
+        </w:rPr>
+        <w:t>La historia de Moisés hasta el momento del Éxodo (2:1–4:26)</w:t>
+      </w:r>
+    </w:p>
+    <w:p>
+      <w:pPr>
+        <w:pStyle w:val="ListBullet"/>
+        <w:spacing w:line="240" w:lineRule="auto"/>
+        <w:ind w:left="1440"/>
+      </w:pPr>
+      <w:r>
+        <w:rPr>
+          <w:lang w:val="es_ES" w:bidi="es_ES"/>
+        </w:rPr>
+      </w:r>
+      <w:r>
+        <w:rPr>
+          <w:lang w:val="es_ES" w:bidi="es_ES"/>
+        </w:rPr>
+        <w:t>Israel sufre en Egipto (4:27–6:13)</w:t>
+      </w:r>
+    </w:p>
+    <w:p>
+      <w:pPr>
+        <w:pStyle w:val="ListBullet"/>
+        <w:spacing w:line="240" w:lineRule="auto"/>
+        <w:ind w:left="1440"/>
+      </w:pPr>
+      <w:r>
+        <w:rPr>
+          <w:lang w:val="es_ES" w:bidi="es_ES"/>
+        </w:rPr>
+      </w:r>
+      <w:r>
+        <w:rPr>
+          <w:lang w:val="es_ES" w:bidi="es_ES"/>
+        </w:rPr>
+        <w:t>Segunda Genealogia (6:14–27)</w:t>
+      </w:r>
+    </w:p>
+    <w:p>
+      <w:pPr>
+        <w:pStyle w:val="ListBullet"/>
+        <w:spacing w:line="240" w:lineRule="auto"/>
+        <w:ind w:left="1440"/>
+      </w:pPr>
+      <w:r>
+        <w:rPr>
+          <w:lang w:val="es_ES" w:bidi="es_ES"/>
+        </w:rPr>
+      </w:r>
+      <w:r>
+        <w:rPr>
+          <w:lang w:val="es_ES" w:bidi="es_ES"/>
+        </w:rPr>
+        <w:t>Moisés y Aarón se presentan ante el Faraón (6:28–7:25)</w:t>
+      </w:r>
+    </w:p>
+    <w:p>
+      <w:pPr>
+        <w:pStyle w:val="ListBullet"/>
+        <w:spacing w:line="240" w:lineRule="auto"/>
+        <w:ind w:left="1440"/>
+      </w:pPr>
+      <w:r>
+        <w:rPr>
+          <w:lang w:val="es_ES" w:bidi="es_ES"/>
+        </w:rPr>
+      </w:r>
+      <w:r>
+        <w:rPr>
+          <w:lang w:val="es_ES" w:bidi="es_ES"/>
+        </w:rPr>
+        <w:t>Las plagas (8:1–11:10)</w:t>
+      </w:r>
+    </w:p>
+    <w:p>
+      <w:pPr>
+        <w:pStyle w:val="ListNumber"/>
+        <w:numPr>
+          <w:ilvl w:val="0"/>
+          <w:numId w:val="15"/>
+        </w:numPr>
+        <w:spacing w:line="240" w:lineRule="auto"/>
+        <w:ind w:left="720"/>
+      </w:pPr>
+      <w:r>
+        <w:rPr>
+          <w:lang w:val="es_ES" w:bidi="es_ES"/>
+        </w:rPr>
+      </w:r>
+      <w:r>
+        <w:rPr>
+          <w:lang w:val="es_ES" w:bidi="es_ES"/>
+        </w:rPr>
+        <w:t>Instrucciones para celebrar la Pascua (12:1–30)</w:t>
+      </w:r>
+    </w:p>
+    <w:p>
+      <w:pPr>
+        <w:pStyle w:val="ListNumber"/>
+        <w:spacing w:line="240" w:lineRule="auto"/>
+        <w:ind w:left="720"/>
+      </w:pPr>
+      <w:r>
+        <w:rPr>
+          <w:lang w:val="es_ES" w:bidi="es_ES"/>
+        </w:rPr>
+      </w:r>
+      <w:r>
+        <w:rPr>
+          <w:lang w:val="es_ES" w:bidi="es_ES"/>
+        </w:rPr>
+        <w:t>De Egipto al Monte Sinaí (12:31–18:27)</w:t>
+      </w:r>
+    </w:p>
+    <w:p>
+      <w:pPr>
+        <w:pStyle w:val="ListBullet"/>
+        <w:spacing w:line="240" w:lineRule="auto"/>
+        <w:ind w:left="1440"/>
+      </w:pPr>
+      <w:r>
+        <w:rPr>
+          <w:lang w:val="es_ES" w:bidi="es_ES"/>
+        </w:rPr>
+      </w:r>
+      <w:r>
+        <w:rPr>
+          <w:lang w:val="es_ES" w:bidi="es_ES"/>
+        </w:rPr>
+        <w:t>La Pascua: preparativos para salir de Egipto y la salida de Egipto (12:31–50, 13:1–22)</w:t>
+      </w:r>
+    </w:p>
+    <w:p>
+      <w:pPr>
+        <w:pStyle w:val="ListBullet"/>
+        <w:spacing w:line="240" w:lineRule="auto"/>
+        <w:ind w:left="1440"/>
+      </w:pPr>
+      <w:r>
+        <w:rPr>
+          <w:lang w:val="es_ES" w:bidi="es_ES"/>
+        </w:rPr>
+      </w:r>
+      <w:r>
+        <w:rPr>
+          <w:lang w:val="es_ES" w:bidi="es_ES"/>
+        </w:rPr>
+        <w:t>Viaje de Egipto al Monte Sinaí (14:1–18:27)</w:t>
+      </w:r>
+    </w:p>
+    <w:p>
+      <w:pPr>
+        <w:pStyle w:val="ListNumber"/>
+        <w:numPr>
+          <w:ilvl w:val="0"/>
+          <w:numId w:val="16"/>
+        </w:numPr>
+        <w:spacing w:line="240" w:lineRule="auto"/>
+        <w:ind w:left="720"/>
+      </w:pPr>
+      <w:r>
+        <w:rPr>
+          <w:lang w:val="es_ES" w:bidi="es_ES"/>
+        </w:rPr>
+      </w:r>
+      <w:r>
+        <w:rPr>
+          <w:lang w:val="es_ES" w:bidi="es_ES"/>
+        </w:rPr>
+        <w:t>Monte Sinaí y la ley (19–40)</w:t>
+      </w:r>
+    </w:p>
+    <w:p>
+      <w:pPr>
+        <w:pStyle w:val="ListBullet"/>
+        <w:spacing w:line="240" w:lineRule="auto"/>
+        <w:ind w:left="1440"/>
+      </w:pPr>
+      <w:r>
+        <w:rPr>
+          <w:lang w:val="es_ES" w:bidi="es_ES"/>
+        </w:rPr>
+      </w:r>
+      <w:r>
+        <w:rPr>
+          <w:lang w:val="es_ES" w:bidi="es_ES"/>
+        </w:rPr>
+        <w:t>Preparativos para el pacto (19:1–25)</w:t>
+      </w:r>
+    </w:p>
+    <w:p>
+      <w:pPr>
+        <w:pStyle w:val="ListBullet"/>
+        <w:spacing w:line="240" w:lineRule="auto"/>
+        <w:ind w:left="1440"/>
+      </w:pPr>
+      <w:r>
+        <w:rPr>
+          <w:lang w:val="es_ES" w:bidi="es_ES"/>
+        </w:rPr>
+      </w:r>
+      <w:r>
+        <w:rPr>
+          <w:lang w:val="es_ES" w:bidi="es_ES"/>
+        </w:rPr>
+        <w:t>Los Diez Mandamientos (20:1–17)</w:t>
+      </w:r>
+    </w:p>
+    <w:p>
+      <w:pPr>
+        <w:pStyle w:val="ListBullet"/>
+        <w:spacing w:line="240" w:lineRule="auto"/>
+        <w:ind w:left="1440"/>
+      </w:pPr>
+      <w:r>
+        <w:rPr>
+          <w:lang w:val="es_ES" w:bidi="es_ES"/>
+        </w:rPr>
+      </w:r>
+      <w:r>
+        <w:rPr>
+          <w:lang w:val="es_ES" w:bidi="es_ES"/>
+        </w:rPr>
+        <w:t>El pacto descrito (20:18–23:33)</w:t>
+      </w:r>
+    </w:p>
+    <w:p>
+      <w:pPr>
+        <w:pStyle w:val="ListBullet"/>
+        <w:spacing w:line="240" w:lineRule="auto"/>
+        <w:ind w:left="1440"/>
+      </w:pPr>
+      <w:r>
+        <w:rPr>
+          <w:lang w:val="es_ES" w:bidi="es_ES"/>
+        </w:rPr>
+      </w:r>
+      <w:r>
+        <w:rPr>
+          <w:lang w:val="es_ES" w:bidi="es_ES"/>
+        </w:rPr>
+        <w:t>El pueblo acepta el pacto; Moisés regresa al Monte Sinaí (24:1–18)</w:t>
+      </w:r>
+    </w:p>
+    <w:p>
+      <w:pPr>
+        <w:pStyle w:val="ListBullet"/>
+        <w:spacing w:line="240" w:lineRule="auto"/>
+        <w:ind w:left="1440"/>
+      </w:pPr>
+      <w:r>
+        <w:rPr>
+          <w:lang w:val="es_ES" w:bidi="es_ES"/>
+        </w:rPr>
+      </w:r>
+      <w:r>
+        <w:rPr>
+          <w:lang w:val="es_ES" w:bidi="es_ES"/>
+        </w:rPr>
+        <w:t>Diseño de la morada y su mobiliario; requisitos para quienes servían en ella; funciones de la morada (25:1–31:18)</w:t>
+      </w:r>
+    </w:p>
+    <w:p>
+      <w:pPr>
+        <w:pStyle w:val="ListBullet"/>
+        <w:spacing w:line="240" w:lineRule="auto"/>
+        <w:ind w:left="1440"/>
+      </w:pPr>
+      <w:r>
+        <w:rPr>
+          <w:lang w:val="es_ES" w:bidi="es_ES"/>
+        </w:rPr>
+      </w:r>
+      <w:r>
+        <w:rPr>
+          <w:lang w:val="es_ES" w:bidi="es_ES"/>
+        </w:rPr>
+        <w:t>El becerro de oro; Moisés intercede por el pueblo (32:1–33:22)</w:t>
+      </w:r>
+    </w:p>
+    <w:p>
+      <w:pPr>
+        <w:pStyle w:val="ListBullet"/>
+        <w:spacing w:line="240" w:lineRule="auto"/>
+        <w:ind w:left="1440"/>
+      </w:pPr>
+      <w:r>
+        <w:rPr>
+          <w:lang w:val="es_ES" w:bidi="es_ES"/>
+        </w:rPr>
+      </w:r>
+      <w:r>
+        <w:rPr>
+          <w:lang w:val="es_ES" w:bidi="es_ES"/>
+        </w:rPr>
+        <w:t>El pacto se describe nuevamente (34:1–35)</w:t>
+      </w:r>
+    </w:p>
+    <w:p>
+      <w:pPr>
+        <w:pStyle w:val="ListBullet"/>
+        <w:spacing w:line="240" w:lineRule="auto"/>
+        <w:ind w:left="1440"/>
+      </w:pPr>
+      <w:r>
+        <w:rPr>
+          <w:lang w:val="es_ES" w:bidi="es_ES"/>
+        </w:rPr>
+      </w:r>
+      <w:r>
+        <w:rPr>
+          <w:lang w:val="es_ES" w:bidi="es_ES"/>
+        </w:rPr>
+        <w:t>Construcción del arca y sus muebles (35:1–38:31) y vestiduras sacerdotales (39:1–43, 40:1–33)</w:t>
+      </w:r>
+    </w:p>
+    <w:p>
+      <w:pPr>
+        <w:pStyle w:val="ListBullet"/>
+        <w:spacing w:line="240" w:lineRule="auto"/>
+        <w:ind w:left="1440"/>
+      </w:pPr>
+      <w:r>
+        <w:rPr>
+          <w:lang w:val="es_ES" w:bidi="es_ES"/>
+        </w:rPr>
+      </w:r>
+      <w:r>
+        <w:rPr>
+          <w:lang w:val="es_ES" w:bidi="es_ES"/>
+        </w:rPr>
+        <w:t>La nube (40:34–38)</w:t>
+      </w:r>
+    </w:p>
+    <w:p>
+      <w:pPr>
+        <w:pStyle w:val="Heading4"/>
+      </w:pPr>
+      <w:r>
+        <w:rPr>
+          <w:lang w:val="es_ES" w:bidi="es_ES"/>
+        </w:rPr>
+        <w:t>¿Cuál es el tema del libro del Éxodo?</w:t>
+      </w:r>
+    </w:p>
+    <w:p>
+      <w:pPr/>
+      <w:r>
+        <w:rPr>
+          <w:lang w:val="es_ES" w:bidi="es_ES"/>
+        </w:rPr>
+      </w:r>
+      <w:r>
+        <w:rPr>
+          <w:lang w:val="es_ES" w:bidi="es_ES"/>
+        </w:rPr>
+        <w:t>Éxodo continúa la historia del libro anterior, Génesis. La primera mitad de Éxodo narra cómo Jehová transformó a los descendientes de Abraham en una nación. Esta nación, que se llamaría "Israel", estaba destinada a pertenecer a Jehová y adorarlo. La segunda mitad de Éxodo describe cómo Dios entregó su ley a los israelitas a través de Moisés. La ley de Moisés les enseñó a los israelitas cómo obedecer y adorar a Jehová de manera adecuada.</w:t>
+      </w:r>
+    </w:p>
+    <w:p>
+      <w:pPr/>
+      <w:r>
+        <w:rPr>
+          <w:lang w:val="es_ES" w:bidi="es_ES"/>
+        </w:rPr>
+      </w:r>
+      <w:r>
+        <w:rPr>
+          <w:lang w:val="es_ES" w:bidi="es_ES"/>
+        </w:rPr>
+        <w:t xml:space="preserve">El libro del Éxodo relata cómo los israelitas debían construir la Morada, una tienda donde Jehová estaría entre su pueblo. En la Morada, los israelitas adoraban y sacrificaban animales a Jehová. (Ver: </w:t>
+      </w:r>
+      <w:r>
+        <w:rPr>
+          <w:lang w:val="es_ES" w:bidi="es_ES"/>
+        </w:rPr>
+        <w:t>Ley de Moisés</w:t>
+      </w:r>
+      <w:r>
+        <w:rPr>
+          <w:lang w:val="es_ES" w:bidi="es_ES"/>
+        </w:rPr>
+        <w:t xml:space="preserve"> y </w:t>
+      </w:r>
+      <w:r>
+        <w:rPr>
+          <w:lang w:val="es_ES" w:bidi="es_ES"/>
+        </w:rPr>
+        <w:t>Tabernáculo</w:t>
+      </w:r>
+      <w:r>
+        <w:rPr>
+          <w:lang w:val="es_ES" w:bidi="es_ES"/>
+        </w:rPr>
+        <w:t>)</w:t>
+      </w:r>
+    </w:p>
+    <w:p>
+      <w:pPr>
+        <w:pStyle w:val="Heading4"/>
+      </w:pPr>
+      <w:r>
+        <w:rPr>
+          <w:lang w:val="es_ES" w:bidi="es_ES"/>
+        </w:rPr>
+        <w:t>¿Cómo se debería traducir el título de este libro?</w:t>
+      </w:r>
+    </w:p>
+    <w:p>
+      <w:pPr/>
+      <w:r>
+        <w:rPr>
+          <w:lang w:val="es_ES" w:bidi="es_ES"/>
+        </w:rPr>
+      </w:r>
+      <w:r>
+        <w:rPr>
+          <w:lang w:val="es_ES" w:bidi="es_ES"/>
+        </w:rPr>
+        <w:t xml:space="preserve">“Éxodo” significa “salida” o “partida”. Los traductores pueden traducir este título de una manera que comunique claramente su tema, por ejemplo, “Sobre la Salida de los Israelitas de Egipto” o “Cómo los Israelitas Salieron de la Tierra de Egipto”. (Ver: </w:t>
+      </w:r>
+      <w:r>
+        <w:rPr>
+          <w:lang w:val="es_ES" w:bidi="es_ES"/>
+        </w:rPr>
+        <w:t>Cómo Traducir Nombres</w:t>
+      </w:r>
+      <w:r>
+        <w:rPr>
+          <w:lang w:val="es_ES" w:bidi="es_ES"/>
+        </w:rPr>
+        <w:t>)</w:t>
+      </w:r>
+    </w:p>
+    <w:p>
+      <w:pPr>
+        <w:pStyle w:val="Heading4"/>
+      </w:pPr>
+      <w:r>
+        <w:rPr>
+          <w:lang w:val="es_ES" w:bidi="es_ES"/>
+        </w:rPr>
+        <w:t>¿Quién es el autor del libro del Éxodo?</w:t>
+      </w:r>
+    </w:p>
+    <w:p>
+      <w:pPr/>
+      <w:r>
+        <w:rPr>
+          <w:lang w:val="es_ES" w:bidi="es_ES"/>
+        </w:rPr>
+      </w:r>
+      <w:r>
+        <w:rPr>
+          <w:lang w:val="es_ES" w:bidi="es_ES"/>
+        </w:rPr>
+        <w:t>Los escritores de ambos Testamentos, el Antiguo y el Nuevo, presentan a Moisés como profundamente involucrado en la escritura del libro del Éxodo. Desde tiempos antiguos, tanto judíos como cristianos han creído que Moisés escribió Génesis, Éxodo, Levítico, Números y Deuteronomio.</w:t>
+      </w:r>
+    </w:p>
+    <w:p>
+      <w:pPr>
+        <w:pStyle w:val="Heading4"/>
+      </w:pPr>
+      <w:r>
+        <w:rPr>
+          <w:lang w:val="es_ES" w:bidi="es_ES"/>
+        </w:rPr>
+        <w:t>¿Por qué Moisés escribió tanto sobre Dios liberando o rescatando al pueblo de Israel?</w:t>
+      </w:r>
+    </w:p>
+    <w:p>
+      <w:pPr/>
+      <w:r>
+        <w:rPr>
+          <w:lang w:val="es_ES" w:bidi="es_ES"/>
+        </w:rPr>
+      </w:r>
+      <w:r>
+        <w:rPr>
+          <w:lang w:val="es_ES" w:bidi="es_ES"/>
+        </w:rPr>
+        <w:t>Moisés escribió extensamente sobre cómo Dios rescató a su pueblo de los egipcios para demostrar que Jehová es sumamente poderoso. En ese momento, Egipto era una nación muy influyente en la región, pero Jehová logró liberar a los israelitas de los egipcios. Al rescatar a los israelitas, Jehová también demostró que los había elegido como su pueblo y que debían adorarlo.</w:t>
+      </w:r>
+    </w:p>
+    <w:p>
+      <w:pPr>
+        <w:pStyle w:val="Heading4"/>
+      </w:pPr>
+      <w:r>
+        <w:rPr>
+          <w:lang w:val="es_ES" w:bidi="es_ES"/>
+        </w:rPr>
+        <w:t>¿Cómo muestra el libro del Éxodo el cumplimiento de las promesas hechas a Abraham?</w:t>
+      </w:r>
+    </w:p>
+    <w:p>
+      <w:pPr/>
+      <w:r>
+        <w:rPr>
+          <w:lang w:val="es_ES" w:bidi="es_ES"/>
+        </w:rPr>
+      </w:r>
+      <w:r>
+        <w:rPr>
+          <w:lang w:val="es_ES" w:bidi="es_ES"/>
+        </w:rPr>
+        <w:t>El libro del Éxodo muestra a Dios comenzando a cumplir su promesa a Abraham. En Génesis, Dios promete a Abraham que tendrá muchos descendientes y que se convertirán en una gran nación. Cuando Dios rescató a los israelitas de los egipcios, los llevó al Monte Sinaí. Allí hizo un pacto con ellos, y se convirtieron en la nación que pertenecía a Jehová.</w:t>
+      </w:r>
+    </w:p>
+    <w:p>
+      <w:pPr>
+        <w:pStyle w:val="Heading3"/>
+      </w:pPr>
+      <w:r>
+        <w:rPr>
+          <w:lang w:val="es_ES" w:bidi="es_ES"/>
+        </w:rPr>
+        <w:t>Parte 2: Conceptos religiosos y culturales relevantes</w:t>
+      </w:r>
+    </w:p>
+    <w:p>
+      <w:pPr>
+        <w:pStyle w:val="Heading4"/>
+      </w:pPr>
+      <w:r>
+        <w:rPr>
+          <w:lang w:val="es_ES" w:bidi="es_ES"/>
+        </w:rPr>
+        <w:t>¿Qué es la Pascua judía?</w:t>
+      </w:r>
+    </w:p>
+    <w:p>
+      <w:pPr/>
+      <w:r>
+        <w:rPr>
+          <w:lang w:val="es_ES" w:bidi="es_ES"/>
+        </w:rPr>
+      </w:r>
+      <w:r>
+        <w:rPr>
+          <w:lang w:val="es_ES" w:bidi="es_ES"/>
+        </w:rPr>
+        <w:t xml:space="preserve">La Pascua judía era un festival religioso que Jehová ordenó a los israelitas celebrar cada año. Era un momento para recordar cómo Dios rescató a Israel de los egipcios. La primera comida de Pascua se consumió por la noche, justo antes de que salieran de Egipto. (Ver: </w:t>
+      </w:r>
+      <w:r>
+        <w:rPr>
+          <w:lang w:val="es_ES" w:bidi="es_ES"/>
+        </w:rPr>
+        <w:t>Pascua</w:t>
+      </w:r>
+      <w:r>
+        <w:rPr>
+          <w:lang w:val="es_ES" w:bidi="es_ES"/>
+        </w:rPr>
+        <w:t>)</w:t>
+      </w:r>
+    </w:p>
+    <w:p>
+      <w:pPr>
+        <w:pStyle w:val="Heading4"/>
+      </w:pPr>
+      <w:r>
+        <w:rPr>
+          <w:lang w:val="es_ES" w:bidi="es_ES"/>
+        </w:rPr>
+        <w:t>¿Cuál era la ley de Moisés para el pueblo de Israel?</w:t>
+      </w:r>
+    </w:p>
+    <w:p>
+      <w:pPr/>
+      <w:r>
+        <w:rPr>
+          <w:lang w:val="es_ES" w:bidi="es_ES"/>
+        </w:rPr>
+      </w:r>
+      <w:r>
+        <w:rPr>
+          <w:lang w:val="es_ES" w:bidi="es_ES"/>
+        </w:rPr>
+        <w:t>La ley de Moisés instruyó al pueblo de Israel sobre lo que Jehová requería de ellos como su pueblo. En la ley, Dios les indicó cómo debían vivir para honrarlo. También les enseñó la necesidad de ofrecer sacrificios de animales. Dios exigía estos sacrificios para perdonar sus pecados y seguir viviendo entre ellos. La ley también detallaba los deberes de los sacerdotes y explicaba cómo construir la Morada.</w:t>
+      </w:r>
+    </w:p>
+    <w:p>
+      <w:pPr>
+        <w:pStyle w:val="Heading4"/>
+      </w:pPr>
+      <w:r>
+        <w:rPr>
+          <w:lang w:val="es_ES" w:bidi="es_ES"/>
+        </w:rPr>
+        <w:t>¿Qué significaba que Israel debía ser un “reino de sacerdotes y una nación santa” (</w:t>
+      </w:r>
+      <w:hyperlink r:id="rId13">
+        <w:r>
+          <w:rPr>
+            <w:lang w:val="es_ES" w:bidi="es_ES"/>
+          </w:rPr>
+          <w:rPr>
+            <w:color w:val="0000EE"/>
+            <w:u w:val="single"/>
+          </w:rPr>
+          <w:t>19:6</w:t>
+        </w:r>
+      </w:hyperlink>
+      <w:r>
+        <w:rPr>
+          <w:lang w:val="es_ES" w:bidi="es_ES"/>
+        </w:rPr>
+        <w:t xml:space="preserve"> ULT)?</w:t>
+      </w:r>
+    </w:p>
+    <w:p>
+      <w:pPr/>
+      <w:r>
+        <w:rPr>
+          <w:lang w:val="es_ES" w:bidi="es_ES"/>
+        </w:rPr>
+      </w:r>
+      <w:r>
+        <w:rPr>
+          <w:lang w:val="es_ES" w:bidi="es_ES"/>
+        </w:rPr>
+        <w:t>Israel era una nación santa porque Jehová los había separado de todas las demás naciones para que le pertenecieran. Debían honrarlo y adorarlo únicamente a él. Esto los hacía diferentes de todas las demás naciones del mundo, ya que las otras naciones adoraban a muchos dioses falsos.</w:t>
+      </w:r>
+    </w:p>
+    <w:p>
+      <w:pPr>
+        <w:pStyle w:val="Heading3"/>
+      </w:pPr>
+      <w:r>
+        <w:rPr>
+          <w:lang w:val="es_ES" w:bidi="es_ES"/>
+        </w:rPr>
+        <w:t>Parte 3: Aspectos Importantes de la Traducción</w:t>
+      </w:r>
+    </w:p>
+    <w:p>
+      <w:pPr>
+        <w:pStyle w:val="Heading4"/>
+      </w:pPr>
+      <w:r>
+        <w:rPr>
+          <w:lang w:val="es_ES" w:bidi="es_ES"/>
+        </w:rPr>
+        <w:t>Así dice el Señor</w:t>
+      </w:r>
+    </w:p>
+    <w:p>
+      <w:pPr/>
+      <w:r>
+        <w:rPr>
+          <w:lang w:val="es_ES" w:bidi="es_ES"/>
+        </w:rPr>
+      </w:r>
+      <w:r>
+        <w:rPr>
+          <w:lang w:val="es_ES" w:bidi="es_ES"/>
+        </w:rPr>
+        <w:t>Esta frase se utiliza frecuentemente en el Antiguo Testamento para introducir el discurso de Jehová. Su equipo debería elegir una traducción estándar. Consulte el capítulo 4 de la Introducción para más información.</w:t>
+      </w:r>
+    </w:p>
+    <w:p>
+      <w:pPr>
+        <w:pStyle w:val="Heading4"/>
+      </w:pPr>
+      <w:r>
+        <w:rPr>
+          <w:lang w:val="es_ES" w:bidi="es_ES"/>
+        </w:rPr>
+        <w:t>El terco corazón del faraón</w:t>
+      </w:r>
+    </w:p>
+    <w:p>
+      <w:pPr/>
+      <w:r>
+        <w:rPr>
+          <w:lang w:val="es_ES" w:bidi="es_ES"/>
+        </w:rPr>
+      </w:r>
+      <w:r>
+        <w:rPr>
+          <w:lang w:val="es_ES" w:bidi="es_ES"/>
+        </w:rPr>
+        <w:t>Entre los capítulos 4 y 14, hay 18 casos en los que el corazón del Faraón se describe como fuerte, pesado o duro, y un caso en el que se describe el corazón de los egipcios como fuerte. Estas son metáforas de ser terco, es decir, no estar dispuesto a obedecer a Jehová o incluso a actuar en su propio interés y en el de Egipto. Muchas culturas tienen metáforas similares, pero no todas usan la misma parte del cuerpo. Dentro de estos casos, seis veces hay una descripción neutral de que el Faraón fue terco, sin indicar que alguien lo hizo así (</w:t>
+      </w:r>
+      <w:hyperlink r:id="rId14">
+        <w:r>
+          <w:rPr>
+            <w:lang w:val="es_ES" w:bidi="es_ES"/>
+          </w:rPr>
+          <w:rPr>
+            <w:color w:val="0000EE"/>
+            <w:u w:val="single"/>
+          </w:rPr>
+          <w:t>7:13</w:t>
+        </w:r>
+      </w:hyperlink>
+      <w:r>
+        <w:rPr>
+          <w:lang w:val="es_ES" w:bidi="es_ES"/>
+        </w:rPr>
+        <w:t xml:space="preserve">, </w:t>
+      </w:r>
+      <w:hyperlink r:id="rId15">
+        <w:r>
+          <w:rPr>
+            <w:lang w:val="es_ES" w:bidi="es_ES"/>
+          </w:rPr>
+          <w:rPr>
+            <w:color w:val="0000EE"/>
+            <w:u w:val="single"/>
+          </w:rPr>
+          <w:t>7:14</w:t>
+        </w:r>
+      </w:hyperlink>
+      <w:r>
+        <w:rPr>
+          <w:lang w:val="es_ES" w:bidi="es_ES"/>
+        </w:rPr>
+        <w:t xml:space="preserve">, </w:t>
+      </w:r>
+      <w:hyperlink r:id="rId16">
+        <w:r>
+          <w:rPr>
+            <w:lang w:val="es_ES" w:bidi="es_ES"/>
+          </w:rPr>
+          <w:rPr>
+            <w:color w:val="0000EE"/>
+            <w:u w:val="single"/>
+          </w:rPr>
+          <w:t>7:22</w:t>
+        </w:r>
+      </w:hyperlink>
+      <w:r>
+        <w:rPr>
+          <w:lang w:val="es_ES" w:bidi="es_ES"/>
+        </w:rPr>
+        <w:t xml:space="preserve">, </w:t>
+      </w:r>
+      <w:hyperlink r:id="rId17">
+        <w:r>
+          <w:rPr>
+            <w:lang w:val="es_ES" w:bidi="es_ES"/>
+          </w:rPr>
+          <w:rPr>
+            <w:color w:val="0000EE"/>
+            <w:u w:val="single"/>
+          </w:rPr>
+          <w:t>8:19</w:t>
+        </w:r>
+      </w:hyperlink>
+      <w:r>
+        <w:rPr>
+          <w:lang w:val="es_ES" w:bidi="es_ES"/>
+        </w:rPr>
+        <w:t xml:space="preserve">, </w:t>
+      </w:r>
+      <w:hyperlink r:id="rId18">
+        <w:r>
+          <w:rPr>
+            <w:lang w:val="es_ES" w:bidi="es_ES"/>
+          </w:rPr>
+          <w:rPr>
+            <w:color w:val="0000EE"/>
+            <w:u w:val="single"/>
+          </w:rPr>
+          <w:t>9:7</w:t>
+        </w:r>
+      </w:hyperlink>
+      <w:r>
+        <w:rPr>
+          <w:lang w:val="es_ES" w:bidi="es_ES"/>
+        </w:rPr>
+        <w:t xml:space="preserve">, </w:t>
+      </w:r>
+      <w:hyperlink r:id="rId19">
+        <w:r>
+          <w:rPr>
+            <w:lang w:val="es_ES" w:bidi="es_ES"/>
+          </w:rPr>
+          <w:rPr>
+            <w:color w:val="0000EE"/>
+            <w:u w:val="single"/>
+          </w:rPr>
+          <w:t>9:35</w:t>
+        </w:r>
+      </w:hyperlink>
+      <w:r>
+        <w:rPr>
+          <w:lang w:val="es_ES" w:bidi="es_ES"/>
+        </w:rPr>
+        <w:t>); tres veces el Faraón se hace terco a sí mismo (</w:t>
+      </w:r>
+      <w:hyperlink r:id="rId20">
+        <w:r>
+          <w:rPr>
+            <w:lang w:val="es_ES" w:bidi="es_ES"/>
+          </w:rPr>
+          <w:rPr>
+            <w:color w:val="0000EE"/>
+            <w:u w:val="single"/>
+          </w:rPr>
+          <w:t>8:15</w:t>
+        </w:r>
+      </w:hyperlink>
+      <w:r>
+        <w:rPr>
+          <w:lang w:val="es_ES" w:bidi="es_ES"/>
+        </w:rPr>
+        <w:t xml:space="preserve">, </w:t>
+      </w:r>
+      <w:hyperlink r:id="rId21">
+        <w:r>
+          <w:rPr>
+            <w:lang w:val="es_ES" w:bidi="es_ES"/>
+          </w:rPr>
+          <w:rPr>
+            <w:color w:val="0000EE"/>
+            <w:u w:val="single"/>
+          </w:rPr>
+          <w:t>8:32</w:t>
+        </w:r>
+      </w:hyperlink>
+      <w:r>
+        <w:rPr>
+          <w:lang w:val="es_ES" w:bidi="es_ES"/>
+        </w:rPr>
+        <w:t xml:space="preserve">, </w:t>
+      </w:r>
+      <w:hyperlink r:id="rId22">
+        <w:r>
+          <w:rPr>
+            <w:lang w:val="es_ES" w:bidi="es_ES"/>
+          </w:rPr>
+          <w:rPr>
+            <w:color w:val="0000EE"/>
+            <w:u w:val="single"/>
+          </w:rPr>
+          <w:t>9:34</w:t>
+        </w:r>
+      </w:hyperlink>
+      <w:r>
+        <w:rPr>
+          <w:lang w:val="es_ES" w:bidi="es_ES"/>
+        </w:rPr>
+        <w:t>); y diez veces Jehová hace que el Faraón/los egipcios sean tercos (</w:t>
+      </w:r>
+      <w:hyperlink r:id="rId23">
+        <w:r>
+          <w:rPr>
+            <w:lang w:val="es_ES" w:bidi="es_ES"/>
+          </w:rPr>
+          <w:rPr>
+            <w:color w:val="0000EE"/>
+            <w:u w:val="single"/>
+          </w:rPr>
+          <w:t>4:21</w:t>
+        </w:r>
+      </w:hyperlink>
+      <w:r>
+        <w:rPr>
+          <w:lang w:val="es_ES" w:bidi="es_ES"/>
+        </w:rPr>
+        <w:t xml:space="preserve">, </w:t>
+      </w:r>
+      <w:hyperlink r:id="rId24">
+        <w:r>
+          <w:rPr>
+            <w:lang w:val="es_ES" w:bidi="es_ES"/>
+          </w:rPr>
+          <w:rPr>
+            <w:color w:val="0000EE"/>
+            <w:u w:val="single"/>
+          </w:rPr>
+          <w:t>7:3</w:t>
+        </w:r>
+      </w:hyperlink>
+      <w:r>
+        <w:rPr>
+          <w:lang w:val="es_ES" w:bidi="es_ES"/>
+        </w:rPr>
+        <w:t xml:space="preserve">, </w:t>
+      </w:r>
+      <w:hyperlink r:id="rId25">
+        <w:r>
+          <w:rPr>
+            <w:lang w:val="es_ES" w:bidi="es_ES"/>
+          </w:rPr>
+          <w:rPr>
+            <w:color w:val="0000EE"/>
+            <w:u w:val="single"/>
+          </w:rPr>
+          <w:t>9:12</w:t>
+        </w:r>
+      </w:hyperlink>
+      <w:r>
+        <w:rPr>
+          <w:lang w:val="es_ES" w:bidi="es_ES"/>
+        </w:rPr>
+        <w:t xml:space="preserve">, </w:t>
+      </w:r>
+      <w:hyperlink r:id="rId26">
+        <w:r>
+          <w:rPr>
+            <w:lang w:val="es_ES" w:bidi="es_ES"/>
+          </w:rPr>
+          <w:rPr>
+            <w:color w:val="0000EE"/>
+            <w:u w:val="single"/>
+          </w:rPr>
+          <w:t>10:1</w:t>
+        </w:r>
+      </w:hyperlink>
+      <w:r>
+        <w:rPr>
+          <w:lang w:val="es_ES" w:bidi="es_ES"/>
+        </w:rPr>
+        <w:t xml:space="preserve">, </w:t>
+      </w:r>
+      <w:hyperlink r:id="rId27">
+        <w:r>
+          <w:rPr>
+            <w:lang w:val="es_ES" w:bidi="es_ES"/>
+          </w:rPr>
+          <w:rPr>
+            <w:color w:val="0000EE"/>
+            <w:u w:val="single"/>
+          </w:rPr>
+          <w:t>10:20</w:t>
+        </w:r>
+      </w:hyperlink>
+      <w:r>
+        <w:rPr>
+          <w:lang w:val="es_ES" w:bidi="es_ES"/>
+        </w:rPr>
+        <w:t xml:space="preserve">, </w:t>
+      </w:r>
+      <w:hyperlink r:id="rId28">
+        <w:r>
+          <w:rPr>
+            <w:lang w:val="es_ES" w:bidi="es_ES"/>
+          </w:rPr>
+          <w:rPr>
+            <w:color w:val="0000EE"/>
+            <w:u w:val="single"/>
+          </w:rPr>
+          <w:t>10:27</w:t>
+        </w:r>
+      </w:hyperlink>
+      <w:r>
+        <w:rPr>
+          <w:lang w:val="es_ES" w:bidi="es_ES"/>
+        </w:rPr>
+        <w:t xml:space="preserve">, </w:t>
+      </w:r>
+      <w:hyperlink r:id="rId29">
+        <w:r>
+          <w:rPr>
+            <w:lang w:val="es_ES" w:bidi="es_ES"/>
+          </w:rPr>
+          <w:rPr>
+            <w:color w:val="0000EE"/>
+            <w:u w:val="single"/>
+          </w:rPr>
+          <w:t>11:10</w:t>
+        </w:r>
+      </w:hyperlink>
+      <w:r>
+        <w:rPr>
+          <w:lang w:val="es_ES" w:bidi="es_ES"/>
+        </w:rPr>
+        <w:t xml:space="preserve">, </w:t>
+      </w:r>
+      <w:hyperlink r:id="rId30">
+        <w:r>
+          <w:rPr>
+            <w:lang w:val="es_ES" w:bidi="es_ES"/>
+          </w:rPr>
+          <w:rPr>
+            <w:color w:val="0000EE"/>
+            <w:u w:val="single"/>
+          </w:rPr>
+          <w:t>14:4</w:t>
+        </w:r>
+      </w:hyperlink>
+      <w:r>
+        <w:rPr>
+          <w:lang w:val="es_ES" w:bidi="es_ES"/>
+        </w:rPr>
+        <w:t xml:space="preserve">, </w:t>
+      </w:r>
+      <w:hyperlink r:id="rId31">
+        <w:r>
+          <w:rPr>
+            <w:lang w:val="es_ES" w:bidi="es_ES"/>
+          </w:rPr>
+          <w:rPr>
+            <w:color w:val="0000EE"/>
+            <w:u w:val="single"/>
+          </w:rPr>
+          <w:t>14:8</w:t>
+        </w:r>
+      </w:hyperlink>
+      <w:r>
+        <w:rPr>
+          <w:lang w:val="es_ES" w:bidi="es_ES"/>
+        </w:rPr>
+        <w:t xml:space="preserve">, </w:t>
+      </w:r>
+      <w:hyperlink r:id="rId32">
+        <w:r>
+          <w:rPr>
+            <w:lang w:val="es_ES" w:bidi="es_ES"/>
+          </w:rPr>
+          <w:rPr>
+            <w:color w:val="0000EE"/>
+            <w:u w:val="single"/>
+          </w:rPr>
+          <w:t>14:17</w:t>
+        </w:r>
+      </w:hyperlink>
+      <w:r>
+        <w:rPr>
+          <w:lang w:val="es_ES" w:bidi="es_ES"/>
+        </w:rPr>
+        <w:t>).</w:t>
+      </w:r>
+    </w:p>
+    <w:p>
+      <w:pPr>
+        <w:pStyle w:val="Heading4"/>
+      </w:pPr>
+      <w:r>
+        <w:rPr>
+          <w:lang w:val="es_ES" w:bidi="es_ES"/>
+        </w:rPr>
+        <w:t>¿Por qué se repiten los detalles de la construcción de la Morada en Éxodo 25–32 y en Éxodo 35–40?</w:t>
+      </w:r>
+    </w:p>
+    <w:p>
+      <w:pPr/>
+      <w:r>
+        <w:rPr>
+          <w:lang w:val="es_ES" w:bidi="es_ES"/>
+        </w:rPr>
+      </w:r>
+      <w:r>
+        <w:rPr>
+          <w:lang w:val="es_ES" w:bidi="es_ES"/>
+        </w:rPr>
+        <w:t>En Éxodo 25–32, Dios describe con precisión cómo debía construirse la Morada. Los detalles se repiten en Éxodo 35–40 al describir la construcción real. Esto demuestra que el pueblo fue cuidadoso en cumplir exactamente lo que Dios ordenó.</w:t>
+      </w:r>
+    </w:p>
+    <w:p>
+      <w:pPr>
+        <w:pStyle w:val="Heading4"/>
+      </w:pPr>
+      <w:r>
+        <w:rPr>
+          <w:lang w:val="es_ES" w:bidi="es_ES"/>
+        </w:rPr>
+        <w:t>¿Los eventos están en el orden en que realmente ocurrieron?</w:t>
+      </w:r>
+    </w:p>
+    <w:p>
+      <w:pPr/>
+      <w:r>
+        <w:rPr>
+          <w:lang w:val="es_ES" w:bidi="es_ES"/>
+        </w:rPr>
+      </w:r>
+      <w:r>
+        <w:rPr>
+          <w:lang w:val="es_ES" w:bidi="es_ES"/>
+        </w:rPr>
+        <w:t>La mayoría de los eventos en el libro del Éxodo se narran en el orden en que realmente ocurrieron, aunque no todos. Los traductores pueden necesitar aclarar cuando los eventos están en un orden inusual.</w:t>
+      </w:r>
+    </w:p>
+    <w:p>
+      <w:pPr>
+        <w:pStyle w:val="Heading4"/>
+      </w:pPr>
+      <w:r>
+        <w:rPr>
+          <w:lang w:val="es_ES" w:bidi="es_ES"/>
+        </w:rPr>
+        <w:t>¿Qué significa que Dios "habitó" entre su pueblo?</w:t>
+      </w:r>
+    </w:p>
+    <w:p>
+      <w:pPr/>
+      <w:r>
+        <w:rPr>
+          <w:lang w:val="es_ES" w:bidi="es_ES"/>
+        </w:rPr>
+      </w:r>
+      <w:r>
+        <w:rPr>
+          <w:lang w:val="es_ES" w:bidi="es_ES"/>
+        </w:rPr>
+        <w:t>El libro del Éxodo muestra a Dios residiendo en la Morada entre la nación de Israel. Aunque Dios está en todas partes, habitaba entre los israelitas de manera especial. Dios vivió con los israelitas porque le pertenecían. Él promete guiarlos y bendecirlos. A cambio, el pueblo debía adorarlo y honrarlo.</w:t>
+      </w:r>
+      <w:r>
+        <w:rPr>
+          <w:lang w:val="es_ES" w:bidi="es_ES"/>
+        </w:rPr>
+      </w:r>
+      <w:r>
+        <w:rPr>
+          <w:lang w:val="es_ES" w:bidi="es_ES"/>
+        </w:rPr>
+      </w:r>
+    </w:p>
+    <w:p>
+      <w:pPr/>
+      <w:r>
+        <w:rPr>
+          <w:lang w:val="es_ES" w:bidi="es_ES"/>
+        </w:rPr>
+      </w:r>
+    </w:p>
+    <w:p>
+      <w:pPr>
+        <w:pStyle w:val="Heading2"/>
+      </w:pPr>
+      <w:r>
+        <w:rPr>
+          <w:lang w:val="es_ES" w:bidi="es_ES"/>
+        </w:rPr>
         <w:t>Éxodo 3:7 (#8)</w:t>
       </w:r>
       <w:r>
@@ -376,7 +1609,7 @@
         </w:rPr>
         <w:t xml:space="preserve">Los versículos </w:t>
       </w:r>
-      <w:hyperlink r:id="rId13">
+      <w:hyperlink r:id="rId33">
         <w:r>
           <w:rPr>
             <w:lang w:val="es_ES" w:bidi="es_ES"/>
@@ -594,7 +1827,7 @@
         </w:rPr>
         <w:t xml:space="preserve"> se refiere al segundo carnero, el que se describe en </w:t>
       </w:r>
-      <w:hyperlink r:id="rId14">
+      <w:hyperlink r:id="rId34">
         <w:r>
           <w:rPr>
             <w:lang w:val="es_ES" w:bidi="es_ES"/>
@@ -824,7 +2057,7 @@
         </w:rPr>
         <w:t xml:space="preserve">Mira cómo tradujiste esto en </w:t>
       </w:r>
-      <w:hyperlink r:id="rId15">
+      <w:hyperlink r:id="rId35">
         <w:r>
           <w:rPr>
             <w:lang w:val="es_ES" w:bidi="es_ES"/>
@@ -1125,6 +2358,588 @@
           <w:lang w:val="es_ES" w:bidi="es_ES"/>
         </w:rPr>
         <w:t>Faraón es una palabra específicamente egipcia para referirse a sus reyes y reinas.</w:t>
+      </w:r>
+      <w:r>
+        <w:rPr>
+          <w:lang w:val="es_ES" w:bidi="es_ES"/>
+        </w:rPr>
+      </w:r>
+      <w:r>
+        <w:rPr>
+          <w:lang w:val="es_ES" w:bidi="es_ES"/>
+        </w:rPr>
+      </w:r>
+    </w:p>
+    <w:p>
+      <w:pPr/>
+      <w:r>
+        <w:rPr>
+          <w:lang w:val="es_ES" w:bidi="es_ES"/>
+        </w:rPr>
+      </w:r>
+    </w:p>
+    <w:p>
+      <w:pPr>
+        <w:pStyle w:val="Heading2"/>
+      </w:pPr>
+      <w:r>
+        <w:rPr>
+          <w:lang w:val="es_ES" w:bidi="es_ES"/>
+        </w:rPr>
+        <w:t>Éxodo - Capítulo 2 Introducción</w:t>
+      </w:r>
+      <w:r>
+        <w:rPr>
+          <w:lang w:val="es_ES" w:bidi="es_ES"/>
+        </w:rPr>
+      </w:r>
+    </w:p>
+    <w:p>
+      <w:pPr>
+        <w:pStyle w:val="Heading3"/>
+      </w:pPr>
+      <w:r>
+        <w:rPr>
+          <w:lang w:val="es_ES" w:bidi="es_ES"/>
+        </w:rPr>
+        <w:t>Estructura y Formato</w:t>
+      </w:r>
+    </w:p>
+    <w:p>
+      <w:pPr>
+        <w:pStyle w:val="ListBullet"/>
+        <w:spacing w:line="240" w:lineRule="auto"/>
+        <w:ind w:left="720"/>
+      </w:pPr>
+      <w:r>
+        <w:rPr>
+          <w:lang w:val="es_ES" w:bidi="es_ES"/>
+        </w:rPr>
+      </w:r>
+      <w:r>
+        <w:rPr>
+          <w:lang w:val="es_ES" w:bidi="es_ES"/>
+        </w:rPr>
+        <w:t>v 1–10: Nacimiento y primeros años de Moisés</w:t>
+      </w:r>
+    </w:p>
+    <w:p>
+      <w:pPr>
+        <w:pStyle w:val="ListBullet"/>
+        <w:spacing w:line="240" w:lineRule="auto"/>
+        <w:ind w:left="720"/>
+      </w:pPr>
+      <w:r>
+        <w:rPr>
+          <w:lang w:val="es_ES" w:bidi="es_ES"/>
+        </w:rPr>
+      </w:r>
+      <w:r>
+        <w:rPr>
+          <w:lang w:val="es_ES" w:bidi="es_ES"/>
+        </w:rPr>
+        <w:t>v 11–15: Intento de intervención y escape de Moisés</w:t>
+      </w:r>
+    </w:p>
+    <w:p>
+      <w:pPr>
+        <w:pStyle w:val="ListBullet"/>
+        <w:spacing w:line="240" w:lineRule="auto"/>
+        <w:ind w:left="720"/>
+      </w:pPr>
+      <w:r>
+        <w:rPr>
+          <w:lang w:val="es_ES" w:bidi="es_ES"/>
+        </w:rPr>
+      </w:r>
+      <w:r>
+        <w:rPr>
+          <w:lang w:val="es_ES" w:bidi="es_ES"/>
+        </w:rPr>
+        <w:t>v 16–22: Moisés se establece en Madián</w:t>
+      </w:r>
+    </w:p>
+    <w:p>
+      <w:pPr>
+        <w:pStyle w:val="ListBullet"/>
+        <w:spacing w:line="240" w:lineRule="auto"/>
+        <w:ind w:left="720"/>
+      </w:pPr>
+      <w:r>
+        <w:rPr>
+          <w:lang w:val="es_ES" w:bidi="es_ES"/>
+        </w:rPr>
+      </w:r>
+      <w:r>
+        <w:rPr>
+          <w:lang w:val="es_ES" w:bidi="es_ES"/>
+        </w:rPr>
+        <w:t>v 23–25: Dios observa la difícil situación de los israelitas</w:t>
+      </w:r>
+    </w:p>
+    <w:p>
+      <w:pPr>
+        <w:pStyle w:val="Heading3"/>
+      </w:pPr>
+      <w:r>
+        <w:rPr>
+          <w:lang w:val="es_ES" w:bidi="es_ES"/>
+        </w:rPr>
+        <w:t>Conceptos especiales en este capítulo</w:t>
+      </w:r>
+    </w:p>
+    <w:p>
+      <w:pPr>
+        <w:pStyle w:val="Heading4"/>
+      </w:pPr>
+      <w:r>
+        <w:rPr>
+          <w:lang w:val="es_ES" w:bidi="es_ES"/>
+        </w:rPr>
+        <w:t>Acuerdo</w:t>
+      </w:r>
+    </w:p>
+    <w:p>
+      <w:pPr/>
+      <w:r>
+        <w:rPr>
+          <w:lang w:val="es_ES" w:bidi="es_ES"/>
+        </w:rPr>
+      </w:r>
+      <w:r>
+        <w:rPr>
+          <w:lang w:val="es_ES" w:bidi="es_ES"/>
+        </w:rPr>
+        <w:t>Al final del capítulo, Dios empieza a relacionarse con los israelitas basándose en su pacto con Abraham, Isaac y Jacob.</w:t>
+      </w:r>
+    </w:p>
+    <w:p>
+      <w:pPr>
+        <w:pStyle w:val="Heading3"/>
+      </w:pPr>
+      <w:r>
+        <w:rPr>
+          <w:lang w:val="es_ES" w:bidi="es_ES"/>
+        </w:rPr>
+        <w:t>Posibles dificultades de traducción en este capítulo</w:t>
+      </w:r>
+    </w:p>
+    <w:p>
+      <w:pPr>
+        <w:pStyle w:val="Heading4"/>
+      </w:pPr>
+      <w:r>
+        <w:rPr>
+          <w:lang w:val="es_ES" w:bidi="es_ES"/>
+        </w:rPr>
+        <w:t>Identificación de participantes</w:t>
+      </w:r>
+    </w:p>
+    <w:p>
+      <w:pPr>
+        <w:pStyle w:val="ListBullet"/>
+        <w:spacing w:line="240" w:lineRule="auto"/>
+        <w:ind w:left="720"/>
+      </w:pPr>
+      <w:r>
+        <w:rPr>
+          <w:lang w:val="es_ES" w:bidi="es_ES"/>
+        </w:rPr>
+      </w:r>
+      <w:r>
+        <w:rPr>
+          <w:lang w:val="es_ES" w:bidi="es_ES"/>
+        </w:rPr>
+        <w:t>Moisés es el único participante mencionado en la mayor parte de este capítulo. Esto se debe a que muchos de los otros participantes tienen roles mucho menores y porque esta parte de la historia se centra en la vida de Moisés.</w:t>
+      </w:r>
+    </w:p>
+    <w:p>
+      <w:pPr>
+        <w:pStyle w:val="Heading4"/>
+      </w:pPr>
+      <w:r>
+        <w:rPr>
+          <w:lang w:val="es_ES" w:bidi="es_ES"/>
+        </w:rPr>
+        <w:t>El legado de Moisés</w:t>
+      </w:r>
+    </w:p>
+    <w:p>
+      <w:pPr/>
+      <w:r>
+        <w:rPr>
+          <w:lang w:val="es_ES" w:bidi="es_ES"/>
+        </w:rPr>
+      </w:r>
+      <w:r>
+        <w:rPr>
+          <w:lang w:val="es_ES" w:bidi="es_ES"/>
+        </w:rPr>
+        <w:t>En la primera parte de este capítulo, la hija del Faraón identifica a Moisés como hebreo, pero en la última parte, los madianitas piensan que es egipcio.</w:t>
+      </w:r>
+    </w:p>
+    <w:p>
+      <w:pPr>
+        <w:pStyle w:val="Heading4"/>
+      </w:pPr>
+      <w:r>
+        <w:rPr>
+          <w:lang w:val="es_ES" w:bidi="es_ES"/>
+        </w:rPr>
+        <w:t>Situaciones irónicas</w:t>
+      </w:r>
+    </w:p>
+    <w:p>
+      <w:pPr>
+        <w:pStyle w:val="ListBullet"/>
+        <w:spacing w:line="240" w:lineRule="auto"/>
+        <w:ind w:left="720"/>
+      </w:pPr>
+      <w:r>
+        <w:rPr>
+          <w:lang w:val="es_ES" w:bidi="es_ES"/>
+        </w:rPr>
+      </w:r>
+      <w:r>
+        <w:rPr>
+          <w:lang w:val="es_ES" w:bidi="es_ES"/>
+        </w:rPr>
+        <w:t>Mientras el faraón intentaba reducir el poder de los israelitas matando a todos sus bebés varones, Dios utilizó a la propia hija del faraón para salvar a Moisés.</w:t>
+      </w:r>
+    </w:p>
+    <w:p>
+      <w:pPr>
+        <w:pStyle w:val="ListBullet"/>
+        <w:spacing w:line="240" w:lineRule="auto"/>
+        <w:ind w:left="720"/>
+      </w:pPr>
+      <w:r>
+        <w:rPr>
+          <w:lang w:val="es_ES" w:bidi="es_ES"/>
+        </w:rPr>
+      </w:r>
+      <w:r>
+        <w:rPr>
+          <w:lang w:val="es_ES" w:bidi="es_ES"/>
+        </w:rPr>
+        <w:t>Moisés cree que está destinado a ser el salvador de su pueblo, pero ellos lo rechazan. Al final, Moisés tenía razón, pero el pueblo lo rechazó en ese momento (Ver: Hechos 7).</w:t>
+      </w:r>
+      <w:r>
+        <w:rPr>
+          <w:lang w:val="es_ES" w:bidi="es_ES"/>
+        </w:rPr>
+      </w:r>
+      <w:r>
+        <w:rPr>
+          <w:lang w:val="es_ES" w:bidi="es_ES"/>
+        </w:rPr>
+      </w:r>
+    </w:p>
+    <w:p>
+      <w:pPr/>
+      <w:r>
+        <w:rPr>
+          <w:lang w:val="es_ES" w:bidi="es_ES"/>
+        </w:rPr>
+      </w:r>
+    </w:p>
+    <w:p>
+      <w:pPr>
+        <w:pStyle w:val="Heading2"/>
+      </w:pPr>
+      <w:r>
+        <w:rPr>
+          <w:lang w:val="es_ES" w:bidi="es_ES"/>
+        </w:rPr>
+        <w:t>Éxodo - Capítulo 3 Introducción</w:t>
+      </w:r>
+      <w:r>
+        <w:rPr>
+          <w:lang w:val="es_ES" w:bidi="es_ES"/>
+        </w:rPr>
+      </w:r>
+    </w:p>
+    <w:p>
+      <w:pPr>
+        <w:pStyle w:val="Heading3"/>
+      </w:pPr>
+      <w:r>
+        <w:rPr>
+          <w:lang w:val="es_ES" w:bidi="es_ES"/>
+        </w:rPr>
+        <w:t>Estructura y formato</w:t>
+      </w:r>
+    </w:p>
+    <w:p>
+      <w:pPr/>
+      <w:r>
+        <w:rPr>
+          <w:lang w:val="es_ES" w:bidi="es_ES"/>
+        </w:rPr>
+      </w:r>
+      <w:r>
+        <w:rPr>
+          <w:lang w:val="es_ES" w:bidi="es_ES"/>
+        </w:rPr>
+        <w:t>Este capítulo es una conversación en la que Jehová empieza a comisionar y enviar a Moisés para liberar a los israelitas.</w:t>
+      </w:r>
+    </w:p>
+    <w:p>
+      <w:pPr/>
+      <w:r>
+        <w:rPr>
+          <w:lang w:val="es_ES" w:bidi="es_ES"/>
+        </w:rPr>
+      </w:r>
+      <w:r>
+        <w:rPr>
+          <w:lang w:val="es_ES" w:bidi="es_ES"/>
+        </w:rPr>
+        <w:t xml:space="preserve">Este capítulo documenta uno de los eventos más importantes en la historia del pueblo israelita: la revelación del nombre Jehová en la zarza ardiente. (Ver: </w:t>
+      </w:r>
+      <w:r>
+        <w:rPr>
+          <w:lang w:val="es_ES" w:bidi="es_ES"/>
+        </w:rPr>
+        <w:t>revelar</w:t>
+      </w:r>
+      <w:r>
+        <w:rPr>
+          <w:lang w:val="es_ES" w:bidi="es_ES"/>
+        </w:rPr>
+        <w:t>)</w:t>
+      </w:r>
+    </w:p>
+    <w:p>
+      <w:pPr>
+        <w:pStyle w:val="Heading3"/>
+      </w:pPr>
+      <w:r>
+        <w:rPr>
+          <w:lang w:val="es_ES" w:bidi="es_ES"/>
+        </w:rPr>
+        <w:t>Conceptos especiales en este capítulo</w:t>
+      </w:r>
+    </w:p>
+    <w:p>
+      <w:pPr>
+        <w:pStyle w:val="Heading4"/>
+      </w:pPr>
+      <w:r>
+        <w:rPr>
+          <w:lang w:val="es_ES" w:bidi="es_ES"/>
+        </w:rPr>
+        <w:t>La santidad de Dios</w:t>
+      </w:r>
+    </w:p>
+    <w:p>
+      <w:pPr/>
+      <w:r>
+        <w:rPr>
+          <w:lang w:val="es_ES" w:bidi="es_ES"/>
+        </w:rPr>
+      </w:r>
+      <w:r>
+        <w:rPr>
+          <w:lang w:val="es_ES" w:bidi="es_ES"/>
+        </w:rPr>
+        <w:t xml:space="preserve">Dios es tan santo que las personas no pueden mirarlo sin morir. Por eso Moisés cubrió sus ojos y también se quitó los zapatos. (Ver: </w:t>
+      </w:r>
+      <w:r>
+        <w:rPr>
+          <w:lang w:val="es_ES" w:bidi="es_ES"/>
+        </w:rPr>
+        <w:t>Santo</w:t>
+      </w:r>
+      <w:r>
+        <w:rPr>
+          <w:lang w:val="es_ES" w:bidi="es_ES"/>
+        </w:rPr>
+        <w:t xml:space="preserve"> y </w:t>
+      </w:r>
+      <w:r>
+        <w:rPr>
+          <w:lang w:val="es_ES" w:bidi="es_ES"/>
+        </w:rPr>
+        <w:t>Conocimiento Asumido e Información Implícita</w:t>
+      </w:r>
+      <w:r>
+        <w:rPr>
+          <w:lang w:val="es_ES" w:bidi="es_ES"/>
+        </w:rPr>
+        <w:t>)</w:t>
+      </w:r>
+    </w:p>
+    <w:p>
+      <w:pPr>
+        <w:pStyle w:val="Heading4"/>
+      </w:pPr>
+      <w:r>
+        <w:rPr>
+          <w:lang w:val="es_ES" w:bidi="es_ES"/>
+        </w:rPr>
+        <w:t>Yavé</w:t>
+      </w:r>
+    </w:p>
+    <w:p>
+      <w:pPr/>
+      <w:r>
+        <w:rPr>
+          <w:lang w:val="es_ES" w:bidi="es_ES"/>
+        </w:rPr>
+      </w:r>
+      <w:r>
+        <w:rPr>
+          <w:lang w:val="es_ES" w:bidi="es_ES"/>
+        </w:rPr>
+        <w:t xml:space="preserve">El nombre Jehová es el nombre personal de Dios, que él reveló a Moisés. Jehová probablemente está relacionado con la frase “Yo soy” que él le dice a Moisés en el versículo 14. Algunas traducciones usan todas las letras mayúsculas para distinguir esto: “YO SOY.” Se debe tener mucho cuidado al traducir la frase “Yo soy el que soy.” (Ver: </w:t>
+      </w:r>
+      <w:r>
+        <w:rPr>
+          <w:lang w:val="es_ES" w:bidi="es_ES"/>
+        </w:rPr>
+        <w:t>Jehová</w:t>
+      </w:r>
+      <w:r>
+        <w:rPr>
+          <w:lang w:val="es_ES" w:bidi="es_ES"/>
+        </w:rPr>
+        <w:t>)</w:t>
+      </w:r>
+    </w:p>
+    <w:p>
+      <w:pPr>
+        <w:pStyle w:val="Heading3"/>
+      </w:pPr>
+      <w:r>
+        <w:rPr>
+          <w:lang w:val="es_ES" w:bidi="es_ES"/>
+        </w:rPr>
+        <w:t>Posibles dificultades de traducción en este capítulo</w:t>
+      </w:r>
+    </w:p>
+    <w:p>
+      <w:pPr>
+        <w:pStyle w:val="Heading4"/>
+      </w:pPr>
+      <w:r>
+        <w:rPr>
+          <w:lang w:val="es_ES" w:bidi="es_ES"/>
+        </w:rPr>
+        <w:t>Participantes</w:t>
+      </w:r>
+    </w:p>
+    <w:p>
+      <w:pPr/>
+      <w:r>
+        <w:rPr>
+          <w:lang w:val="es_ES" w:bidi="es_ES"/>
+        </w:rPr>
+      </w:r>
+      <w:r>
+        <w:rPr>
+          <w:lang w:val="es_ES" w:bidi="es_ES"/>
+        </w:rPr>
+        <w:t>“El Ángel de Jehová”, “Jehová” y “Dios” parecen estar hablando e interactuando con Moisés desde la zarza ardiente. Además, Dios declara que su nombre es “YO SOY”. (Ver nota arriba sobre Jehová y YO SOY.) Jehová y Dios son lo mismo, aunque existe especulación sobre la identidad del Ángel de Jehová.</w:t>
+      </w:r>
+      <w:r>
+        <w:rPr>
+          <w:lang w:val="es_ES" w:bidi="es_ES"/>
+        </w:rPr>
+      </w:r>
+      <w:r>
+        <w:rPr>
+          <w:lang w:val="es_ES" w:bidi="es_ES"/>
+        </w:rPr>
+      </w:r>
+    </w:p>
+    <w:p>
+      <w:pPr/>
+      <w:r>
+        <w:rPr>
+          <w:lang w:val="es_ES" w:bidi="es_ES"/>
+        </w:rPr>
+      </w:r>
+    </w:p>
+    <w:p>
+      <w:pPr>
+        <w:pStyle w:val="Heading2"/>
+      </w:pPr>
+      <w:r>
+        <w:rPr>
+          <w:lang w:val="es_ES" w:bidi="es_ES"/>
+        </w:rPr>
+        <w:t>Éxodo - Capítulo 5 Introducción</w:t>
+      </w:r>
+      <w:r>
+        <w:rPr>
+          <w:lang w:val="es_ES" w:bidi="es_ES"/>
+        </w:rPr>
+      </w:r>
+    </w:p>
+    <w:p>
+      <w:pPr>
+        <w:pStyle w:val="Heading3"/>
+      </w:pPr>
+      <w:r>
+        <w:rPr>
+          <w:lang w:val="es_ES" w:bidi="es_ES"/>
+        </w:rPr>
+        <w:t>Estructura y formato</w:t>
+      </w:r>
+    </w:p>
+    <w:p>
+      <w:pPr>
+        <w:pStyle w:val="ListBullet"/>
+        <w:spacing w:line="240" w:lineRule="auto"/>
+        <w:ind w:left="720"/>
+      </w:pPr>
+      <w:r>
+        <w:rPr>
+          <w:lang w:val="es_ES" w:bidi="es_ES"/>
+        </w:rPr>
+      </w:r>
+      <w:r>
+        <w:rPr>
+          <w:lang w:val="es_ES" w:bidi="es_ES"/>
+        </w:rPr>
+        <w:t>v 1–5: Moisés entrega al faraón el mensaje de Jehová</w:t>
+      </w:r>
+    </w:p>
+    <w:p>
+      <w:pPr>
+        <w:pStyle w:val="ListBullet"/>
+        <w:spacing w:line="240" w:lineRule="auto"/>
+        <w:ind w:left="720"/>
+      </w:pPr>
+      <w:r>
+        <w:rPr>
+          <w:lang w:val="es_ES" w:bidi="es_ES"/>
+        </w:rPr>
+      </w:r>
+      <w:r>
+        <w:rPr>
+          <w:lang w:val="es_ES" w:bidi="es_ES"/>
+        </w:rPr>
+        <w:t>v 6–21: El faraón hace que los israelitas trabajen más arduamente</w:t>
+      </w:r>
+    </w:p>
+    <w:p>
+      <w:pPr>
+        <w:pStyle w:val="ListBullet"/>
+        <w:spacing w:line="240" w:lineRule="auto"/>
+        <w:ind w:left="720"/>
+      </w:pPr>
+      <w:r>
+        <w:rPr>
+          <w:lang w:val="es_ES" w:bidi="es_ES"/>
+        </w:rPr>
+      </w:r>
+      <w:r>
+        <w:rPr>
+          <w:lang w:val="es_ES" w:bidi="es_ES"/>
+        </w:rPr>
+        <w:t>v 22–23: Moisés le pregunta a Jehová por qué las cosas salieron mal</w:t>
       </w:r>
       <w:r>
         <w:rPr>
@@ -3026,6 +4841,24 @@
   </w:num>
   <w:num w:numId="13" w16cid:durableId="592781308">
     <w:abstractNumId w:val="11"/>
+  </w:num>
+  <w:num w:numId="14">
+    <w:abstractNumId w:val="3"/>
+    <w:lvlOverride w:ilvl="0">
+      <w:startOverride w:val="1"/>
+    </w:lvlOverride>
+  </w:num>
+  <w:num w:numId="15">
+    <w:abstractNumId w:val="3"/>
+    <w:lvlOverride w:ilvl="0">
+      <w:startOverride w:val="1"/>
+    </w:lvlOverride>
+  </w:num>
+  <w:num w:numId="16">
+    <w:abstractNumId w:val="3"/>
+    <w:lvlOverride w:ilvl="0">
+      <w:startOverride w:val="1"/>
+    </w:lvlOverride>
   </w:num>
   <w:numIdMacAtCleanup w:val="10"/>
 </w:numbering>

--- a/spa/docx/02.content.docx
+++ b/spa/docx/02.content.docx
@@ -1442,7 +1442,7 @@
         <w:rPr>
           <w:lang w:val="es_ES" w:bidi="es_ES"/>
         </w:rPr>
-        <w:t>נֹֽגְשָׂ֔י⁠ו &amp; אֶת־מַכְאֹבָֽי⁠ו</w:t>
+        <w:t>נֹֽגְשָׂ֔י⁠ו &amp; אֶת־מַכְאֹבָֽי⁠ו</w:t>
       </w:r>
     </w:p>
     <w:p>
@@ -1578,7 +1578,7 @@
         <w:rPr>
           <w:lang w:val="es_ES" w:bidi="es_ES"/>
         </w:rPr>
-        <w:t>וְ⁠הָיָה֩ הַ⁠יּ֨וֹם הַ⁠זֶּ֤ה</w:t>
+        <w:t>וְ⁠הָיָה֩ הַ⁠יּ֨וֹם הַ⁠זֶּ֤ה</w:t>
       </w:r>
     </w:p>
     <w:p>
@@ -1673,7 +1673,7 @@
         <w:rPr>
           <w:lang w:val="es_ES" w:bidi="es_ES"/>
         </w:rPr>
-        <w:t>אַמָּתַ֤יִם אָרְכּ⁠וֹ֙ וְ⁠אַמָּ֣ה רָחְבּ֔⁠וֹ וְ⁠אַמָּ֥ה וָ⁠חֵ֖צִי קֹמָתֽ⁠וֹ</w:t>
+        <w:t>אַמָּתַ֤יִם אָרְכּ⁠וֹ֙ וְ⁠אַמָּ֣ה רָחְבּ֔⁠וֹ וְ⁠אַמָּ֥ה וָ⁠חֵ֖צִי קֹמָתֽ⁠וֹ</w:t>
       </w:r>
     </w:p>
     <w:p>
@@ -1783,7 +1783,7 @@
         <w:rPr>
           <w:lang w:val="es_ES" w:bidi="es_ES"/>
         </w:rPr>
-        <w:t>אֵ֥יל הַ⁠מִּלֻּאִ֖ים</w:t>
+        <w:t>אֵ֥יל הַ⁠מִּלֻּאִ֖ים</w:t>
       </w:r>
     </w:p>
     <w:p>
@@ -1891,7 +1891,7 @@
         <w:rPr>
           <w:lang w:val="es_ES" w:bidi="es_ES"/>
         </w:rPr>
-        <w:t>אַמָּ֨ה &amp; וְ⁠אַמָּ֤ה &amp; וְ⁠אַמָּתַ֖יִם</w:t>
+        <w:t>אַמָּ֨ה &amp; וְ⁠אַמָּ֤ה &amp; וְ⁠אַמָּתַ֖יִם</w:t>
       </w:r>
     </w:p>
     <w:p>

--- a/spa/docx/02.content.docx
+++ b/spa/docx/02.content.docx
@@ -1423,6 +1423,753 @@
         <w:rPr>
           <w:lang w:val="es_ES" w:bidi="es_ES"/>
         </w:rPr>
+        <w:t>Éxodo - Capítulo 1 Introducción</w:t>
+      </w:r>
+      <w:r>
+        <w:rPr>
+          <w:lang w:val="es_ES" w:bidi="es_ES"/>
+        </w:rPr>
+      </w:r>
+    </w:p>
+    <w:p>
+      <w:pPr>
+        <w:pStyle w:val="Heading3"/>
+      </w:pPr>
+      <w:r>
+        <w:rPr>
+          <w:lang w:val="es_ES" w:bidi="es_ES"/>
+        </w:rPr>
+        <w:t>Estructura y Formato</w:t>
+      </w:r>
+    </w:p>
+    <w:p>
+      <w:pPr/>
+      <w:r>
+        <w:rPr>
+          <w:lang w:val="es_ES" w:bidi="es_ES"/>
+        </w:rPr>
+      </w:r>
+      <w:r>
+        <w:rPr>
+          <w:lang w:val="es_ES" w:bidi="es_ES"/>
+        </w:rPr>
+        <w:t>Este capítulo está para facilitar una transición fluida desde el último capítulo del libro de Génesis.</w:t>
+      </w:r>
+    </w:p>
+    <w:p>
+      <w:pPr>
+        <w:pStyle w:val="ListBullet"/>
+        <w:spacing w:line="240" w:lineRule="auto"/>
+        <w:ind w:left="720"/>
+      </w:pPr>
+      <w:r>
+        <w:rPr>
+          <w:lang w:val="es_ES" w:bidi="es_ES"/>
+        </w:rPr>
+      </w:r>
+      <w:r>
+        <w:rPr>
+          <w:lang w:val="es_ES" w:bidi="es_ES"/>
+        </w:rPr>
+        <w:t>v 1–7: La familia de Jacob aumenta</w:t>
+      </w:r>
+    </w:p>
+    <w:p>
+      <w:pPr>
+        <w:pStyle w:val="ListBullet"/>
+        <w:spacing w:line="240" w:lineRule="auto"/>
+        <w:ind w:left="720"/>
+      </w:pPr>
+      <w:r>
+        <w:rPr>
+          <w:lang w:val="es_ES" w:bidi="es_ES"/>
+        </w:rPr>
+      </w:r>
+      <w:r>
+        <w:rPr>
+          <w:lang w:val="es_ES" w:bidi="es_ES"/>
+        </w:rPr>
+        <w:t>v 8–22: El faraón oprime a los israelitas e intenta limitar su crecimiento</w:t>
+      </w:r>
+    </w:p>
+    <w:p>
+      <w:pPr>
+        <w:pStyle w:val="Heading3"/>
+      </w:pPr>
+      <w:r>
+        <w:rPr>
+          <w:lang w:val="es_ES" w:bidi="es_ES"/>
+        </w:rPr>
+        <w:t>Conceptos especiales en este capítulo</w:t>
+      </w:r>
+    </w:p>
+    <w:p>
+      <w:pPr>
+        <w:pStyle w:val="Heading4"/>
+      </w:pPr>
+      <w:r>
+        <w:rPr>
+          <w:lang w:val="es_ES" w:bidi="es_ES"/>
+        </w:rPr>
+        <w:t>Crecimiento de Israel</w:t>
+      </w:r>
+    </w:p>
+    <w:p>
+      <w:pPr/>
+      <w:r>
+        <w:rPr>
+          <w:lang w:val="es_ES" w:bidi="es_ES"/>
+        </w:rPr>
+      </w:r>
+      <w:r>
+        <w:rPr>
+          <w:lang w:val="es_ES" w:bidi="es_ES"/>
+        </w:rPr>
+        <w:t xml:space="preserve">Israel creció en número. Este fue el comienzo del cumplimiento de las promesas de Dios a Abraham. Esto también hizo que el Faraón se preocupara de que hubiera más israelitas que egipcios, lo que podría resultar en que los egipcios no pudieran defenderse contra tanta gente. El Faraón intentó matar a todos los bebés varones para evitar que se convirtieran en soldados que lucharan contra él. (Ver: </w:t>
+      </w:r>
+      <w:r>
+        <w:rPr>
+          <w:lang w:val="es_ES" w:bidi="es_ES"/>
+        </w:rPr>
+        <w:t>Cumplir</w:t>
+      </w:r>
+      <w:r>
+        <w:rPr>
+          <w:lang w:val="es_ES" w:bidi="es_ES"/>
+        </w:rPr>
+        <w:t xml:space="preserve"> y </w:t>
+      </w:r>
+      <w:r>
+        <w:rPr>
+          <w:lang w:val="es_ES" w:bidi="es_ES"/>
+        </w:rPr>
+        <w:t>Pacto</w:t>
+      </w:r>
+      <w:r>
+        <w:rPr>
+          <w:lang w:val="es_ES" w:bidi="es_ES"/>
+        </w:rPr>
+        <w:t>)</w:t>
+      </w:r>
+    </w:p>
+    <w:p>
+      <w:pPr>
+        <w:pStyle w:val="Heading3"/>
+      </w:pPr>
+      <w:r>
+        <w:rPr>
+          <w:lang w:val="es_ES" w:bidi="es_ES"/>
+        </w:rPr>
+        <w:t>Posibles Dificultades de Traducción en este Capítulo</w:t>
+      </w:r>
+    </w:p>
+    <w:p>
+      <w:pPr>
+        <w:pStyle w:val="ListBullet"/>
+        <w:spacing w:line="240" w:lineRule="auto"/>
+        <w:ind w:left="720"/>
+      </w:pPr>
+      <w:r>
+        <w:rPr>
+          <w:lang w:val="es_ES" w:bidi="es_ES"/>
+        </w:rPr>
+      </w:r>
+      <w:r>
+        <w:rPr>
+          <w:lang w:val="es_ES" w:bidi="es_ES"/>
+        </w:rPr>
+        <w:t>“Todos los descendientes de Jacob sumaban un total de 70”. Este número incluía tanto a los hijos como a los nietos de Jacob. Puede generar confusión, pero es importante recordar que Jacob tuvo solo 12 hijos.</w:t>
+      </w:r>
+    </w:p>
+    <w:p>
+      <w:pPr>
+        <w:pStyle w:val="ListBullet"/>
+        <w:spacing w:line="240" w:lineRule="auto"/>
+        <w:ind w:left="720"/>
+      </w:pPr>
+      <w:r>
+        <w:rPr>
+          <w:lang w:val="es_ES" w:bidi="es_ES"/>
+        </w:rPr>
+      </w:r>
+      <w:r>
+        <w:rPr>
+          <w:lang w:val="es_ES" w:bidi="es_ES"/>
+        </w:rPr>
+        <w:t xml:space="preserve">A partir del versículo 7, los términos </w:t>
+      </w:r>
+      <w:r>
+        <w:rPr>
+          <w:b/>
+          <w:lang w:val="es_ES" w:bidi="es_ES"/>
+        </w:rPr>
+        <w:t>hebreos</w:t>
+      </w:r>
+      <w:r>
+        <w:rPr>
+          <w:lang w:val="es_ES" w:bidi="es_ES"/>
+        </w:rPr>
+        <w:t xml:space="preserve"> y </w:t>
+      </w:r>
+      <w:r>
+        <w:rPr>
+          <w:b/>
+          <w:lang w:val="es_ES" w:bidi="es_ES"/>
+        </w:rPr>
+        <w:t>hijos de Israel</w:t>
+      </w:r>
+      <w:r>
+        <w:rPr>
+          <w:lang w:val="es_ES" w:bidi="es_ES"/>
+        </w:rPr>
+        <w:t xml:space="preserve"> se refieren tanto a la nación israelita como al grupo de personas.</w:t>
+      </w:r>
+    </w:p>
+    <w:p>
+      <w:pPr>
+        <w:pStyle w:val="ListBullet"/>
+        <w:spacing w:line="240" w:lineRule="auto"/>
+        <w:ind w:left="720"/>
+      </w:pPr>
+      <w:r>
+        <w:rPr>
+          <w:lang w:val="es_ES" w:bidi="es_ES"/>
+        </w:rPr>
+      </w:r>
+      <w:r>
+        <w:rPr>
+          <w:lang w:val="es_ES" w:bidi="es_ES"/>
+        </w:rPr>
+        <w:t>Dios bendice a las parteras hebreas por mentir al malvado faraón. Los traductores no deben intentar ocultar este hecho. Ellas demostraron su temor a Dios al desobedecer una orden malvada para preservar las vidas del pueblo de Dios.</w:t>
+      </w:r>
+    </w:p>
+    <w:p>
+      <w:pPr>
+        <w:pStyle w:val="ListBullet"/>
+        <w:spacing w:line="240" w:lineRule="auto"/>
+        <w:ind w:left="720"/>
+      </w:pPr>
+      <w:r>
+        <w:rPr>
+          <w:lang w:val="es_ES" w:bidi="es_ES"/>
+        </w:rPr>
+      </w:r>
+      <w:r>
+        <w:rPr>
+          <w:lang w:val="es_ES" w:bidi="es_ES"/>
+        </w:rPr>
+        <w:t>Faraón es una palabra específicamente egipcia para referirse a sus reyes y reinas.</w:t>
+      </w:r>
+      <w:r>
+        <w:rPr>
+          <w:lang w:val="es_ES" w:bidi="es_ES"/>
+        </w:rPr>
+      </w:r>
+      <w:r>
+        <w:rPr>
+          <w:lang w:val="es_ES" w:bidi="es_ES"/>
+        </w:rPr>
+      </w:r>
+    </w:p>
+    <w:p>
+      <w:pPr/>
+      <w:r>
+        <w:rPr>
+          <w:lang w:val="es_ES" w:bidi="es_ES"/>
+        </w:rPr>
+      </w:r>
+    </w:p>
+    <w:p>
+      <w:pPr>
+        <w:pStyle w:val="Heading2"/>
+      </w:pPr>
+      <w:r>
+        <w:rPr>
+          <w:lang w:val="es_ES" w:bidi="es_ES"/>
+        </w:rPr>
+        <w:t>Éxodo - Capítulo 2 Introducción</w:t>
+      </w:r>
+      <w:r>
+        <w:rPr>
+          <w:lang w:val="es_ES" w:bidi="es_ES"/>
+        </w:rPr>
+      </w:r>
+    </w:p>
+    <w:p>
+      <w:pPr>
+        <w:pStyle w:val="Heading3"/>
+      </w:pPr>
+      <w:r>
+        <w:rPr>
+          <w:lang w:val="es_ES" w:bidi="es_ES"/>
+        </w:rPr>
+        <w:t>Estructura y Formato</w:t>
+      </w:r>
+    </w:p>
+    <w:p>
+      <w:pPr>
+        <w:pStyle w:val="ListBullet"/>
+        <w:spacing w:line="240" w:lineRule="auto"/>
+        <w:ind w:left="720"/>
+      </w:pPr>
+      <w:r>
+        <w:rPr>
+          <w:lang w:val="es_ES" w:bidi="es_ES"/>
+        </w:rPr>
+      </w:r>
+      <w:r>
+        <w:rPr>
+          <w:lang w:val="es_ES" w:bidi="es_ES"/>
+        </w:rPr>
+        <w:t>v 1–10: Nacimiento y primeros años de Moisés</w:t>
+      </w:r>
+    </w:p>
+    <w:p>
+      <w:pPr>
+        <w:pStyle w:val="ListBullet"/>
+        <w:spacing w:line="240" w:lineRule="auto"/>
+        <w:ind w:left="720"/>
+      </w:pPr>
+      <w:r>
+        <w:rPr>
+          <w:lang w:val="es_ES" w:bidi="es_ES"/>
+        </w:rPr>
+      </w:r>
+      <w:r>
+        <w:rPr>
+          <w:lang w:val="es_ES" w:bidi="es_ES"/>
+        </w:rPr>
+        <w:t>v 11–15: Intento de intervención y escape de Moisés</w:t>
+      </w:r>
+    </w:p>
+    <w:p>
+      <w:pPr>
+        <w:pStyle w:val="ListBullet"/>
+        <w:spacing w:line="240" w:lineRule="auto"/>
+        <w:ind w:left="720"/>
+      </w:pPr>
+      <w:r>
+        <w:rPr>
+          <w:lang w:val="es_ES" w:bidi="es_ES"/>
+        </w:rPr>
+      </w:r>
+      <w:r>
+        <w:rPr>
+          <w:lang w:val="es_ES" w:bidi="es_ES"/>
+        </w:rPr>
+        <w:t>v 16–22: Moisés se establece en Madián</w:t>
+      </w:r>
+    </w:p>
+    <w:p>
+      <w:pPr>
+        <w:pStyle w:val="ListBullet"/>
+        <w:spacing w:line="240" w:lineRule="auto"/>
+        <w:ind w:left="720"/>
+      </w:pPr>
+      <w:r>
+        <w:rPr>
+          <w:lang w:val="es_ES" w:bidi="es_ES"/>
+        </w:rPr>
+      </w:r>
+      <w:r>
+        <w:rPr>
+          <w:lang w:val="es_ES" w:bidi="es_ES"/>
+        </w:rPr>
+        <w:t>v 23–25: Dios observa la difícil situación de los israelitas</w:t>
+      </w:r>
+    </w:p>
+    <w:p>
+      <w:pPr>
+        <w:pStyle w:val="Heading3"/>
+      </w:pPr>
+      <w:r>
+        <w:rPr>
+          <w:lang w:val="es_ES" w:bidi="es_ES"/>
+        </w:rPr>
+        <w:t>Conceptos especiales en este capítulo</w:t>
+      </w:r>
+    </w:p>
+    <w:p>
+      <w:pPr>
+        <w:pStyle w:val="Heading4"/>
+      </w:pPr>
+      <w:r>
+        <w:rPr>
+          <w:lang w:val="es_ES" w:bidi="es_ES"/>
+        </w:rPr>
+        <w:t>Acuerdo</w:t>
+      </w:r>
+    </w:p>
+    <w:p>
+      <w:pPr/>
+      <w:r>
+        <w:rPr>
+          <w:lang w:val="es_ES" w:bidi="es_ES"/>
+        </w:rPr>
+      </w:r>
+      <w:r>
+        <w:rPr>
+          <w:lang w:val="es_ES" w:bidi="es_ES"/>
+        </w:rPr>
+        <w:t>Al final del capítulo, Dios empieza a relacionarse con los israelitas basándose en su pacto con Abraham, Isaac y Jacob.</w:t>
+      </w:r>
+    </w:p>
+    <w:p>
+      <w:pPr>
+        <w:pStyle w:val="Heading3"/>
+      </w:pPr>
+      <w:r>
+        <w:rPr>
+          <w:lang w:val="es_ES" w:bidi="es_ES"/>
+        </w:rPr>
+        <w:t>Posibles dificultades de traducción en este capítulo</w:t>
+      </w:r>
+    </w:p>
+    <w:p>
+      <w:pPr>
+        <w:pStyle w:val="Heading4"/>
+      </w:pPr>
+      <w:r>
+        <w:rPr>
+          <w:lang w:val="es_ES" w:bidi="es_ES"/>
+        </w:rPr>
+        <w:t>Identificación de participantes</w:t>
+      </w:r>
+    </w:p>
+    <w:p>
+      <w:pPr>
+        <w:pStyle w:val="ListBullet"/>
+        <w:spacing w:line="240" w:lineRule="auto"/>
+        <w:ind w:left="720"/>
+      </w:pPr>
+      <w:r>
+        <w:rPr>
+          <w:lang w:val="es_ES" w:bidi="es_ES"/>
+        </w:rPr>
+      </w:r>
+      <w:r>
+        <w:rPr>
+          <w:lang w:val="es_ES" w:bidi="es_ES"/>
+        </w:rPr>
+        <w:t>Moisés es el único participante mencionado en la mayor parte de este capítulo. Esto se debe a que muchos de los otros participantes tienen roles mucho menores y porque esta parte de la historia se centra en la vida de Moisés.</w:t>
+      </w:r>
+    </w:p>
+    <w:p>
+      <w:pPr>
+        <w:pStyle w:val="Heading4"/>
+      </w:pPr>
+      <w:r>
+        <w:rPr>
+          <w:lang w:val="es_ES" w:bidi="es_ES"/>
+        </w:rPr>
+        <w:t>El legado de Moisés</w:t>
+      </w:r>
+    </w:p>
+    <w:p>
+      <w:pPr/>
+      <w:r>
+        <w:rPr>
+          <w:lang w:val="es_ES" w:bidi="es_ES"/>
+        </w:rPr>
+      </w:r>
+      <w:r>
+        <w:rPr>
+          <w:lang w:val="es_ES" w:bidi="es_ES"/>
+        </w:rPr>
+        <w:t>En la primera parte de este capítulo, la hija del Faraón identifica a Moisés como hebreo, pero en la última parte, los madianitas piensan que es egipcio.</w:t>
+      </w:r>
+    </w:p>
+    <w:p>
+      <w:pPr>
+        <w:pStyle w:val="Heading4"/>
+      </w:pPr>
+      <w:r>
+        <w:rPr>
+          <w:lang w:val="es_ES" w:bidi="es_ES"/>
+        </w:rPr>
+        <w:t>Situaciones irónicas</w:t>
+      </w:r>
+    </w:p>
+    <w:p>
+      <w:pPr>
+        <w:pStyle w:val="ListBullet"/>
+        <w:spacing w:line="240" w:lineRule="auto"/>
+        <w:ind w:left="720"/>
+      </w:pPr>
+      <w:r>
+        <w:rPr>
+          <w:lang w:val="es_ES" w:bidi="es_ES"/>
+        </w:rPr>
+      </w:r>
+      <w:r>
+        <w:rPr>
+          <w:lang w:val="es_ES" w:bidi="es_ES"/>
+        </w:rPr>
+        <w:t>Mientras el faraón intentaba reducir el poder de los israelitas matando a todos sus bebés varones, Dios utilizó a la propia hija del faraón para salvar a Moisés.</w:t>
+      </w:r>
+    </w:p>
+    <w:p>
+      <w:pPr>
+        <w:pStyle w:val="ListBullet"/>
+        <w:spacing w:line="240" w:lineRule="auto"/>
+        <w:ind w:left="720"/>
+      </w:pPr>
+      <w:r>
+        <w:rPr>
+          <w:lang w:val="es_ES" w:bidi="es_ES"/>
+        </w:rPr>
+      </w:r>
+      <w:r>
+        <w:rPr>
+          <w:lang w:val="es_ES" w:bidi="es_ES"/>
+        </w:rPr>
+        <w:t>Moisés cree que está destinado a ser el salvador de su pueblo, pero ellos lo rechazan. Al final, Moisés tenía razón, pero el pueblo lo rechazó en ese momento (Ver: Hechos 7).</w:t>
+      </w:r>
+      <w:r>
+        <w:rPr>
+          <w:lang w:val="es_ES" w:bidi="es_ES"/>
+        </w:rPr>
+      </w:r>
+      <w:r>
+        <w:rPr>
+          <w:lang w:val="es_ES" w:bidi="es_ES"/>
+        </w:rPr>
+      </w:r>
+    </w:p>
+    <w:p>
+      <w:pPr/>
+      <w:r>
+        <w:rPr>
+          <w:lang w:val="es_ES" w:bidi="es_ES"/>
+        </w:rPr>
+      </w:r>
+    </w:p>
+    <w:p>
+      <w:pPr>
+        <w:pStyle w:val="Heading2"/>
+      </w:pPr>
+      <w:r>
+        <w:rPr>
+          <w:lang w:val="es_ES" w:bidi="es_ES"/>
+        </w:rPr>
+        <w:t>Éxodo - Capítulo 3 Introducción</w:t>
+      </w:r>
+      <w:r>
+        <w:rPr>
+          <w:lang w:val="es_ES" w:bidi="es_ES"/>
+        </w:rPr>
+      </w:r>
+    </w:p>
+    <w:p>
+      <w:pPr>
+        <w:pStyle w:val="Heading3"/>
+      </w:pPr>
+      <w:r>
+        <w:rPr>
+          <w:lang w:val="es_ES" w:bidi="es_ES"/>
+        </w:rPr>
+        <w:t>Estructura y formato</w:t>
+      </w:r>
+    </w:p>
+    <w:p>
+      <w:pPr/>
+      <w:r>
+        <w:rPr>
+          <w:lang w:val="es_ES" w:bidi="es_ES"/>
+        </w:rPr>
+      </w:r>
+      <w:r>
+        <w:rPr>
+          <w:lang w:val="es_ES" w:bidi="es_ES"/>
+        </w:rPr>
+        <w:t>Este capítulo es una conversación en la que Jehová empieza a comisionar y enviar a Moisés para liberar a los israelitas.</w:t>
+      </w:r>
+    </w:p>
+    <w:p>
+      <w:pPr/>
+      <w:r>
+        <w:rPr>
+          <w:lang w:val="es_ES" w:bidi="es_ES"/>
+        </w:rPr>
+      </w:r>
+      <w:r>
+        <w:rPr>
+          <w:lang w:val="es_ES" w:bidi="es_ES"/>
+        </w:rPr>
+        <w:t xml:space="preserve">Este capítulo documenta uno de los eventos más importantes en la historia del pueblo israelita: la revelación del nombre Jehová en la zarza ardiente. (Ver: </w:t>
+      </w:r>
+      <w:r>
+        <w:rPr>
+          <w:lang w:val="es_ES" w:bidi="es_ES"/>
+        </w:rPr>
+        <w:t>revelar</w:t>
+      </w:r>
+      <w:r>
+        <w:rPr>
+          <w:lang w:val="es_ES" w:bidi="es_ES"/>
+        </w:rPr>
+        <w:t>)</w:t>
+      </w:r>
+    </w:p>
+    <w:p>
+      <w:pPr>
+        <w:pStyle w:val="Heading3"/>
+      </w:pPr>
+      <w:r>
+        <w:rPr>
+          <w:lang w:val="es_ES" w:bidi="es_ES"/>
+        </w:rPr>
+        <w:t>Conceptos especiales en este capítulo</w:t>
+      </w:r>
+    </w:p>
+    <w:p>
+      <w:pPr>
+        <w:pStyle w:val="Heading4"/>
+      </w:pPr>
+      <w:r>
+        <w:rPr>
+          <w:lang w:val="es_ES" w:bidi="es_ES"/>
+        </w:rPr>
+        <w:t>La santidad de Dios</w:t>
+      </w:r>
+    </w:p>
+    <w:p>
+      <w:pPr/>
+      <w:r>
+        <w:rPr>
+          <w:lang w:val="es_ES" w:bidi="es_ES"/>
+        </w:rPr>
+      </w:r>
+      <w:r>
+        <w:rPr>
+          <w:lang w:val="es_ES" w:bidi="es_ES"/>
+        </w:rPr>
+        <w:t xml:space="preserve">Dios es tan santo que las personas no pueden mirarlo sin morir. Por eso Moisés cubrió sus ojos y también se quitó los zapatos. (Ver: </w:t>
+      </w:r>
+      <w:r>
+        <w:rPr>
+          <w:lang w:val="es_ES" w:bidi="es_ES"/>
+        </w:rPr>
+        <w:t>Santo</w:t>
+      </w:r>
+      <w:r>
+        <w:rPr>
+          <w:lang w:val="es_ES" w:bidi="es_ES"/>
+        </w:rPr>
+        <w:t xml:space="preserve"> y </w:t>
+      </w:r>
+      <w:r>
+        <w:rPr>
+          <w:lang w:val="es_ES" w:bidi="es_ES"/>
+        </w:rPr>
+        <w:t>Conocimiento Asumido e Información Implícita</w:t>
+      </w:r>
+      <w:r>
+        <w:rPr>
+          <w:lang w:val="es_ES" w:bidi="es_ES"/>
+        </w:rPr>
+        <w:t>)</w:t>
+      </w:r>
+    </w:p>
+    <w:p>
+      <w:pPr>
+        <w:pStyle w:val="Heading4"/>
+      </w:pPr>
+      <w:r>
+        <w:rPr>
+          <w:lang w:val="es_ES" w:bidi="es_ES"/>
+        </w:rPr>
+        <w:t>Yavé</w:t>
+      </w:r>
+    </w:p>
+    <w:p>
+      <w:pPr/>
+      <w:r>
+        <w:rPr>
+          <w:lang w:val="es_ES" w:bidi="es_ES"/>
+        </w:rPr>
+      </w:r>
+      <w:r>
+        <w:rPr>
+          <w:lang w:val="es_ES" w:bidi="es_ES"/>
+        </w:rPr>
+        <w:t xml:space="preserve">El nombre Jehová es el nombre personal de Dios, que él reveló a Moisés. Jehová probablemente está relacionado con la frase “Yo soy” que él le dice a Moisés en el versículo 14. Algunas traducciones usan todas las letras mayúsculas para distinguir esto: “YO SOY.” Se debe tener mucho cuidado al traducir la frase “Yo soy el que soy.” (Ver: </w:t>
+      </w:r>
+      <w:r>
+        <w:rPr>
+          <w:lang w:val="es_ES" w:bidi="es_ES"/>
+        </w:rPr>
+        <w:t>Jehová</w:t>
+      </w:r>
+      <w:r>
+        <w:rPr>
+          <w:lang w:val="es_ES" w:bidi="es_ES"/>
+        </w:rPr>
+        <w:t>)</w:t>
+      </w:r>
+    </w:p>
+    <w:p>
+      <w:pPr>
+        <w:pStyle w:val="Heading3"/>
+      </w:pPr>
+      <w:r>
+        <w:rPr>
+          <w:lang w:val="es_ES" w:bidi="es_ES"/>
+        </w:rPr>
+        <w:t>Posibles dificultades de traducción en este capítulo</w:t>
+      </w:r>
+    </w:p>
+    <w:p>
+      <w:pPr>
+        <w:pStyle w:val="Heading4"/>
+      </w:pPr>
+      <w:r>
+        <w:rPr>
+          <w:lang w:val="es_ES" w:bidi="es_ES"/>
+        </w:rPr>
+        <w:t>Participantes</w:t>
+      </w:r>
+    </w:p>
+    <w:p>
+      <w:pPr/>
+      <w:r>
+        <w:rPr>
+          <w:lang w:val="es_ES" w:bidi="es_ES"/>
+        </w:rPr>
+      </w:r>
+      <w:r>
+        <w:rPr>
+          <w:lang w:val="es_ES" w:bidi="es_ES"/>
+        </w:rPr>
+        <w:t>“El Ángel de Jehová”, “Jehová” y “Dios” parecen estar hablando e interactuando con Moisés desde la zarza ardiente. Además, Dios declara que su nombre es “YO SOY”. (Ver nota arriba sobre Jehová y YO SOY.) Jehová y Dios son lo mismo, aunque existe especulación sobre la identidad del Ángel de Jehová.</w:t>
+      </w:r>
+      <w:r>
+        <w:rPr>
+          <w:lang w:val="es_ES" w:bidi="es_ES"/>
+        </w:rPr>
+      </w:r>
+      <w:r>
+        <w:rPr>
+          <w:lang w:val="es_ES" w:bidi="es_ES"/>
+        </w:rPr>
+      </w:r>
+    </w:p>
+    <w:p>
+      <w:pPr/>
+      <w:r>
+        <w:rPr>
+          <w:lang w:val="es_ES" w:bidi="es_ES"/>
+        </w:rPr>
+      </w:r>
+    </w:p>
+    <w:p>
+      <w:pPr>
+        <w:pStyle w:val="Heading2"/>
+      </w:pPr>
+      <w:r>
+        <w:rPr>
+          <w:lang w:val="es_ES" w:bidi="es_ES"/>
+        </w:rPr>
         <w:t>Éxodo 3:7 (#8)</w:t>
       </w:r>
       <w:r>
@@ -1559,1528 +2306,119 @@
         <w:rPr>
           <w:lang w:val="es_ES" w:bidi="es_ES"/>
         </w:rPr>
-        <w:t>Éxodo 12:14 (#1)</w:t>
-      </w:r>
-      <w:r>
-        <w:rPr>
-          <w:lang w:val="es_ES" w:bidi="es_ES"/>
-        </w:rPr>
-      </w:r>
-    </w:p>
-    <w:p>
-      <w:pPr/>
-      <w:r>
-        <w:rPr>
-          <w:lang w:val="es_ES" w:bidi="es_ES"/>
-        </w:rPr>
-      </w:r>
-      <w:r>
-        <w:rPr>
-          <w:lang w:val="es_ES" w:bidi="es_ES"/>
-        </w:rPr>
-        <w:t>וְ⁠הָיָה֩ הַ⁠יּ֨וֹם הַ⁠זֶּ֤ה</w:t>
-      </w:r>
-    </w:p>
-    <w:p>
-      <w:pPr/>
-      <w:r>
-        <w:rPr>
-          <w:lang w:val="es_ES" w:bidi="es_ES"/>
-        </w:rPr>
-      </w:r>
-      <w:r>
-        <w:rPr>
-          <w:b/>
-          <w:lang w:val="es_ES" w:bidi="es_ES"/>
-        </w:rPr>
-        <w:t>"Y este día se convertirá"</w:t>
-      </w:r>
-    </w:p>
-    <w:p>
-      <w:pPr/>
-      <w:r>
-        <w:rPr>
-          <w:lang w:val="es_ES" w:bidi="es_ES"/>
-        </w:rPr>
-      </w:r>
-      <w:r>
-        <w:rPr>
-          <w:lang w:val="es_ES" w:bidi="es_ES"/>
-        </w:rPr>
-        <w:t xml:space="preserve">Los versículos </w:t>
+        <w:t>Éxodo - Capítulo 4 Introducción</w:t>
+      </w:r>
+      <w:r>
+        <w:rPr>
+          <w:lang w:val="es_ES" w:bidi="es_ES"/>
+        </w:rPr>
+      </w:r>
+    </w:p>
+    <w:p>
+      <w:pPr>
+        <w:pStyle w:val="Heading3"/>
+      </w:pPr>
+      <w:r>
+        <w:rPr>
+          <w:lang w:val="es_ES" w:bidi="es_ES"/>
+        </w:rPr>
+        <w:t>Estructura y formato</w:t>
+      </w:r>
+    </w:p>
+    <w:p>
+      <w:pPr>
+        <w:pStyle w:val="ListBullet"/>
+        <w:spacing w:line="240" w:lineRule="auto"/>
+        <w:ind w:left="720"/>
+      </w:pPr>
+      <w:r>
+        <w:rPr>
+          <w:lang w:val="es_ES" w:bidi="es_ES"/>
+        </w:rPr>
+      </w:r>
+      <w:r>
+        <w:rPr>
+          <w:lang w:val="es_ES" w:bidi="es_ES"/>
+        </w:rPr>
+        <w:t>v 1–17: Moisés duda en obedecer, por lo que Jehová le proporciona señales para confirmar su misión</w:t>
+      </w:r>
+    </w:p>
+    <w:p>
+      <w:pPr>
+        <w:pStyle w:val="ListBullet"/>
+        <w:spacing w:line="240" w:lineRule="auto"/>
+        <w:ind w:left="720"/>
+      </w:pPr>
+      <w:r>
+        <w:rPr>
+          <w:lang w:val="es_ES" w:bidi="es_ES"/>
+        </w:rPr>
+      </w:r>
+      <w:r>
+        <w:rPr>
+          <w:lang w:val="es_ES" w:bidi="es_ES"/>
+        </w:rPr>
+        <w:t>v 18–28: Moisés regresa a Egipto</w:t>
+      </w:r>
+    </w:p>
+    <w:p>
+      <w:pPr>
+        <w:pStyle w:val="ListBullet"/>
+        <w:spacing w:line="240" w:lineRule="auto"/>
+        <w:ind w:left="720"/>
+      </w:pPr>
+      <w:r>
+        <w:rPr>
+          <w:lang w:val="es_ES" w:bidi="es_ES"/>
+        </w:rPr>
+      </w:r>
+      <w:r>
+        <w:rPr>
+          <w:lang w:val="es_ES" w:bidi="es_ES"/>
+        </w:rPr>
+        <w:t>v 29–31: Moisés y Aarón se reúnen con los líderes israelitas y les comunican lo que Jehová les ha dicho</w:t>
+      </w:r>
+    </w:p>
+    <w:p>
+      <w:pPr>
+        <w:pStyle w:val="Heading3"/>
+      </w:pPr>
+      <w:r>
+        <w:rPr>
+          <w:lang w:val="es_ES" w:bidi="es_ES"/>
+        </w:rPr>
+        <w:t>Posibles problemas de traducción</w:t>
+      </w:r>
+    </w:p>
+    <w:p>
+      <w:pPr>
+        <w:pStyle w:val="Heading4"/>
+      </w:pPr>
+      <w:r>
+        <w:rPr>
+          <w:lang w:val="es_ES" w:bidi="es_ES"/>
+        </w:rPr>
+        <w:t>Citas</w:t>
+      </w:r>
+    </w:p>
+    <w:p>
+      <w:pPr>
+        <w:pStyle w:val="ListBullet"/>
+        <w:spacing w:line="240" w:lineRule="auto"/>
+        <w:ind w:left="720"/>
+      </w:pPr>
+      <w:r>
+        <w:rPr>
+          <w:lang w:val="es_ES" w:bidi="es_ES"/>
+        </w:rPr>
+      </w:r>
+      <w:r>
+        <w:rPr>
+          <w:lang w:val="es_ES" w:bidi="es_ES"/>
+        </w:rPr>
+        <w:t xml:space="preserve">Hay una transición difícil entre </w:t>
       </w:r>
       <w:hyperlink r:id="rId33">
-        <w:r>
-          <w:rPr>
-            <w:lang w:val="es_ES" w:bidi="es_ES"/>
-          </w:rPr>
-          <w:rPr>
-            <w:color w:val="0000EE"/>
-            <w:u w:val="single"/>
-          </w:rPr>
-          <w:t>14–20</w:t>
-        </w:r>
-      </w:hyperlink>
-      <w:r>
-        <w:rPr>
-          <w:lang w:val="es_ES" w:bidi="es_ES"/>
-        </w:rPr>
-        <w:t xml:space="preserve"> son instrucciones para la futura celebración de la Pascua por parte de los israelitas. Si tu idioma hace una distinción entre eventos futuros cercanos y lejanos o entre mandatos cercanos y generales, puede que necesites aclarar que estos versículos tienen principalmente una aplicación posterior.</w:t>
-      </w:r>
-      <w:r>
-        <w:rPr>
-          <w:lang w:val="es_ES" w:bidi="es_ES"/>
-        </w:rPr>
-      </w:r>
-      <w:r>
-        <w:rPr>
-          <w:lang w:val="es_ES" w:bidi="es_ES"/>
-        </w:rPr>
-      </w:r>
-    </w:p>
-    <w:p>
-      <w:pPr/>
-      <w:r>
-        <w:rPr>
-          <w:lang w:val="es_ES" w:bidi="es_ES"/>
-        </w:rPr>
-      </w:r>
-    </w:p>
-    <w:p>
-      <w:pPr>
-        <w:pStyle w:val="Heading2"/>
-      </w:pPr>
-      <w:r>
-        <w:rPr>
-          <w:lang w:val="es_ES" w:bidi="es_ES"/>
-        </w:rPr>
-        <w:t>Éxodo 25:23 (#1)</w:t>
-      </w:r>
-      <w:r>
-        <w:rPr>
-          <w:lang w:val="es_ES" w:bidi="es_ES"/>
-        </w:rPr>
-      </w:r>
-    </w:p>
-    <w:p>
-      <w:pPr/>
-      <w:r>
-        <w:rPr>
-          <w:lang w:val="es_ES" w:bidi="es_ES"/>
-        </w:rPr>
-      </w:r>
-      <w:r>
-        <w:rPr>
-          <w:lang w:val="es_ES" w:bidi="es_ES"/>
-        </w:rPr>
-        <w:t>אַמָּתַ֤יִם אָרְכּ⁠וֹ֙ וְ⁠אַמָּ֣ה רָחְבּ֔⁠וֹ וְ⁠אַמָּ֥ה וָ⁠חֵ֖צִי קֹמָתֽ⁠וֹ</w:t>
-      </w:r>
-    </w:p>
-    <w:p>
-      <w:pPr/>
-      <w:r>
-        <w:rPr>
-          <w:lang w:val="es_ES" w:bidi="es_ES"/>
-        </w:rPr>
-      </w:r>
-      <w:r>
-        <w:rPr>
-          <w:b/>
-          <w:lang w:val="es_ES" w:bidi="es_ES"/>
-        </w:rPr>
-        <w:t>"acacias. Su longitud: dos codos, y su ancho: un codo, y su altura: un codo y medio"</w:t>
-      </w:r>
-    </w:p>
-    <w:p>
-      <w:pPr/>
-      <w:r>
-        <w:rPr>
-          <w:lang w:val="es_ES" w:bidi="es_ES"/>
-        </w:rPr>
-      </w:r>
-      <w:r>
-        <w:rPr>
-          <w:lang w:val="es_ES" w:bidi="es_ES"/>
-        </w:rPr>
-        <w:t xml:space="preserve">Si sería útil para tus lectores, podrías expresar esto en términos de medidas modernas, ya sea en el texto o en una nota al pie. Un </w:t>
-      </w:r>
-      <w:r>
-        <w:rPr>
-          <w:b/>
-          <w:lang w:val="es_ES" w:bidi="es_ES"/>
-        </w:rPr>
-        <w:t>codo</w:t>
-      </w:r>
-      <w:r>
-        <w:rPr>
-          <w:lang w:val="es_ES" w:bidi="es_ES"/>
-        </w:rPr>
-        <w:t xml:space="preserve"> es aproximadamente 46 centímetros. Para tu referencia, una conversión más precisa al sistema métrico es: 92 centímetros … 46 centímetros … 69 centímetros</w:t>
-      </w:r>
-    </w:p>
-    <w:p>
-      <w:pPr/>
-      <w:r>
-        <w:rPr>
-          <w:lang w:val="es_ES" w:bidi="es_ES"/>
-        </w:rPr>
-      </w:r>
-      <w:r>
-        <w:rPr>
-          <w:lang w:val="es_ES" w:bidi="es_ES"/>
-        </w:rPr>
-        <w:t xml:space="preserve">Ver: </w:t>
-      </w:r>
-      <w:r>
-        <w:rPr>
-          <w:lang w:val="es_ES" w:bidi="es_ES"/>
-        </w:rPr>
-        <w:t>Distancia Bíblica</w:t>
-      </w:r>
-      <w:r>
-        <w:rPr>
-          <w:lang w:val="es_ES" w:bidi="es_ES"/>
-        </w:rPr>
-      </w:r>
-      <w:r>
-        <w:rPr>
-          <w:lang w:val="es_ES" w:bidi="es_ES"/>
-        </w:rPr>
-      </w:r>
-    </w:p>
-    <w:p>
-      <w:pPr/>
-      <w:r>
-        <w:rPr>
-          <w:lang w:val="es_ES" w:bidi="es_ES"/>
-        </w:rPr>
-      </w:r>
-    </w:p>
-    <w:p>
-      <w:pPr>
-        <w:pStyle w:val="Heading2"/>
-      </w:pPr>
-      <w:r>
-        <w:rPr>
-          <w:lang w:val="es_ES" w:bidi="es_ES"/>
-        </w:rPr>
-        <w:t>Éxodo 29:31 (#1)</w:t>
-      </w:r>
-      <w:r>
-        <w:rPr>
-          <w:lang w:val="es_ES" w:bidi="es_ES"/>
-        </w:rPr>
-      </w:r>
-    </w:p>
-    <w:p>
-      <w:pPr/>
-      <w:r>
-        <w:rPr>
-          <w:lang w:val="es_ES" w:bidi="es_ES"/>
-        </w:rPr>
-      </w:r>
-      <w:r>
-        <w:rPr>
-          <w:lang w:val="es_ES" w:bidi="es_ES"/>
-        </w:rPr>
-        <w:t>אֵ֥יל הַ⁠מִּלֻּאִ֖ים</w:t>
-      </w:r>
-    </w:p>
-    <w:p>
-      <w:pPr/>
-      <w:r>
-        <w:rPr>
-          <w:lang w:val="es_ES" w:bidi="es_ES"/>
-        </w:rPr>
-      </w:r>
-      <w:r>
-        <w:rPr>
-          <w:b/>
-          <w:lang w:val="es_ES" w:bidi="es_ES"/>
-        </w:rPr>
-        <w:t>"el carnero de consagración"</w:t>
-      </w:r>
-    </w:p>
-    <w:p>
-      <w:pPr/>
-      <w:r>
-        <w:rPr>
-          <w:lang w:val="es_ES" w:bidi="es_ES"/>
-        </w:rPr>
-      </w:r>
-      <w:r>
-        <w:rPr>
-          <w:lang w:val="es_ES" w:bidi="es_ES"/>
-        </w:rPr>
-        <w:t xml:space="preserve">El </w:t>
-      </w:r>
-      <w:r>
-        <w:rPr>
-          <w:b/>
-          <w:lang w:val="es_ES" w:bidi="es_ES"/>
-        </w:rPr>
-        <w:t>carnero de consagración</w:t>
-      </w:r>
-      <w:r>
-        <w:rPr>
-          <w:lang w:val="es_ES" w:bidi="es_ES"/>
-        </w:rPr>
-        <w:t xml:space="preserve"> se refiere al segundo carnero, el que se describe en </w:t>
-      </w:r>
-      <w:hyperlink r:id="rId34">
-        <w:r>
-          <w:rPr>
-            <w:lang w:val="es_ES" w:bidi="es_ES"/>
-          </w:rPr>
-          <w:rPr>
-            <w:color w:val="0000EE"/>
-            <w:u w:val="single"/>
-          </w:rPr>
-          <w:t>29:19</w:t>
-        </w:r>
-      </w:hyperlink>
-      <w:r>
-        <w:rPr>
-          <w:lang w:val="es_ES" w:bidi="es_ES"/>
-        </w:rPr>
-        <w:t xml:space="preserve"> y siguientes.</w:t>
-      </w:r>
-      <w:r>
-        <w:rPr>
-          <w:lang w:val="es_ES" w:bidi="es_ES"/>
-        </w:rPr>
-      </w:r>
-      <w:r>
-        <w:rPr>
-          <w:lang w:val="es_ES" w:bidi="es_ES"/>
-        </w:rPr>
-      </w:r>
-    </w:p>
-    <w:p>
-      <w:pPr/>
-      <w:r>
-        <w:rPr>
-          <w:lang w:val="es_ES" w:bidi="es_ES"/>
-        </w:rPr>
-      </w:r>
-    </w:p>
-    <w:p>
-      <w:pPr>
-        <w:pStyle w:val="Heading2"/>
-      </w:pPr>
-      <w:r>
-        <w:rPr>
-          <w:lang w:val="es_ES" w:bidi="es_ES"/>
-        </w:rPr>
-        <w:t>Éxodo 30:2 (#2)</w:t>
-      </w:r>
-      <w:r>
-        <w:rPr>
-          <w:lang w:val="es_ES" w:bidi="es_ES"/>
-        </w:rPr>
-      </w:r>
-    </w:p>
-    <w:p>
-      <w:pPr/>
-      <w:r>
-        <w:rPr>
-          <w:lang w:val="es_ES" w:bidi="es_ES"/>
-        </w:rPr>
-      </w:r>
-      <w:r>
-        <w:rPr>
-          <w:lang w:val="es_ES" w:bidi="es_ES"/>
-        </w:rPr>
-        <w:t>אַמָּ֨ה &amp; וְ⁠אַמָּ֤ה &amp; וְ⁠אַמָּתַ֖יִם</w:t>
-      </w:r>
-    </w:p>
-    <w:p>
-      <w:pPr/>
-      <w:r>
-        <w:rPr>
-          <w:lang w:val="es_ES" w:bidi="es_ES"/>
-        </w:rPr>
-      </w:r>
-      <w:r>
-        <w:rPr>
-          <w:b/>
-          <w:lang w:val="es_ES" w:bidi="es_ES"/>
-        </w:rPr>
-        <w:t>"será de un codo y"</w:t>
-      </w:r>
-      <w:r>
-        <w:rPr>
-          <w:lang w:val="es_ES" w:bidi="es_ES"/>
-        </w:rPr>
-        <w:t xml:space="preserve"> - </w:t>
-      </w:r>
-      <w:r>
-        <w:rPr>
-          <w:b/>
-          <w:lang w:val="es_ES" w:bidi="es_ES"/>
-        </w:rPr>
-        <w:t>"será de un codo."</w:t>
-      </w:r>
-      <w:r>
-        <w:rPr>
-          <w:lang w:val="es_ES" w:bidi="es_ES"/>
-        </w:rPr>
-        <w:t xml:space="preserve"> - </w:t>
-      </w:r>
-      <w:r>
-        <w:rPr>
-          <w:b/>
-          <w:lang w:val="es_ES" w:bidi="es_ES"/>
-        </w:rPr>
-        <w:t>"y"</w:t>
-      </w:r>
-      <w:r>
-        <w:rPr>
-          <w:lang w:val="es_ES" w:bidi="es_ES"/>
-        </w:rPr>
-        <w:t xml:space="preserve"> - </w:t>
-      </w:r>
-      <w:r>
-        <w:rPr>
-          <w:b/>
-          <w:lang w:val="es_ES" w:bidi="es_ES"/>
-        </w:rPr>
-        <w:t>"será de dos codos"</w:t>
-      </w:r>
-    </w:p>
-    <w:p>
-      <w:pPr/>
-      <w:r>
-        <w:rPr>
-          <w:lang w:val="es_ES" w:bidi="es_ES"/>
-        </w:rPr>
-      </w:r>
-      <w:r>
-        <w:rPr>
-          <w:lang w:val="es_ES" w:bidi="es_ES"/>
-        </w:rPr>
-        <w:t xml:space="preserve">Si sería útil para tus lectores, podrías expresar esto en términos de medidas modernas, ya sea en el texto o en una nota al pie. Un </w:t>
-      </w:r>
-      <w:r>
-        <w:rPr>
-          <w:b/>
-          <w:lang w:val="es_ES" w:bidi="es_ES"/>
-        </w:rPr>
-        <w:t>codo</w:t>
-      </w:r>
-      <w:r>
-        <w:rPr>
-          <w:lang w:val="es_ES" w:bidi="es_ES"/>
-        </w:rPr>
-        <w:t xml:space="preserve"> es aproximadamente 46 cm. Para tu referencia, una conversión más precisa al sistema métrico es: 46 cm … 46 cm … 92 cm</w:t>
-      </w:r>
-    </w:p>
-    <w:p>
-      <w:pPr/>
-      <w:r>
-        <w:rPr>
-          <w:lang w:val="es_ES" w:bidi="es_ES"/>
-        </w:rPr>
-      </w:r>
-      <w:r>
-        <w:rPr>
-          <w:lang w:val="es_ES" w:bidi="es_ES"/>
-        </w:rPr>
-        <w:t xml:space="preserve">Ver: </w:t>
-      </w:r>
-      <w:r>
-        <w:rPr>
-          <w:lang w:val="es_ES" w:bidi="es_ES"/>
-        </w:rPr>
-        <w:t>Distancia Bíblica</w:t>
-      </w:r>
-      <w:r>
-        <w:rPr>
-          <w:lang w:val="es_ES" w:bidi="es_ES"/>
-        </w:rPr>
-      </w:r>
-      <w:r>
-        <w:rPr>
-          <w:lang w:val="es_ES" w:bidi="es_ES"/>
-        </w:rPr>
-      </w:r>
-    </w:p>
-    <w:p>
-      <w:pPr/>
-      <w:r>
-        <w:rPr>
-          <w:lang w:val="es_ES" w:bidi="es_ES"/>
-        </w:rPr>
-      </w:r>
-    </w:p>
-    <w:p>
-      <w:pPr>
-        <w:pStyle w:val="Heading2"/>
-      </w:pPr>
-      <w:r>
-        <w:rPr>
-          <w:lang w:val="es_ES" w:bidi="es_ES"/>
-        </w:rPr>
-        <w:t>Éxodo 30:15 (#1)</w:t>
-      </w:r>
-      <w:r>
-        <w:rPr>
-          <w:lang w:val="es_ES" w:bidi="es_ES"/>
-        </w:rPr>
-      </w:r>
-    </w:p>
-    <w:p>
-      <w:pPr/>
-      <w:r>
-        <w:rPr>
-          <w:lang w:val="es_ES" w:bidi="es_ES"/>
-        </w:rPr>
-      </w:r>
-      <w:r>
-        <w:rPr>
-          <w:b/>
-          <w:lang w:val="es_ES" w:bidi="es_ES"/>
-        </w:rPr>
-        <w:t>"del medio shekel"</w:t>
-      </w:r>
-    </w:p>
-    <w:p>
-      <w:pPr/>
-      <w:r>
-        <w:rPr>
-          <w:lang w:val="es_ES" w:bidi="es_ES"/>
-        </w:rPr>
-      </w:r>
-      <w:r>
-        <w:rPr>
-          <w:lang w:val="es_ES" w:bidi="es_ES"/>
-        </w:rPr>
-        <w:t xml:space="preserve">Mira cómo tradujiste esto en </w:t>
-      </w:r>
-      <w:hyperlink r:id="rId35">
-        <w:r>
-          <w:rPr>
-            <w:lang w:val="es_ES" w:bidi="es_ES"/>
-          </w:rPr>
-          <w:rPr>
-            <w:color w:val="0000EE"/>
-            <w:u w:val="single"/>
-          </w:rPr>
-          <w:t>Éxodo 30:13</w:t>
-        </w:r>
-      </w:hyperlink>
-      <w:r>
-        <w:rPr>
-          <w:lang w:val="es_ES" w:bidi="es_ES"/>
-        </w:rPr>
-        <w:t>.</w:t>
-      </w:r>
-    </w:p>
-    <w:p>
-      <w:pPr/>
-      <w:r>
-        <w:rPr>
-          <w:lang w:val="es_ES" w:bidi="es_ES"/>
-        </w:rPr>
-      </w:r>
-      <w:r>
-        <w:rPr>
-          <w:lang w:val="es_ES" w:bidi="es_ES"/>
-        </w:rPr>
-        <w:t xml:space="preserve">Ver: </w:t>
-      </w:r>
-      <w:r>
-        <w:rPr>
-          <w:lang w:val="es_ES" w:bidi="es_ES"/>
-        </w:rPr>
-        <w:t>Dinero Bíblico</w:t>
-      </w:r>
-      <w:r>
-        <w:rPr>
-          <w:lang w:val="es_ES" w:bidi="es_ES"/>
-        </w:rPr>
-      </w:r>
-      <w:r>
-        <w:rPr>
-          <w:lang w:val="es_ES" w:bidi="es_ES"/>
-        </w:rPr>
-      </w:r>
-    </w:p>
-    <w:p>
-      <w:pPr/>
-      <w:r>
-        <w:rPr>
-          <w:lang w:val="es_ES" w:bidi="es_ES"/>
-        </w:rPr>
-      </w:r>
-    </w:p>
-    <w:p>
-      <w:pPr>
-        <w:pStyle w:val="Heading2"/>
-      </w:pPr>
-      <w:r>
-        <w:rPr>
-          <w:lang w:val="es_ES" w:bidi="es_ES"/>
-        </w:rPr>
-        <w:t>Éxodo - Capítulo 1 Introducción</w:t>
-      </w:r>
-      <w:r>
-        <w:rPr>
-          <w:lang w:val="es_ES" w:bidi="es_ES"/>
-        </w:rPr>
-      </w:r>
-    </w:p>
-    <w:p>
-      <w:pPr>
-        <w:pStyle w:val="Heading3"/>
-      </w:pPr>
-      <w:r>
-        <w:rPr>
-          <w:lang w:val="es_ES" w:bidi="es_ES"/>
-        </w:rPr>
-        <w:t>Estructura y Formato</w:t>
-      </w:r>
-    </w:p>
-    <w:p>
-      <w:pPr/>
-      <w:r>
-        <w:rPr>
-          <w:lang w:val="es_ES" w:bidi="es_ES"/>
-        </w:rPr>
-      </w:r>
-      <w:r>
-        <w:rPr>
-          <w:lang w:val="es_ES" w:bidi="es_ES"/>
-        </w:rPr>
-        <w:t>Este capítulo está para facilitar una transición fluida desde el último capítulo del libro de Génesis.</w:t>
-      </w:r>
-    </w:p>
-    <w:p>
-      <w:pPr>
-        <w:pStyle w:val="ListBullet"/>
-        <w:spacing w:line="240" w:lineRule="auto"/>
-        <w:ind w:left="720"/>
-      </w:pPr>
-      <w:r>
-        <w:rPr>
-          <w:lang w:val="es_ES" w:bidi="es_ES"/>
-        </w:rPr>
-      </w:r>
-      <w:r>
-        <w:rPr>
-          <w:lang w:val="es_ES" w:bidi="es_ES"/>
-        </w:rPr>
-        <w:t>v 1–7: La familia de Jacob aumenta</w:t>
-      </w:r>
-    </w:p>
-    <w:p>
-      <w:pPr>
-        <w:pStyle w:val="ListBullet"/>
-        <w:spacing w:line="240" w:lineRule="auto"/>
-        <w:ind w:left="720"/>
-      </w:pPr>
-      <w:r>
-        <w:rPr>
-          <w:lang w:val="es_ES" w:bidi="es_ES"/>
-        </w:rPr>
-      </w:r>
-      <w:r>
-        <w:rPr>
-          <w:lang w:val="es_ES" w:bidi="es_ES"/>
-        </w:rPr>
-        <w:t>v 8–22: El faraón oprime a los israelitas e intenta limitar su crecimiento</w:t>
-      </w:r>
-    </w:p>
-    <w:p>
-      <w:pPr>
-        <w:pStyle w:val="Heading3"/>
-      </w:pPr>
-      <w:r>
-        <w:rPr>
-          <w:lang w:val="es_ES" w:bidi="es_ES"/>
-        </w:rPr>
-        <w:t>Conceptos especiales en este capítulo</w:t>
-      </w:r>
-    </w:p>
-    <w:p>
-      <w:pPr>
-        <w:pStyle w:val="Heading4"/>
-      </w:pPr>
-      <w:r>
-        <w:rPr>
-          <w:lang w:val="es_ES" w:bidi="es_ES"/>
-        </w:rPr>
-        <w:t>Crecimiento de Israel</w:t>
-      </w:r>
-    </w:p>
-    <w:p>
-      <w:pPr/>
-      <w:r>
-        <w:rPr>
-          <w:lang w:val="es_ES" w:bidi="es_ES"/>
-        </w:rPr>
-      </w:r>
-      <w:r>
-        <w:rPr>
-          <w:lang w:val="es_ES" w:bidi="es_ES"/>
-        </w:rPr>
-        <w:t xml:space="preserve">Israel creció en número. Este fue el comienzo del cumplimiento de las promesas de Dios a Abraham. Esto también hizo que el Faraón se preocupara de que hubiera más israelitas que egipcios, lo que podría resultar en que los egipcios no pudieran defenderse contra tanta gente. El Faraón intentó matar a todos los bebés varones para evitar que se convirtieran en soldados que lucharan contra él. (Ver: </w:t>
-      </w:r>
-      <w:r>
-        <w:rPr>
-          <w:lang w:val="es_ES" w:bidi="es_ES"/>
-        </w:rPr>
-        <w:t>Cumplir</w:t>
-      </w:r>
-      <w:r>
-        <w:rPr>
-          <w:lang w:val="es_ES" w:bidi="es_ES"/>
-        </w:rPr>
-        <w:t xml:space="preserve"> y </w:t>
-      </w:r>
-      <w:r>
-        <w:rPr>
-          <w:lang w:val="es_ES" w:bidi="es_ES"/>
-        </w:rPr>
-        <w:t>Pacto</w:t>
-      </w:r>
-      <w:r>
-        <w:rPr>
-          <w:lang w:val="es_ES" w:bidi="es_ES"/>
-        </w:rPr>
-        <w:t>)</w:t>
-      </w:r>
-    </w:p>
-    <w:p>
-      <w:pPr>
-        <w:pStyle w:val="Heading3"/>
-      </w:pPr>
-      <w:r>
-        <w:rPr>
-          <w:lang w:val="es_ES" w:bidi="es_ES"/>
-        </w:rPr>
-        <w:t>Posibles Dificultades de Traducción en este Capítulo</w:t>
-      </w:r>
-    </w:p>
-    <w:p>
-      <w:pPr>
-        <w:pStyle w:val="ListBullet"/>
-        <w:spacing w:line="240" w:lineRule="auto"/>
-        <w:ind w:left="720"/>
-      </w:pPr>
-      <w:r>
-        <w:rPr>
-          <w:lang w:val="es_ES" w:bidi="es_ES"/>
-        </w:rPr>
-      </w:r>
-      <w:r>
-        <w:rPr>
-          <w:lang w:val="es_ES" w:bidi="es_ES"/>
-        </w:rPr>
-        <w:t>“Todos los descendientes de Jacob sumaban un total de 70”. Este número incluía tanto a los hijos como a los nietos de Jacob. Puede generar confusión, pero es importante recordar que Jacob tuvo solo 12 hijos.</w:t>
-      </w:r>
-    </w:p>
-    <w:p>
-      <w:pPr>
-        <w:pStyle w:val="ListBullet"/>
-        <w:spacing w:line="240" w:lineRule="auto"/>
-        <w:ind w:left="720"/>
-      </w:pPr>
-      <w:r>
-        <w:rPr>
-          <w:lang w:val="es_ES" w:bidi="es_ES"/>
-        </w:rPr>
-      </w:r>
-      <w:r>
-        <w:rPr>
-          <w:lang w:val="es_ES" w:bidi="es_ES"/>
-        </w:rPr>
-        <w:t xml:space="preserve">A partir del versículo 7, los términos </w:t>
-      </w:r>
-      <w:r>
-        <w:rPr>
-          <w:b/>
-          <w:lang w:val="es_ES" w:bidi="es_ES"/>
-        </w:rPr>
-        <w:t>hebreos</w:t>
-      </w:r>
-      <w:r>
-        <w:rPr>
-          <w:lang w:val="es_ES" w:bidi="es_ES"/>
-        </w:rPr>
-        <w:t xml:space="preserve"> y </w:t>
-      </w:r>
-      <w:r>
-        <w:rPr>
-          <w:b/>
-          <w:lang w:val="es_ES" w:bidi="es_ES"/>
-        </w:rPr>
-        <w:t>hijos de Israel</w:t>
-      </w:r>
-      <w:r>
-        <w:rPr>
-          <w:lang w:val="es_ES" w:bidi="es_ES"/>
-        </w:rPr>
-        <w:t xml:space="preserve"> se refieren tanto a la nación israelita como al grupo de personas.</w:t>
-      </w:r>
-    </w:p>
-    <w:p>
-      <w:pPr>
-        <w:pStyle w:val="ListBullet"/>
-        <w:spacing w:line="240" w:lineRule="auto"/>
-        <w:ind w:left="720"/>
-      </w:pPr>
-      <w:r>
-        <w:rPr>
-          <w:lang w:val="es_ES" w:bidi="es_ES"/>
-        </w:rPr>
-      </w:r>
-      <w:r>
-        <w:rPr>
-          <w:lang w:val="es_ES" w:bidi="es_ES"/>
-        </w:rPr>
-        <w:t>Dios bendice a las parteras hebreas por mentir al malvado faraón. Los traductores no deben intentar ocultar este hecho. Ellas demostraron su temor a Dios al desobedecer una orden malvada para preservar las vidas del pueblo de Dios.</w:t>
-      </w:r>
-    </w:p>
-    <w:p>
-      <w:pPr>
-        <w:pStyle w:val="ListBullet"/>
-        <w:spacing w:line="240" w:lineRule="auto"/>
-        <w:ind w:left="720"/>
-      </w:pPr>
-      <w:r>
-        <w:rPr>
-          <w:lang w:val="es_ES" w:bidi="es_ES"/>
-        </w:rPr>
-      </w:r>
-      <w:r>
-        <w:rPr>
-          <w:lang w:val="es_ES" w:bidi="es_ES"/>
-        </w:rPr>
-        <w:t>Faraón es una palabra específicamente egipcia para referirse a sus reyes y reinas.</w:t>
-      </w:r>
-      <w:r>
-        <w:rPr>
-          <w:lang w:val="es_ES" w:bidi="es_ES"/>
-        </w:rPr>
-      </w:r>
-      <w:r>
-        <w:rPr>
-          <w:lang w:val="es_ES" w:bidi="es_ES"/>
-        </w:rPr>
-      </w:r>
-    </w:p>
-    <w:p>
-      <w:pPr/>
-      <w:r>
-        <w:rPr>
-          <w:lang w:val="es_ES" w:bidi="es_ES"/>
-        </w:rPr>
-      </w:r>
-    </w:p>
-    <w:p>
-      <w:pPr>
-        <w:pStyle w:val="Heading2"/>
-      </w:pPr>
-      <w:r>
-        <w:rPr>
-          <w:lang w:val="es_ES" w:bidi="es_ES"/>
-        </w:rPr>
-        <w:t>Éxodo - Capítulo 2 Introducción</w:t>
-      </w:r>
-      <w:r>
-        <w:rPr>
-          <w:lang w:val="es_ES" w:bidi="es_ES"/>
-        </w:rPr>
-      </w:r>
-    </w:p>
-    <w:p>
-      <w:pPr>
-        <w:pStyle w:val="Heading3"/>
-      </w:pPr>
-      <w:r>
-        <w:rPr>
-          <w:lang w:val="es_ES" w:bidi="es_ES"/>
-        </w:rPr>
-        <w:t>Estructura y Formato</w:t>
-      </w:r>
-    </w:p>
-    <w:p>
-      <w:pPr>
-        <w:pStyle w:val="ListBullet"/>
-        <w:spacing w:line="240" w:lineRule="auto"/>
-        <w:ind w:left="720"/>
-      </w:pPr>
-      <w:r>
-        <w:rPr>
-          <w:lang w:val="es_ES" w:bidi="es_ES"/>
-        </w:rPr>
-      </w:r>
-      <w:r>
-        <w:rPr>
-          <w:lang w:val="es_ES" w:bidi="es_ES"/>
-        </w:rPr>
-        <w:t>v 1–10: Nacimiento y primeros años de Moisés</w:t>
-      </w:r>
-    </w:p>
-    <w:p>
-      <w:pPr>
-        <w:pStyle w:val="ListBullet"/>
-        <w:spacing w:line="240" w:lineRule="auto"/>
-        <w:ind w:left="720"/>
-      </w:pPr>
-      <w:r>
-        <w:rPr>
-          <w:lang w:val="es_ES" w:bidi="es_ES"/>
-        </w:rPr>
-      </w:r>
-      <w:r>
-        <w:rPr>
-          <w:lang w:val="es_ES" w:bidi="es_ES"/>
-        </w:rPr>
-        <w:t>v 11–15: Intento de intervención y escape de Moisés</w:t>
-      </w:r>
-    </w:p>
-    <w:p>
-      <w:pPr>
-        <w:pStyle w:val="ListBullet"/>
-        <w:spacing w:line="240" w:lineRule="auto"/>
-        <w:ind w:left="720"/>
-      </w:pPr>
-      <w:r>
-        <w:rPr>
-          <w:lang w:val="es_ES" w:bidi="es_ES"/>
-        </w:rPr>
-      </w:r>
-      <w:r>
-        <w:rPr>
-          <w:lang w:val="es_ES" w:bidi="es_ES"/>
-        </w:rPr>
-        <w:t>v 16–22: Moisés se establece en Madián</w:t>
-      </w:r>
-    </w:p>
-    <w:p>
-      <w:pPr>
-        <w:pStyle w:val="ListBullet"/>
-        <w:spacing w:line="240" w:lineRule="auto"/>
-        <w:ind w:left="720"/>
-      </w:pPr>
-      <w:r>
-        <w:rPr>
-          <w:lang w:val="es_ES" w:bidi="es_ES"/>
-        </w:rPr>
-      </w:r>
-      <w:r>
-        <w:rPr>
-          <w:lang w:val="es_ES" w:bidi="es_ES"/>
-        </w:rPr>
-        <w:t>v 23–25: Dios observa la difícil situación de los israelitas</w:t>
-      </w:r>
-    </w:p>
-    <w:p>
-      <w:pPr>
-        <w:pStyle w:val="Heading3"/>
-      </w:pPr>
-      <w:r>
-        <w:rPr>
-          <w:lang w:val="es_ES" w:bidi="es_ES"/>
-        </w:rPr>
-        <w:t>Conceptos especiales en este capítulo</w:t>
-      </w:r>
-    </w:p>
-    <w:p>
-      <w:pPr>
-        <w:pStyle w:val="Heading4"/>
-      </w:pPr>
-      <w:r>
-        <w:rPr>
-          <w:lang w:val="es_ES" w:bidi="es_ES"/>
-        </w:rPr>
-        <w:t>Acuerdo</w:t>
-      </w:r>
-    </w:p>
-    <w:p>
-      <w:pPr/>
-      <w:r>
-        <w:rPr>
-          <w:lang w:val="es_ES" w:bidi="es_ES"/>
-        </w:rPr>
-      </w:r>
-      <w:r>
-        <w:rPr>
-          <w:lang w:val="es_ES" w:bidi="es_ES"/>
-        </w:rPr>
-        <w:t>Al final del capítulo, Dios empieza a relacionarse con los israelitas basándose en su pacto con Abraham, Isaac y Jacob.</w:t>
-      </w:r>
-    </w:p>
-    <w:p>
-      <w:pPr>
-        <w:pStyle w:val="Heading3"/>
-      </w:pPr>
-      <w:r>
-        <w:rPr>
-          <w:lang w:val="es_ES" w:bidi="es_ES"/>
-        </w:rPr>
-        <w:t>Posibles dificultades de traducción en este capítulo</w:t>
-      </w:r>
-    </w:p>
-    <w:p>
-      <w:pPr>
-        <w:pStyle w:val="Heading4"/>
-      </w:pPr>
-      <w:r>
-        <w:rPr>
-          <w:lang w:val="es_ES" w:bidi="es_ES"/>
-        </w:rPr>
-        <w:t>Identificación de participantes</w:t>
-      </w:r>
-    </w:p>
-    <w:p>
-      <w:pPr>
-        <w:pStyle w:val="ListBullet"/>
-        <w:spacing w:line="240" w:lineRule="auto"/>
-        <w:ind w:left="720"/>
-      </w:pPr>
-      <w:r>
-        <w:rPr>
-          <w:lang w:val="es_ES" w:bidi="es_ES"/>
-        </w:rPr>
-      </w:r>
-      <w:r>
-        <w:rPr>
-          <w:lang w:val="es_ES" w:bidi="es_ES"/>
-        </w:rPr>
-        <w:t>Moisés es el único participante mencionado en la mayor parte de este capítulo. Esto se debe a que muchos de los otros participantes tienen roles mucho menores y porque esta parte de la historia se centra en la vida de Moisés.</w:t>
-      </w:r>
-    </w:p>
-    <w:p>
-      <w:pPr>
-        <w:pStyle w:val="Heading4"/>
-      </w:pPr>
-      <w:r>
-        <w:rPr>
-          <w:lang w:val="es_ES" w:bidi="es_ES"/>
-        </w:rPr>
-        <w:t>El legado de Moisés</w:t>
-      </w:r>
-    </w:p>
-    <w:p>
-      <w:pPr/>
-      <w:r>
-        <w:rPr>
-          <w:lang w:val="es_ES" w:bidi="es_ES"/>
-        </w:rPr>
-      </w:r>
-      <w:r>
-        <w:rPr>
-          <w:lang w:val="es_ES" w:bidi="es_ES"/>
-        </w:rPr>
-        <w:t>En la primera parte de este capítulo, la hija del Faraón identifica a Moisés como hebreo, pero en la última parte, los madianitas piensan que es egipcio.</w:t>
-      </w:r>
-    </w:p>
-    <w:p>
-      <w:pPr>
-        <w:pStyle w:val="Heading4"/>
-      </w:pPr>
-      <w:r>
-        <w:rPr>
-          <w:lang w:val="es_ES" w:bidi="es_ES"/>
-        </w:rPr>
-        <w:t>Situaciones irónicas</w:t>
-      </w:r>
-    </w:p>
-    <w:p>
-      <w:pPr>
-        <w:pStyle w:val="ListBullet"/>
-        <w:spacing w:line="240" w:lineRule="auto"/>
-        <w:ind w:left="720"/>
-      </w:pPr>
-      <w:r>
-        <w:rPr>
-          <w:lang w:val="es_ES" w:bidi="es_ES"/>
-        </w:rPr>
-      </w:r>
-      <w:r>
-        <w:rPr>
-          <w:lang w:val="es_ES" w:bidi="es_ES"/>
-        </w:rPr>
-        <w:t>Mientras el faraón intentaba reducir el poder de los israelitas matando a todos sus bebés varones, Dios utilizó a la propia hija del faraón para salvar a Moisés.</w:t>
-      </w:r>
-    </w:p>
-    <w:p>
-      <w:pPr>
-        <w:pStyle w:val="ListBullet"/>
-        <w:spacing w:line="240" w:lineRule="auto"/>
-        <w:ind w:left="720"/>
-      </w:pPr>
-      <w:r>
-        <w:rPr>
-          <w:lang w:val="es_ES" w:bidi="es_ES"/>
-        </w:rPr>
-      </w:r>
-      <w:r>
-        <w:rPr>
-          <w:lang w:val="es_ES" w:bidi="es_ES"/>
-        </w:rPr>
-        <w:t>Moisés cree que está destinado a ser el salvador de su pueblo, pero ellos lo rechazan. Al final, Moisés tenía razón, pero el pueblo lo rechazó en ese momento (Ver: Hechos 7).</w:t>
-      </w:r>
-      <w:r>
-        <w:rPr>
-          <w:lang w:val="es_ES" w:bidi="es_ES"/>
-        </w:rPr>
-      </w:r>
-      <w:r>
-        <w:rPr>
-          <w:lang w:val="es_ES" w:bidi="es_ES"/>
-        </w:rPr>
-      </w:r>
-    </w:p>
-    <w:p>
-      <w:pPr/>
-      <w:r>
-        <w:rPr>
-          <w:lang w:val="es_ES" w:bidi="es_ES"/>
-        </w:rPr>
-      </w:r>
-    </w:p>
-    <w:p>
-      <w:pPr>
-        <w:pStyle w:val="Heading2"/>
-      </w:pPr>
-      <w:r>
-        <w:rPr>
-          <w:lang w:val="es_ES" w:bidi="es_ES"/>
-        </w:rPr>
-        <w:t>Éxodo - Capítulo 3 Introducción</w:t>
-      </w:r>
-      <w:r>
-        <w:rPr>
-          <w:lang w:val="es_ES" w:bidi="es_ES"/>
-        </w:rPr>
-      </w:r>
-    </w:p>
-    <w:p>
-      <w:pPr>
-        <w:pStyle w:val="Heading3"/>
-      </w:pPr>
-      <w:r>
-        <w:rPr>
-          <w:lang w:val="es_ES" w:bidi="es_ES"/>
-        </w:rPr>
-        <w:t>Estructura y formato</w:t>
-      </w:r>
-    </w:p>
-    <w:p>
-      <w:pPr/>
-      <w:r>
-        <w:rPr>
-          <w:lang w:val="es_ES" w:bidi="es_ES"/>
-        </w:rPr>
-      </w:r>
-      <w:r>
-        <w:rPr>
-          <w:lang w:val="es_ES" w:bidi="es_ES"/>
-        </w:rPr>
-        <w:t>Este capítulo es una conversación en la que Jehová empieza a comisionar y enviar a Moisés para liberar a los israelitas.</w:t>
-      </w:r>
-    </w:p>
-    <w:p>
-      <w:pPr/>
-      <w:r>
-        <w:rPr>
-          <w:lang w:val="es_ES" w:bidi="es_ES"/>
-        </w:rPr>
-      </w:r>
-      <w:r>
-        <w:rPr>
-          <w:lang w:val="es_ES" w:bidi="es_ES"/>
-        </w:rPr>
-        <w:t xml:space="preserve">Este capítulo documenta uno de los eventos más importantes en la historia del pueblo israelita: la revelación del nombre Jehová en la zarza ardiente. (Ver: </w:t>
-      </w:r>
-      <w:r>
-        <w:rPr>
-          <w:lang w:val="es_ES" w:bidi="es_ES"/>
-        </w:rPr>
-        <w:t>revelar</w:t>
-      </w:r>
-      <w:r>
-        <w:rPr>
-          <w:lang w:val="es_ES" w:bidi="es_ES"/>
-        </w:rPr>
-        <w:t>)</w:t>
-      </w:r>
-    </w:p>
-    <w:p>
-      <w:pPr>
-        <w:pStyle w:val="Heading3"/>
-      </w:pPr>
-      <w:r>
-        <w:rPr>
-          <w:lang w:val="es_ES" w:bidi="es_ES"/>
-        </w:rPr>
-        <w:t>Conceptos especiales en este capítulo</w:t>
-      </w:r>
-    </w:p>
-    <w:p>
-      <w:pPr>
-        <w:pStyle w:val="Heading4"/>
-      </w:pPr>
-      <w:r>
-        <w:rPr>
-          <w:lang w:val="es_ES" w:bidi="es_ES"/>
-        </w:rPr>
-        <w:t>La santidad de Dios</w:t>
-      </w:r>
-    </w:p>
-    <w:p>
-      <w:pPr/>
-      <w:r>
-        <w:rPr>
-          <w:lang w:val="es_ES" w:bidi="es_ES"/>
-        </w:rPr>
-      </w:r>
-      <w:r>
-        <w:rPr>
-          <w:lang w:val="es_ES" w:bidi="es_ES"/>
-        </w:rPr>
-        <w:t xml:space="preserve">Dios es tan santo que las personas no pueden mirarlo sin morir. Por eso Moisés cubrió sus ojos y también se quitó los zapatos. (Ver: </w:t>
-      </w:r>
-      <w:r>
-        <w:rPr>
-          <w:lang w:val="es_ES" w:bidi="es_ES"/>
-        </w:rPr>
-        <w:t>Santo</w:t>
-      </w:r>
-      <w:r>
-        <w:rPr>
-          <w:lang w:val="es_ES" w:bidi="es_ES"/>
-        </w:rPr>
-        <w:t xml:space="preserve"> y </w:t>
-      </w:r>
-      <w:r>
-        <w:rPr>
-          <w:lang w:val="es_ES" w:bidi="es_ES"/>
-        </w:rPr>
-        <w:t>Conocimiento Asumido e Información Implícita</w:t>
-      </w:r>
-      <w:r>
-        <w:rPr>
-          <w:lang w:val="es_ES" w:bidi="es_ES"/>
-        </w:rPr>
-        <w:t>)</w:t>
-      </w:r>
-    </w:p>
-    <w:p>
-      <w:pPr>
-        <w:pStyle w:val="Heading4"/>
-      </w:pPr>
-      <w:r>
-        <w:rPr>
-          <w:lang w:val="es_ES" w:bidi="es_ES"/>
-        </w:rPr>
-        <w:t>Yavé</w:t>
-      </w:r>
-    </w:p>
-    <w:p>
-      <w:pPr/>
-      <w:r>
-        <w:rPr>
-          <w:lang w:val="es_ES" w:bidi="es_ES"/>
-        </w:rPr>
-      </w:r>
-      <w:r>
-        <w:rPr>
-          <w:lang w:val="es_ES" w:bidi="es_ES"/>
-        </w:rPr>
-        <w:t xml:space="preserve">El nombre Jehová es el nombre personal de Dios, que él reveló a Moisés. Jehová probablemente está relacionado con la frase “Yo soy” que él le dice a Moisés en el versículo 14. Algunas traducciones usan todas las letras mayúsculas para distinguir esto: “YO SOY.” Se debe tener mucho cuidado al traducir la frase “Yo soy el que soy.” (Ver: </w:t>
-      </w:r>
-      <w:r>
-        <w:rPr>
-          <w:lang w:val="es_ES" w:bidi="es_ES"/>
-        </w:rPr>
-        <w:t>Jehová</w:t>
-      </w:r>
-      <w:r>
-        <w:rPr>
-          <w:lang w:val="es_ES" w:bidi="es_ES"/>
-        </w:rPr>
-        <w:t>)</w:t>
-      </w:r>
-    </w:p>
-    <w:p>
-      <w:pPr>
-        <w:pStyle w:val="Heading3"/>
-      </w:pPr>
-      <w:r>
-        <w:rPr>
-          <w:lang w:val="es_ES" w:bidi="es_ES"/>
-        </w:rPr>
-        <w:t>Posibles dificultades de traducción en este capítulo</w:t>
-      </w:r>
-    </w:p>
-    <w:p>
-      <w:pPr>
-        <w:pStyle w:val="Heading4"/>
-      </w:pPr>
-      <w:r>
-        <w:rPr>
-          <w:lang w:val="es_ES" w:bidi="es_ES"/>
-        </w:rPr>
-        <w:t>Participantes</w:t>
-      </w:r>
-    </w:p>
-    <w:p>
-      <w:pPr/>
-      <w:r>
-        <w:rPr>
-          <w:lang w:val="es_ES" w:bidi="es_ES"/>
-        </w:rPr>
-      </w:r>
-      <w:r>
-        <w:rPr>
-          <w:lang w:val="es_ES" w:bidi="es_ES"/>
-        </w:rPr>
-        <w:t>“El Ángel de Jehová”, “Jehová” y “Dios” parecen estar hablando e interactuando con Moisés desde la zarza ardiente. Además, Dios declara que su nombre es “YO SOY”. (Ver nota arriba sobre Jehová y YO SOY.) Jehová y Dios son lo mismo, aunque existe especulación sobre la identidad del Ángel de Jehová.</w:t>
-      </w:r>
-      <w:r>
-        <w:rPr>
-          <w:lang w:val="es_ES" w:bidi="es_ES"/>
-        </w:rPr>
-      </w:r>
-      <w:r>
-        <w:rPr>
-          <w:lang w:val="es_ES" w:bidi="es_ES"/>
-        </w:rPr>
-      </w:r>
-    </w:p>
-    <w:p>
-      <w:pPr/>
-      <w:r>
-        <w:rPr>
-          <w:lang w:val="es_ES" w:bidi="es_ES"/>
-        </w:rPr>
-      </w:r>
-    </w:p>
-    <w:p>
-      <w:pPr>
-        <w:pStyle w:val="Heading2"/>
-      </w:pPr>
-      <w:r>
-        <w:rPr>
-          <w:lang w:val="es_ES" w:bidi="es_ES"/>
-        </w:rPr>
-        <w:t>Éxodo - Capítulo 5 Introducción</w:t>
-      </w:r>
-      <w:r>
-        <w:rPr>
-          <w:lang w:val="es_ES" w:bidi="es_ES"/>
-        </w:rPr>
-      </w:r>
-    </w:p>
-    <w:p>
-      <w:pPr>
-        <w:pStyle w:val="Heading3"/>
-      </w:pPr>
-      <w:r>
-        <w:rPr>
-          <w:lang w:val="es_ES" w:bidi="es_ES"/>
-        </w:rPr>
-        <w:t>Estructura y formato</w:t>
-      </w:r>
-    </w:p>
-    <w:p>
-      <w:pPr>
-        <w:pStyle w:val="ListBullet"/>
-        <w:spacing w:line="240" w:lineRule="auto"/>
-        <w:ind w:left="720"/>
-      </w:pPr>
-      <w:r>
-        <w:rPr>
-          <w:lang w:val="es_ES" w:bidi="es_ES"/>
-        </w:rPr>
-      </w:r>
-      <w:r>
-        <w:rPr>
-          <w:lang w:val="es_ES" w:bidi="es_ES"/>
-        </w:rPr>
-        <w:t>v 1–5: Moisés entrega al faraón el mensaje de Jehová</w:t>
-      </w:r>
-    </w:p>
-    <w:p>
-      <w:pPr>
-        <w:pStyle w:val="ListBullet"/>
-        <w:spacing w:line="240" w:lineRule="auto"/>
-        <w:ind w:left="720"/>
-      </w:pPr>
-      <w:r>
-        <w:rPr>
-          <w:lang w:val="es_ES" w:bidi="es_ES"/>
-        </w:rPr>
-      </w:r>
-      <w:r>
-        <w:rPr>
-          <w:lang w:val="es_ES" w:bidi="es_ES"/>
-        </w:rPr>
-        <w:t>v 6–21: El faraón hace que los israelitas trabajen más arduamente</w:t>
-      </w:r>
-    </w:p>
-    <w:p>
-      <w:pPr>
-        <w:pStyle w:val="ListBullet"/>
-        <w:spacing w:line="240" w:lineRule="auto"/>
-        <w:ind w:left="720"/>
-      </w:pPr>
-      <w:r>
-        <w:rPr>
-          <w:lang w:val="es_ES" w:bidi="es_ES"/>
-        </w:rPr>
-      </w:r>
-      <w:r>
-        <w:rPr>
-          <w:lang w:val="es_ES" w:bidi="es_ES"/>
-        </w:rPr>
-        <w:t>v 22–23: Moisés le pregunta a Jehová por qué las cosas salieron mal</w:t>
-      </w:r>
-      <w:r>
-        <w:rPr>
-          <w:lang w:val="es_ES" w:bidi="es_ES"/>
-        </w:rPr>
-      </w:r>
-      <w:r>
-        <w:rPr>
-          <w:lang w:val="es_ES" w:bidi="es_ES"/>
-        </w:rPr>
-      </w:r>
-    </w:p>
-    <w:p>
-      <w:pPr/>
-      <w:r>
-        <w:rPr>
-          <w:lang w:val="es_ES" w:bidi="es_ES"/>
-        </w:rPr>
-      </w:r>
-    </w:p>
-    <w:p>
-      <w:pPr>
-        <w:pStyle w:val="Heading2"/>
-      </w:pPr>
-      <w:r>
-        <w:rPr>
-          <w:lang w:val="es_ES" w:bidi="es_ES"/>
-        </w:rPr>
-        <w:t>Éxodo - Capítulo 4 Introducción</w:t>
-      </w:r>
-      <w:r>
-        <w:rPr>
-          <w:lang w:val="es_ES" w:bidi="es_ES"/>
-        </w:rPr>
-      </w:r>
-    </w:p>
-    <w:p>
-      <w:pPr>
-        <w:pStyle w:val="Heading3"/>
-      </w:pPr>
-      <w:r>
-        <w:rPr>
-          <w:lang w:val="es_ES" w:bidi="es_ES"/>
-        </w:rPr>
-        <w:t>Estructura y formato</w:t>
-      </w:r>
-    </w:p>
-    <w:p>
-      <w:pPr>
-        <w:pStyle w:val="ListBullet"/>
-        <w:spacing w:line="240" w:lineRule="auto"/>
-        <w:ind w:left="720"/>
-      </w:pPr>
-      <w:r>
-        <w:rPr>
-          <w:lang w:val="es_ES" w:bidi="es_ES"/>
-        </w:rPr>
-      </w:r>
-      <w:r>
-        <w:rPr>
-          <w:lang w:val="es_ES" w:bidi="es_ES"/>
-        </w:rPr>
-        <w:t>v 1–17: Moisés duda en obedecer, por lo que Jehová le proporciona señales para confirmar su misión</w:t>
-      </w:r>
-    </w:p>
-    <w:p>
-      <w:pPr>
-        <w:pStyle w:val="ListBullet"/>
-        <w:spacing w:line="240" w:lineRule="auto"/>
-        <w:ind w:left="720"/>
-      </w:pPr>
-      <w:r>
-        <w:rPr>
-          <w:lang w:val="es_ES" w:bidi="es_ES"/>
-        </w:rPr>
-      </w:r>
-      <w:r>
-        <w:rPr>
-          <w:lang w:val="es_ES" w:bidi="es_ES"/>
-        </w:rPr>
-        <w:t>v 18–28: Moisés regresa a Egipto</w:t>
-      </w:r>
-    </w:p>
-    <w:p>
-      <w:pPr>
-        <w:pStyle w:val="ListBullet"/>
-        <w:spacing w:line="240" w:lineRule="auto"/>
-        <w:ind w:left="720"/>
-      </w:pPr>
-      <w:r>
-        <w:rPr>
-          <w:lang w:val="es_ES" w:bidi="es_ES"/>
-        </w:rPr>
-      </w:r>
-      <w:r>
-        <w:rPr>
-          <w:lang w:val="es_ES" w:bidi="es_ES"/>
-        </w:rPr>
-        <w:t>v 29–31: Moisés y Aarón se reúnen con los líderes israelitas y les comunican lo que Jehová les ha dicho</w:t>
-      </w:r>
-    </w:p>
-    <w:p>
-      <w:pPr>
-        <w:pStyle w:val="Heading3"/>
-      </w:pPr>
-      <w:r>
-        <w:rPr>
-          <w:lang w:val="es_ES" w:bidi="es_ES"/>
-        </w:rPr>
-        <w:t>Posibles problemas de traducción</w:t>
-      </w:r>
-    </w:p>
-    <w:p>
-      <w:pPr>
-        <w:pStyle w:val="Heading4"/>
-      </w:pPr>
-      <w:r>
-        <w:rPr>
-          <w:lang w:val="es_ES" w:bidi="es_ES"/>
-        </w:rPr>
-        <w:t>Citas</w:t>
-      </w:r>
-    </w:p>
-    <w:p>
-      <w:pPr>
-        <w:pStyle w:val="ListBullet"/>
-        <w:spacing w:line="240" w:lineRule="auto"/>
-        <w:ind w:left="720"/>
-      </w:pPr>
-      <w:r>
-        <w:rPr>
-          <w:lang w:val="es_ES" w:bidi="es_ES"/>
-        </w:rPr>
-      </w:r>
-      <w:r>
-        <w:rPr>
-          <w:lang w:val="es_ES" w:bidi="es_ES"/>
-        </w:rPr>
-        <w:t xml:space="preserve">Hay una transición difícil entre </w:t>
-      </w:r>
-      <w:hyperlink r:id="rId36">
         <w:r>
           <w:rPr>
             <w:lang w:val="es_ES" w:bidi="es_ES"/>
@@ -3098,7 +2436,7 @@
         </w:rPr>
         <w:t xml:space="preserve"> y </w:t>
       </w:r>
-      <w:hyperlink r:id="rId37">
+      <w:hyperlink r:id="rId34">
         <w:r>
           <w:rPr>
             <w:lang w:val="es_ES" w:bidi="es_ES"/>
@@ -3116,7 +2454,7 @@
         </w:rPr>
         <w:t xml:space="preserve"> porque la cita se interrumpe para introducir un poco de narrativa. Cuando se retoma en </w:t>
       </w:r>
-      <w:hyperlink r:id="rId37">
+      <w:hyperlink r:id="rId34">
         <w:r>
           <w:rPr>
             <w:lang w:val="es_ES" w:bidi="es_ES"/>
@@ -3134,7 +2472,7 @@
         </w:rPr>
         <w:t xml:space="preserve">, la oración parece incompleta (incluso si se conecta directamente con el fragmento de cita en </w:t>
       </w:r>
-      <w:hyperlink r:id="rId36">
+      <w:hyperlink r:id="rId33">
         <w:r>
           <w:rPr>
             <w:lang w:val="es_ES" w:bidi="es_ES"/>
@@ -3193,7 +2531,7 @@
         </w:rPr>
         <w:t xml:space="preserve">El orden de los eventos no siempre es claro. En </w:t>
       </w:r>
-      <w:hyperlink r:id="rId38">
+      <w:hyperlink r:id="rId35">
         <w:r>
           <w:rPr>
             <w:lang w:val="es_ES" w:bidi="es_ES"/>
@@ -3211,7 +2549,7 @@
         </w:rPr>
         <w:t xml:space="preserve">, Jehová le dice a Moisés que Aarón viene a encontrarse con él, pero que Jehová le diga a Aarón que vaya a encontrarse con Moisés en el desierto, no se menciona hasta </w:t>
       </w:r>
-      <w:hyperlink r:id="rId39">
+      <w:hyperlink r:id="rId36">
         <w:r>
           <w:rPr>
             <w:lang w:val="es_ES" w:bidi="es_ES"/>
@@ -3247,7 +2585,7 @@
         </w:rPr>
         <w:t xml:space="preserve">El momento de los eventos en </w:t>
       </w:r>
-      <w:hyperlink r:id="rId40">
+      <w:hyperlink r:id="rId37">
         <w:r>
           <w:rPr>
             <w:lang w:val="es_ES" w:bidi="es_ES"/>
@@ -3265,7 +2603,7 @@
         </w:rPr>
         <w:t>\-</w:t>
       </w:r>
-      <w:hyperlink r:id="rId39">
+      <w:hyperlink r:id="rId36">
         <w:r>
           <w:rPr>
             <w:lang w:val="es_ES" w:bidi="es_ES"/>
@@ -3308,7 +2646,7 @@
         </w:rPr>
         <w:t xml:space="preserve">La primera de más de 400 ocurrencias a lo largo del Antiguo Testamento de una frase estándar utilizada para introducir instrucciones directas y autoritativas de Jehová se encuentra en </w:t>
       </w:r>
-      <w:hyperlink r:id="rId41">
+      <w:hyperlink r:id="rId38">
         <w:r>
           <w:rPr>
             <w:lang w:val="es_ES" w:bidi="es_ES"/>
@@ -3351,7 +2689,7 @@
         </w:rPr>
         <w:t xml:space="preserve">El encuentro registrado de </w:t>
       </w:r>
-      <w:hyperlink r:id="rId42">
+      <w:hyperlink r:id="rId39">
         <w:r>
           <w:rPr>
             <w:lang w:val="es_ES" w:bidi="es_ES"/>
@@ -3369,7 +2707,7 @@
         </w:rPr>
         <w:t xml:space="preserve"> a </w:t>
       </w:r>
-      <w:hyperlink r:id="rId43">
+      <w:hyperlink r:id="rId40">
         <w:r>
           <w:rPr>
             <w:lang w:val="es_ES" w:bidi="es_ES"/>
@@ -3620,6 +2958,105 @@
         <w:rPr>
           <w:lang w:val="es_ES" w:bidi="es_ES"/>
         </w:rPr>
+        <w:t>Éxodo - Capítulo 5 Introducción</w:t>
+      </w:r>
+      <w:r>
+        <w:rPr>
+          <w:lang w:val="es_ES" w:bidi="es_ES"/>
+        </w:rPr>
+      </w:r>
+    </w:p>
+    <w:p>
+      <w:pPr>
+        <w:pStyle w:val="Heading3"/>
+      </w:pPr>
+      <w:r>
+        <w:rPr>
+          <w:lang w:val="es_ES" w:bidi="es_ES"/>
+        </w:rPr>
+        <w:t>Estructura y formato</w:t>
+      </w:r>
+    </w:p>
+    <w:p>
+      <w:pPr>
+        <w:pStyle w:val="ListBullet"/>
+        <w:spacing w:line="240" w:lineRule="auto"/>
+        <w:ind w:left="720"/>
+      </w:pPr>
+      <w:r>
+        <w:rPr>
+          <w:lang w:val="es_ES" w:bidi="es_ES"/>
+        </w:rPr>
+      </w:r>
+      <w:r>
+        <w:rPr>
+          <w:lang w:val="es_ES" w:bidi="es_ES"/>
+        </w:rPr>
+        <w:t>v 1–5: Moisés entrega al faraón el mensaje de Jehová</w:t>
+      </w:r>
+    </w:p>
+    <w:p>
+      <w:pPr>
+        <w:pStyle w:val="ListBullet"/>
+        <w:spacing w:line="240" w:lineRule="auto"/>
+        <w:ind w:left="720"/>
+      </w:pPr>
+      <w:r>
+        <w:rPr>
+          <w:lang w:val="es_ES" w:bidi="es_ES"/>
+        </w:rPr>
+      </w:r>
+      <w:r>
+        <w:rPr>
+          <w:lang w:val="es_ES" w:bidi="es_ES"/>
+        </w:rPr>
+        <w:t>v 6–21: El faraón hace que los israelitas trabajen más arduamente</w:t>
+      </w:r>
+    </w:p>
+    <w:p>
+      <w:pPr>
+        <w:pStyle w:val="ListBullet"/>
+        <w:spacing w:line="240" w:lineRule="auto"/>
+        <w:ind w:left="720"/>
+      </w:pPr>
+      <w:r>
+        <w:rPr>
+          <w:lang w:val="es_ES" w:bidi="es_ES"/>
+        </w:rPr>
+      </w:r>
+      <w:r>
+        <w:rPr>
+          <w:lang w:val="es_ES" w:bidi="es_ES"/>
+        </w:rPr>
+        <w:t>v 22–23: Moisés le pregunta a Jehová por qué las cosas salieron mal</w:t>
+      </w:r>
+      <w:r>
+        <w:rPr>
+          <w:lang w:val="es_ES" w:bidi="es_ES"/>
+        </w:rPr>
+      </w:r>
+      <w:r>
+        <w:rPr>
+          <w:lang w:val="es_ES" w:bidi="es_ES"/>
+        </w:rPr>
+      </w:r>
+    </w:p>
+    <w:p>
+      <w:pPr/>
+      <w:r>
+        <w:rPr>
+          <w:lang w:val="es_ES" w:bidi="es_ES"/>
+        </w:rPr>
+      </w:r>
+    </w:p>
+    <w:p>
+      <w:pPr>
+        <w:pStyle w:val="Heading2"/>
+      </w:pPr>
+      <w:r>
+        <w:rPr>
+          <w:lang w:val="es_ES" w:bidi="es_ES"/>
+        </w:rPr>
         <w:t>Éxodo - Capítulo 6 Introducción</w:t>
       </w:r>
       <w:r>
@@ -3761,7 +3198,7 @@
         </w:rPr>
         <w:t>) se mencionan en este capítulo (</w:t>
       </w:r>
-      <w:hyperlink r:id="rId44">
+      <w:hyperlink r:id="rId41">
         <w:r>
           <w:rPr>
             <w:lang w:val="es_ES" w:bidi="es_ES"/>
@@ -3779,7 +3216,7 @@
         </w:rPr>
         <w:t>\-</w:t>
       </w:r>
-      <w:hyperlink r:id="rId45">
+      <w:hyperlink r:id="rId42">
         <w:r>
           <w:rPr>
             <w:lang w:val="es_ES" w:bidi="es_ES"/>
@@ -4695,7 +4132,7 @@
         </w:rPr>
         <w:t xml:space="preserve">Puede ser útil pensar que después del final del capítulo 10, Jehová habló a Moisés inmediatamente, antes de que realmente dejara la presencia del faraón (v. </w:t>
       </w:r>
-      <w:hyperlink r:id="rId46">
+      <w:hyperlink r:id="rId43">
         <w:r>
           <w:rPr>
             <w:lang w:val="es_ES" w:bidi="es_ES"/>
@@ -4713,7 +4150,7 @@
         </w:rPr>
         <w:t>-</w:t>
       </w:r>
-      <w:hyperlink r:id="rId47">
+      <w:hyperlink r:id="rId44">
         <w:r>
           <w:rPr>
             <w:lang w:val="es_ES" w:bidi="es_ES"/>
@@ -4731,7 +4168,7 @@
         </w:rPr>
         <w:t xml:space="preserve">). </w:t>
       </w:r>
-      <w:hyperlink r:id="rId48">
+      <w:hyperlink r:id="rId45">
         <w:r>
           <w:rPr>
             <w:lang w:val="es_ES" w:bidi="es_ES"/>
@@ -4749,7 +4186,7 @@
         </w:rPr>
         <w:t xml:space="preserve"> es un comentario que sugiere que los egipcios estarán dispuestos a cumplir con lo que los israelitas les pidan en </w:t>
       </w:r>
-      <w:hyperlink r:id="rId47">
+      <w:hyperlink r:id="rId44">
         <w:r>
           <w:rPr>
             <w:lang w:val="es_ES" w:bidi="es_ES"/>
@@ -4767,7 +4204,7 @@
         </w:rPr>
         <w:t xml:space="preserve">. En los versículos </w:t>
       </w:r>
-      <w:hyperlink r:id="rId49">
+      <w:hyperlink r:id="rId46">
         <w:r>
           <w:rPr>
             <w:lang w:val="es_ES" w:bidi="es_ES"/>
@@ -4785,7 +4222,7 @@
         </w:rPr>
         <w:t>-</w:t>
       </w:r>
-      <w:hyperlink r:id="rId50">
+      <w:hyperlink r:id="rId47">
         <w:r>
           <w:rPr>
             <w:lang w:val="es_ES" w:bidi="es_ES"/>
@@ -4803,7 +4240,7 @@
         </w:rPr>
         <w:t xml:space="preserve">, Moisés transmite a Faraón y a sus oficiales un mensaje de Jehová que está recibiendo en ese mismo momento. Al final de </w:t>
       </w:r>
-      <w:hyperlink r:id="rId51">
+      <w:hyperlink r:id="rId48">
         <w:r>
           <w:rPr>
             <w:lang w:val="es_ES" w:bidi="es_ES"/>
@@ -4839,7 +4276,7 @@
         </w:rPr>
         <w:t xml:space="preserve">). </w:t>
       </w:r>
-      <w:hyperlink r:id="rId52">
+      <w:hyperlink r:id="rId49">
         <w:r>
           <w:rPr>
             <w:lang w:val="es_ES" w:bidi="es_ES"/>
@@ -5248,7 +4685,7 @@
         </w:rPr>
         <w:t xml:space="preserve">En la extensa cita (versículos 3–20) donde Jehová instruye a Moisés y Aarón para que comuniquen a los israelitas, se refiere a ellos en tercera persona (“ellos deben”) en </w:t>
       </w:r>
-      <w:hyperlink r:id="rId53">
+      <w:hyperlink r:id="rId50">
         <w:r>
           <w:rPr>
             <w:lang w:val="es_ES" w:bidi="es_ES"/>
@@ -5266,7 +4703,7 @@
         </w:rPr>
         <w:t xml:space="preserve"> y </w:t>
       </w:r>
-      <w:hyperlink r:id="rId54">
+      <w:hyperlink r:id="rId51">
         <w:r>
           <w:rPr>
             <w:lang w:val="es_ES" w:bidi="es_ES"/>
@@ -5321,6 +4758,101 @@
           <w:lang w:val="es_ES" w:bidi="es_ES"/>
         </w:rPr>
         <w:t>)</w:t>
+      </w:r>
+      <w:r>
+        <w:rPr>
+          <w:lang w:val="es_ES" w:bidi="es_ES"/>
+        </w:rPr>
+      </w:r>
+      <w:r>
+        <w:rPr>
+          <w:lang w:val="es_ES" w:bidi="es_ES"/>
+        </w:rPr>
+      </w:r>
+    </w:p>
+    <w:p>
+      <w:pPr/>
+      <w:r>
+        <w:rPr>
+          <w:lang w:val="es_ES" w:bidi="es_ES"/>
+        </w:rPr>
+      </w:r>
+    </w:p>
+    <w:p>
+      <w:pPr>
+        <w:pStyle w:val="Heading2"/>
+      </w:pPr>
+      <w:r>
+        <w:rPr>
+          <w:lang w:val="es_ES" w:bidi="es_ES"/>
+        </w:rPr>
+        <w:t>Éxodo 12:14 (#1)</w:t>
+      </w:r>
+      <w:r>
+        <w:rPr>
+          <w:lang w:val="es_ES" w:bidi="es_ES"/>
+        </w:rPr>
+      </w:r>
+    </w:p>
+    <w:p>
+      <w:pPr/>
+      <w:r>
+        <w:rPr>
+          <w:lang w:val="es_ES" w:bidi="es_ES"/>
+        </w:rPr>
+      </w:r>
+      <w:r>
+        <w:rPr>
+          <w:lang w:val="es_ES" w:bidi="es_ES"/>
+        </w:rPr>
+        <w:t>וְ⁠הָיָה֩ הַ⁠יּ֨וֹם הַ⁠זֶּ֤ה</w:t>
+      </w:r>
+    </w:p>
+    <w:p>
+      <w:pPr/>
+      <w:r>
+        <w:rPr>
+          <w:lang w:val="es_ES" w:bidi="es_ES"/>
+        </w:rPr>
+      </w:r>
+      <w:r>
+        <w:rPr>
+          <w:b/>
+          <w:lang w:val="es_ES" w:bidi="es_ES"/>
+        </w:rPr>
+        <w:t>"Y este día se convertirá"</w:t>
+      </w:r>
+    </w:p>
+    <w:p>
+      <w:pPr/>
+      <w:r>
+        <w:rPr>
+          <w:lang w:val="es_ES" w:bidi="es_ES"/>
+        </w:rPr>
+      </w:r>
+      <w:r>
+        <w:rPr>
+          <w:lang w:val="es_ES" w:bidi="es_ES"/>
+        </w:rPr>
+        <w:t xml:space="preserve">Los versículos </w:t>
+      </w:r>
+      <w:hyperlink r:id="rId52">
+        <w:r>
+          <w:rPr>
+            <w:lang w:val="es_ES" w:bidi="es_ES"/>
+          </w:rPr>
+          <w:rPr>
+            <w:color w:val="0000EE"/>
+            <w:u w:val="single"/>
+          </w:rPr>
+          <w:t>14–20</w:t>
+        </w:r>
+      </w:hyperlink>
+      <w:r>
+        <w:rPr>
+          <w:lang w:val="es_ES" w:bidi="es_ES"/>
+        </w:rPr>
+        <w:t xml:space="preserve"> son instrucciones para la futura celebración de la Pascua por parte de los israelitas. Si tu idioma hace una distinción entre eventos futuros cercanos y lejanos o entre mandatos cercanos y generales, puede que necesites aclarar que estos versículos tienen principalmente una aplicación posterior.</w:t>
       </w:r>
       <w:r>
         <w:rPr>
@@ -5425,7 +4957,7 @@
         </w:rPr>
         <w:t xml:space="preserve">v 3–10: Reiteración de las instrucciones de la Pascua de </w:t>
       </w:r>
-      <w:hyperlink r:id="rId33">
+      <w:hyperlink r:id="rId52">
         <w:r>
           <w:rPr>
             <w:lang w:val="es_ES" w:bidi="es_ES"/>
@@ -5443,7 +4975,7 @@
         </w:rPr>
         <w:t xml:space="preserve"> y </w:t>
       </w:r>
-      <w:hyperlink r:id="rId55">
+      <w:hyperlink r:id="rId53">
         <w:r>
           <w:rPr>
             <w:lang w:val="es_ES" w:bidi="es_ES"/>
@@ -5857,7 +5389,7 @@
         </w:rPr>
         <w:t>Los versículos 1b-18 y 21b del capítulo 15 son poesía. Constituyen un canto de alabanza a Jehová por haber derrotado y destruido al ejército egipcio (</w:t>
       </w:r>
-      <w:hyperlink r:id="rId56">
+      <w:hyperlink r:id="rId54">
         <w:r>
           <w:rPr>
             <w:lang w:val="es_ES" w:bidi="es_ES"/>
@@ -6496,7 +6028,7 @@
         </w:rPr>
         <w:t xml:space="preserve"> (</w:t>
       </w:r>
-      <w:hyperlink r:id="rId57">
+      <w:hyperlink r:id="rId55">
         <w:r>
           <w:rPr>
             <w:lang w:val="es_ES" w:bidi="es_ES"/>
@@ -6527,7 +6059,7 @@
         </w:rPr>
         <w:t xml:space="preserve"> (</w:t>
       </w:r>
-      <w:hyperlink r:id="rId58">
+      <w:hyperlink r:id="rId56">
         <w:r>
           <w:rPr>
             <w:lang w:val="es_ES" w:bidi="es_ES"/>
@@ -6558,7 +6090,7 @@
         </w:rPr>
         <w:t xml:space="preserve"> (</w:t>
       </w:r>
-      <w:hyperlink r:id="rId59">
+      <w:hyperlink r:id="rId57">
         <w:r>
           <w:rPr>
             <w:lang w:val="es_ES" w:bidi="es_ES"/>
@@ -6576,7 +6108,7 @@
         </w:rPr>
         <w:t xml:space="preserve">, </w:t>
       </w:r>
-      <w:hyperlink r:id="rId60">
+      <w:hyperlink r:id="rId58">
         <w:r>
           <w:rPr>
             <w:lang w:val="es_ES" w:bidi="es_ES"/>
@@ -6607,7 +6139,7 @@
         </w:rPr>
         <w:t xml:space="preserve"> (</w:t>
       </w:r>
-      <w:hyperlink r:id="rId61">
+      <w:hyperlink r:id="rId59">
         <w:r>
           <w:rPr>
             <w:lang w:val="es_ES" w:bidi="es_ES"/>
@@ -6651,7 +6183,7 @@
         </w:rPr>
         <w:t xml:space="preserve"> (</w:t>
       </w:r>
-      <w:hyperlink r:id="rId62">
+      <w:hyperlink r:id="rId60">
         <w:r>
           <w:rPr>
             <w:lang w:val="es_ES" w:bidi="es_ES"/>
@@ -6687,7 +6219,7 @@
         </w:rPr>
         <w:t xml:space="preserve">En contraste, sus enemigos están abatidos. Observe en </w:t>
       </w:r>
-      <w:hyperlink r:id="rId61">
+      <w:hyperlink r:id="rId59">
         <w:r>
           <w:rPr>
             <w:lang w:val="es_ES" w:bidi="es_ES"/>
@@ -6731,7 +6263,7 @@
         </w:rPr>
         <w:t xml:space="preserve"> (</w:t>
       </w:r>
-      <w:hyperlink r:id="rId63">
+      <w:hyperlink r:id="rId61">
         <w:r>
           <w:rPr>
             <w:lang w:val="es_ES" w:bidi="es_ES"/>
@@ -6749,7 +6281,7 @@
         </w:rPr>
         <w:t xml:space="preserve">, </w:t>
       </w:r>
-      <w:hyperlink r:id="rId64">
+      <w:hyperlink r:id="rId62">
         <w:r>
           <w:rPr>
             <w:lang w:val="es_ES" w:bidi="es_ES"/>
@@ -6780,7 +6312,7 @@
         </w:rPr>
         <w:t xml:space="preserve"> (</w:t>
       </w:r>
-      <w:hyperlink r:id="rId65">
+      <w:hyperlink r:id="rId63">
         <w:r>
           <w:rPr>
             <w:lang w:val="es_ES" w:bidi="es_ES"/>
@@ -6811,7 +6343,7 @@
         </w:rPr>
         <w:t xml:space="preserve"> (</w:t>
       </w:r>
-      <w:hyperlink r:id="rId65">
+      <w:hyperlink r:id="rId63">
         <w:r>
           <w:rPr>
             <w:lang w:val="es_ES" w:bidi="es_ES"/>
@@ -6842,7 +6374,7 @@
         </w:rPr>
         <w:t xml:space="preserve"> (</w:t>
       </w:r>
-      <w:hyperlink r:id="rId66">
+      <w:hyperlink r:id="rId64">
         <w:r>
           <w:rPr>
             <w:lang w:val="es_ES" w:bidi="es_ES"/>
@@ -6873,7 +6405,7 @@
         </w:rPr>
         <w:t xml:space="preserve"> (</w:t>
       </w:r>
-      <w:hyperlink r:id="rId67">
+      <w:hyperlink r:id="rId65">
         <w:r>
           <w:rPr>
             <w:lang w:val="es_ES" w:bidi="es_ES"/>
@@ -6909,7 +6441,7 @@
         </w:rPr>
         <w:t xml:space="preserve">La fuerza de Jehová en </w:t>
       </w:r>
-      <w:hyperlink r:id="rId58">
+      <w:hyperlink r:id="rId56">
         <w:r>
           <w:rPr>
             <w:lang w:val="es_ES" w:bidi="es_ES"/>
@@ -6927,7 +6459,7 @@
         </w:rPr>
         <w:t xml:space="preserve">, </w:t>
       </w:r>
-      <w:hyperlink r:id="rId59">
+      <w:hyperlink r:id="rId57">
         <w:r>
           <w:rPr>
             <w:lang w:val="es_ES" w:bidi="es_ES"/>
@@ -6945,7 +6477,7 @@
         </w:rPr>
         <w:t xml:space="preserve"> y </w:t>
       </w:r>
-      <w:hyperlink r:id="rId68">
+      <w:hyperlink r:id="rId66">
         <w:r>
           <w:rPr>
             <w:lang w:val="es_ES" w:bidi="es_ES"/>
@@ -6981,7 +6513,7 @@
         </w:rPr>
         <w:t xml:space="preserve">La efectividad de la mano de Jehová frente a la del enemigo. La mano (y el brazo) de Jehová es eficaz en </w:t>
       </w:r>
-      <w:hyperlink r:id="rId59">
+      <w:hyperlink r:id="rId57">
         <w:r>
           <w:rPr>
             <w:lang w:val="es_ES" w:bidi="es_ES"/>
@@ -6999,7 +6531,7 @@
         </w:rPr>
         <w:t xml:space="preserve">, </w:t>
       </w:r>
-      <w:hyperlink r:id="rId69">
+      <w:hyperlink r:id="rId67">
         <w:r>
           <w:rPr>
             <w:lang w:val="es_ES" w:bidi="es_ES"/>
@@ -7017,7 +6549,7 @@
         </w:rPr>
         <w:t xml:space="preserve">, </w:t>
       </w:r>
-      <w:hyperlink r:id="rId67">
+      <w:hyperlink r:id="rId65">
         <w:r>
           <w:rPr>
             <w:lang w:val="es_ES" w:bidi="es_ES"/>
@@ -7035,7 +6567,7 @@
         </w:rPr>
         <w:t xml:space="preserve"> y </w:t>
       </w:r>
-      <w:hyperlink r:id="rId62">
+      <w:hyperlink r:id="rId60">
         <w:r>
           <w:rPr>
             <w:lang w:val="es_ES" w:bidi="es_ES"/>
@@ -7053,7 +6585,7 @@
         </w:rPr>
         <w:t xml:space="preserve">, pero la mano del enemigo es ineficaz a pesar de su jactancia en </w:t>
       </w:r>
-      <w:hyperlink r:id="rId70">
+      <w:hyperlink r:id="rId68">
         <w:r>
           <w:rPr>
             <w:lang w:val="es_ES" w:bidi="es_ES"/>
@@ -7089,7 +6621,7 @@
         </w:rPr>
         <w:t xml:space="preserve">Hay una imaginería paralela cerca del final de cada sección. El enemigo se compara tres veces mediante un símil con un objeto pesado e inerte. En </w:t>
       </w:r>
-      <w:hyperlink r:id="rId65">
+      <w:hyperlink r:id="rId63">
         <w:r>
           <w:rPr>
             <w:lang w:val="es_ES" w:bidi="es_ES"/>
@@ -7107,7 +6639,7 @@
         </w:rPr>
         <w:t xml:space="preserve"> y </w:t>
       </w:r>
-      <w:hyperlink r:id="rId67">
+      <w:hyperlink r:id="rId65">
         <w:r>
           <w:rPr>
             <w:lang w:val="es_ES" w:bidi="es_ES"/>
@@ -7138,7 +6670,7 @@
         </w:rPr>
         <w:t xml:space="preserve">, y en </w:t>
       </w:r>
-      <w:hyperlink r:id="rId64">
+      <w:hyperlink r:id="rId62">
         <w:r>
           <w:rPr>
             <w:lang w:val="es_ES" w:bidi="es_ES"/>
@@ -7187,7 +6719,7 @@
         </w:rPr>
         <w:t>Más imágenes paralelas aparecen al final de las secciones uno (</w:t>
       </w:r>
-      <w:hyperlink r:id="rId65">
+      <w:hyperlink r:id="rId63">
         <w:r>
           <w:rPr>
             <w:lang w:val="es_ES" w:bidi="es_ES"/>
@@ -7205,7 +6737,7 @@
         </w:rPr>
         <w:t>) y dos (</w:t>
       </w:r>
-      <w:hyperlink r:id="rId64">
+      <w:hyperlink r:id="rId62">
         <w:r>
           <w:rPr>
             <w:lang w:val="es_ES" w:bidi="es_ES"/>
@@ -7241,7 +6773,7 @@
         </w:rPr>
         <w:t>En las secciones dos y tres, Jehová calma el agua (</w:t>
       </w:r>
-      <w:hyperlink r:id="rId71">
+      <w:hyperlink r:id="rId69">
         <w:r>
           <w:rPr>
             <w:lang w:val="es_ES" w:bidi="es_ES"/>
@@ -7259,7 +6791,7 @@
         </w:rPr>
         <w:t>) y los otros pueblos (</w:t>
       </w:r>
-      <w:hyperlink r:id="rId67">
+      <w:hyperlink r:id="rId65">
         <w:r>
           <w:rPr>
             <w:lang w:val="es_ES" w:bidi="es_ES"/>
@@ -7308,7 +6840,7 @@
         </w:rPr>
         <w:t xml:space="preserve"> (</w:t>
       </w:r>
-      <w:hyperlink r:id="rId59">
+      <w:hyperlink r:id="rId57">
         <w:r>
           <w:rPr>
             <w:lang w:val="es_ES" w:bidi="es_ES"/>
@@ -7326,7 +6858,7 @@
         </w:rPr>
         <w:t xml:space="preserve">, </w:t>
       </w:r>
-      <w:hyperlink r:id="rId64">
+      <w:hyperlink r:id="rId62">
         <w:r>
           <w:rPr>
             <w:lang w:val="es_ES" w:bidi="es_ES"/>
@@ -7344,7 +6876,7 @@
         </w:rPr>
         <w:t>), y esta palabra se retoma al inicio de la sección tres (</w:t>
       </w:r>
-      <w:hyperlink r:id="rId60">
+      <w:hyperlink r:id="rId58">
         <w:r>
           <w:rPr>
             <w:lang w:val="es_ES" w:bidi="es_ES"/>
@@ -7380,7 +6912,7 @@
         </w:rPr>
         <w:t>En la sección dos (</w:t>
       </w:r>
-      <w:hyperlink r:id="rId70">
+      <w:hyperlink r:id="rId68">
         <w:r>
           <w:rPr>
             <w:lang w:val="es_ES" w:bidi="es_ES"/>
@@ -7411,7 +6943,7 @@
         </w:rPr>
         <w:t xml:space="preserve"> (o desheredar) a los israelitas; en la sección tres (</w:t>
       </w:r>
-      <w:hyperlink r:id="rId67">
+      <w:hyperlink r:id="rId65">
         <w:r>
           <w:rPr>
             <w:lang w:val="es_ES" w:bidi="es_ES"/>
@@ -7460,7 +6992,7 @@
         </w:rPr>
         <w:t xml:space="preserve">A las </w:t>
       </w:r>
-      <w:hyperlink r:id="rId60">
+      <w:hyperlink r:id="rId58">
         <w:r>
           <w:rPr>
             <w:lang w:val="es_ES" w:bidi="es_ES"/>
@@ -7503,7 +7035,7 @@
         </w:rPr>
         <w:t xml:space="preserve"> ocurre nuevamente en </w:t>
       </w:r>
-      <w:hyperlink r:id="rId68">
+      <w:hyperlink r:id="rId66">
         <w:r>
           <w:rPr>
             <w:lang w:val="es_ES" w:bidi="es_ES"/>
@@ -7521,7 +7053,7 @@
         </w:rPr>
         <w:t xml:space="preserve"> y </w:t>
       </w:r>
-      <w:hyperlink r:id="rId67">
+      <w:hyperlink r:id="rId65">
         <w:r>
           <w:rPr>
             <w:lang w:val="es_ES" w:bidi="es_ES"/>
@@ -7564,7 +7096,7 @@
         </w:rPr>
         <w:t xml:space="preserve"> se describe de manera vívida en </w:t>
       </w:r>
-      <w:hyperlink r:id="rId72">
+      <w:hyperlink r:id="rId70">
         <w:r>
           <w:rPr>
             <w:lang w:val="es_ES" w:bidi="es_ES"/>
@@ -7625,7 +7157,7 @@
           <w:lang w:val="es_ES" w:bidi="es_ES"/>
         </w:rPr>
       </w:r>
-      <w:hyperlink r:id="rId72">
+      <w:hyperlink r:id="rId70">
         <w:r>
           <w:rPr>
             <w:lang w:val="es_ES" w:bidi="es_ES"/>
@@ -7781,7 +7313,7 @@
           <w:lang w:val="es_ES" w:bidi="es_ES"/>
         </w:rPr>
       </w:r>
-      <w:hyperlink r:id="rId68">
+      <w:hyperlink r:id="rId66">
         <w:r>
           <w:rPr>
             <w:lang w:val="es_ES" w:bidi="es_ES"/>
@@ -7799,7 +7331,7 @@
         </w:rPr>
         <w:t xml:space="preserve">: dirigiste a este pueblo =&gt; </w:t>
       </w:r>
-      <w:hyperlink r:id="rId67">
+      <w:hyperlink r:id="rId65">
         <w:r>
           <w:rPr>
             <w:lang w:val="es_ES" w:bidi="es_ES"/>
@@ -7853,7 +7385,7 @@
         </w:rPr>
         <w:t xml:space="preserve">v 13: los llevaste al hogar =&gt; </w:t>
       </w:r>
-      <w:hyperlink r:id="rId62">
+      <w:hyperlink r:id="rId60">
         <w:r>
           <w:rPr>
             <w:lang w:val="es_ES" w:bidi="es_ES"/>
@@ -7925,7 +7457,7 @@
         </w:rPr>
         <w:t xml:space="preserve">En </w:t>
       </w:r>
-      <w:hyperlink r:id="rId73">
+      <w:hyperlink r:id="rId71">
         <w:r>
           <w:rPr>
             <w:lang w:val="es_ES" w:bidi="es_ES"/>
@@ -7981,7 +7513,7 @@
         </w:rPr>
         <w:t xml:space="preserve">En los versículos </w:t>
       </w:r>
-      <w:hyperlink r:id="rId74">
+      <w:hyperlink r:id="rId72">
         <w:r>
           <w:rPr>
             <w:lang w:val="es_ES" w:bidi="es_ES"/>
@@ -8283,7 +7815,7 @@
           <w:lang w:val="es_ES" w:bidi="es_ES"/>
         </w:rPr>
       </w:r>
-      <w:hyperlink r:id="rId75">
+      <w:hyperlink r:id="rId73">
         <w:r>
           <w:rPr>
             <w:lang w:val="es_ES" w:bidi="es_ES"/>
@@ -8326,7 +7858,7 @@
         </w:rPr>
         <w:t xml:space="preserve">En relación con el tema de la cronología, aunque el pacto aún no se ha realizado, se menciona en </w:t>
       </w:r>
-      <w:hyperlink r:id="rId76">
+      <w:hyperlink r:id="rId74">
         <w:r>
           <w:rPr>
             <w:lang w:val="es_ES" w:bidi="es_ES"/>
@@ -8798,7 +8330,7 @@
         </w:rPr>
         <w:t xml:space="preserve">El momento de los eventos en </w:t>
       </w:r>
-      <w:hyperlink r:id="rId77">
+      <w:hyperlink r:id="rId75">
         <w:r>
           <w:rPr>
             <w:lang w:val="es_ES" w:bidi="es_ES"/>
@@ -8842,7 +8374,7 @@
         </w:rPr>
         <w:t xml:space="preserve"> de Jetro relacionado con su llegada para encontrarse con Moisés en </w:t>
       </w:r>
-      <w:hyperlink r:id="rId78">
+      <w:hyperlink r:id="rId76">
         <w:r>
           <w:rPr>
             <w:lang w:val="es_ES" w:bidi="es_ES"/>
@@ -8879,7 +8411,7 @@
           <w:lang w:val="es_ES" w:bidi="es_ES"/>
         </w:rPr>
       </w:r>
-      <w:hyperlink r:id="rId79">
+      <w:hyperlink r:id="rId77">
         <w:r>
           <w:rPr>
             <w:lang w:val="es_ES" w:bidi="es_ES"/>
@@ -9758,7 +9290,7 @@
         </w:rPr>
         <w:t xml:space="preserve">La sección de </w:t>
       </w:r>
-      <w:hyperlink r:id="rId80">
+      <w:hyperlink r:id="rId78">
         <w:r>
           <w:rPr>
             <w:lang w:val="es_ES" w:bidi="es_ES"/>
@@ -9801,7 +9333,7 @@
         </w:rPr>
         <w:t xml:space="preserve">A las </w:t>
       </w:r>
-      <w:hyperlink r:id="rId81">
+      <w:hyperlink r:id="rId79">
         <w:r>
           <w:rPr>
             <w:lang w:val="es_ES" w:bidi="es_ES"/>
@@ -10022,7 +9554,7 @@
         </w:rPr>
         <w:t>Este capítulo continúa con la lista de leyes de casos para Israel. También trata sobre los patrones de vida relacionados con los sábados (</w:t>
       </w:r>
-      <w:hyperlink r:id="rId82">
+      <w:hyperlink r:id="rId80">
         <w:r>
           <w:rPr>
             <w:lang w:val="es_ES" w:bidi="es_ES"/>
@@ -10040,7 +9572,7 @@
         </w:rPr>
         <w:t>) y festivales (</w:t>
       </w:r>
-      <w:hyperlink r:id="rId83">
+      <w:hyperlink r:id="rId81">
         <w:r>
           <w:rPr>
             <w:lang w:val="es_ES" w:bidi="es_ES"/>
@@ -10058,7 +9590,7 @@
         </w:rPr>
         <w:t xml:space="preserve">). En </w:t>
       </w:r>
-      <w:hyperlink r:id="rId84">
+      <w:hyperlink r:id="rId82">
         <w:r>
           <w:rPr>
             <w:lang w:val="es_ES" w:bidi="es_ES"/>
@@ -10674,7 +10206,7 @@
         </w:rPr>
         <w:t xml:space="preserve">Desde </w:t>
       </w:r>
-      <w:hyperlink r:id="rId85">
+      <w:hyperlink r:id="rId83">
         <w:r>
           <w:rPr>
             <w:lang w:val="es_ES" w:bidi="es_ES"/>
@@ -10692,7 +10224,7 @@
         </w:rPr>
         <w:t xml:space="preserve"> hasta el final del capítulo 30, casi todas las instrucciones sobre la construcción de la tienda de reunión y todos los artículos asociados se dan utilizando la forma singular de "tú", como si Moisés las realizara personalmente. Sin embargo, está claro y se especifica en el </w:t>
       </w:r>
-      <w:hyperlink r:id="rId86">
+      <w:hyperlink r:id="rId84">
         <w:r>
           <w:rPr>
             <w:lang w:val="es_ES" w:bidi="es_ES"/>
@@ -10710,7 +10242,7 @@
         </w:rPr>
         <w:t xml:space="preserve"> que ciertos artesanos calificados recibirán estas instrucciones de Moisés y serán ellos quienes fabriquen estos artículos. En algunos idiomas, puede ser necesario cambiar de segunda a tercera persona en todo el texto, siguiendo el patrón en </w:t>
       </w:r>
-      <w:hyperlink r:id="rId87">
+      <w:hyperlink r:id="rId85">
         <w:r>
           <w:rPr>
             <w:lang w:val="es_ES" w:bidi="es_ES"/>
@@ -10779,6 +10311,116 @@
         <w:rPr>
           <w:lang w:val="es_ES" w:bidi="es_ES"/>
         </w:rPr>
+        <w:t>Éxodo 25:23 (#1)</w:t>
+      </w:r>
+      <w:r>
+        <w:rPr>
+          <w:lang w:val="es_ES" w:bidi="es_ES"/>
+        </w:rPr>
+      </w:r>
+    </w:p>
+    <w:p>
+      <w:pPr/>
+      <w:r>
+        <w:rPr>
+          <w:lang w:val="es_ES" w:bidi="es_ES"/>
+        </w:rPr>
+      </w:r>
+      <w:r>
+        <w:rPr>
+          <w:lang w:val="es_ES" w:bidi="es_ES"/>
+        </w:rPr>
+        <w:t>אַמָּתַ֤יִם אָרְכּ⁠וֹ֙ וְ⁠אַמָּ֣ה רָחְבּ֔⁠וֹ וְ⁠אַמָּ֥ה וָ⁠חֵ֖צִי קֹמָתֽ⁠וֹ</w:t>
+      </w:r>
+    </w:p>
+    <w:p>
+      <w:pPr/>
+      <w:r>
+        <w:rPr>
+          <w:lang w:val="es_ES" w:bidi="es_ES"/>
+        </w:rPr>
+      </w:r>
+      <w:r>
+        <w:rPr>
+          <w:b/>
+          <w:lang w:val="es_ES" w:bidi="es_ES"/>
+        </w:rPr>
+        <w:t>"acacias. Su longitud: dos codos, y su ancho: un codo, y su altura: un codo y medio"</w:t>
+      </w:r>
+    </w:p>
+    <w:p>
+      <w:pPr/>
+      <w:r>
+        <w:rPr>
+          <w:lang w:val="es_ES" w:bidi="es_ES"/>
+        </w:rPr>
+      </w:r>
+      <w:r>
+        <w:rPr>
+          <w:lang w:val="es_ES" w:bidi="es_ES"/>
+        </w:rPr>
+        <w:t xml:space="preserve">Si sería útil para tus lectores, podrías expresar esto en términos de medidas modernas, ya sea en el texto o en una nota al pie. Un </w:t>
+      </w:r>
+      <w:r>
+        <w:rPr>
+          <w:b/>
+          <w:lang w:val="es_ES" w:bidi="es_ES"/>
+        </w:rPr>
+        <w:t>codo</w:t>
+      </w:r>
+      <w:r>
+        <w:rPr>
+          <w:lang w:val="es_ES" w:bidi="es_ES"/>
+        </w:rPr>
+        <w:t xml:space="preserve"> es aproximadamente 46 centímetros. Para tu referencia, una conversión más precisa al sistema métrico es: 92 centímetros … 46 centímetros … 69 centímetros</w:t>
+      </w:r>
+    </w:p>
+    <w:p>
+      <w:pPr/>
+      <w:r>
+        <w:rPr>
+          <w:lang w:val="es_ES" w:bidi="es_ES"/>
+        </w:rPr>
+      </w:r>
+      <w:r>
+        <w:rPr>
+          <w:lang w:val="es_ES" w:bidi="es_ES"/>
+        </w:rPr>
+        <w:t xml:space="preserve">Ver: </w:t>
+      </w:r>
+      <w:r>
+        <w:rPr>
+          <w:lang w:val="es_ES" w:bidi="es_ES"/>
+        </w:rPr>
+        <w:t>Distancia Bíblica</w:t>
+      </w:r>
+      <w:r>
+        <w:rPr>
+          <w:lang w:val="es_ES" w:bidi="es_ES"/>
+        </w:rPr>
+      </w:r>
+      <w:r>
+        <w:rPr>
+          <w:lang w:val="es_ES" w:bidi="es_ES"/>
+        </w:rPr>
+      </w:r>
+    </w:p>
+    <w:p>
+      <w:pPr/>
+      <w:r>
+        <w:rPr>
+          <w:lang w:val="es_ES" w:bidi="es_ES"/>
+        </w:rPr>
+      </w:r>
+    </w:p>
+    <w:p>
+      <w:pPr>
+        <w:pStyle w:val="Heading2"/>
+      </w:pPr>
+      <w:r>
+        <w:rPr>
+          <w:lang w:val="es_ES" w:bidi="es_ES"/>
+        </w:rPr>
         <w:t>Éxodo - Capítulo 26 Introducción</w:t>
       </w:r>
       <w:r>
@@ -10822,7 +10464,7 @@
         </w:rPr>
         <w:t>Existen múltiples cortinas descritas con tres palabras hebreas distintas: un tipo de cortinas para formar las paredes de la tienda (</w:t>
       </w:r>
-      <w:hyperlink r:id="rId88">
+      <w:hyperlink r:id="rId86">
         <w:r>
           <w:rPr>
             <w:lang w:val="es_ES" w:bidi="es_ES"/>
@@ -10840,7 +10482,7 @@
         </w:rPr>
         <w:t>), otra para separar el santuario del Lugar Santísimo (también conocido como Santo de los Santos) (</w:t>
       </w:r>
-      <w:hyperlink r:id="rId89">
+      <w:hyperlink r:id="rId87">
         <w:r>
           <w:rPr>
             <w:lang w:val="es_ES" w:bidi="es_ES"/>
@@ -10858,7 +10500,7 @@
         </w:rPr>
         <w:t>), y otra para la entrada de la tienda sagrada (</w:t>
       </w:r>
-      <w:hyperlink r:id="rId90">
+      <w:hyperlink r:id="rId88">
         <w:r>
           <w:rPr>
             <w:lang w:val="es_ES" w:bidi="es_ES"/>
@@ -11260,7 +10902,7 @@
         </w:rPr>
         <w:t xml:space="preserve"> al comienzo de </w:t>
       </w:r>
-      <w:hyperlink r:id="rId91">
+      <w:hyperlink r:id="rId89">
         <w:r>
           <w:rPr>
             <w:lang w:val="es_ES" w:bidi="es_ES"/>
@@ -12095,6 +11737,114 @@
         <w:rPr>
           <w:lang w:val="es_ES" w:bidi="es_ES"/>
         </w:rPr>
+        <w:t>Éxodo 29:31 (#1)</w:t>
+      </w:r>
+      <w:r>
+        <w:rPr>
+          <w:lang w:val="es_ES" w:bidi="es_ES"/>
+        </w:rPr>
+      </w:r>
+    </w:p>
+    <w:p>
+      <w:pPr/>
+      <w:r>
+        <w:rPr>
+          <w:lang w:val="es_ES" w:bidi="es_ES"/>
+        </w:rPr>
+      </w:r>
+      <w:r>
+        <w:rPr>
+          <w:lang w:val="es_ES" w:bidi="es_ES"/>
+        </w:rPr>
+        <w:t>אֵ֥יל הַ⁠מִּלֻּאִ֖ים</w:t>
+      </w:r>
+    </w:p>
+    <w:p>
+      <w:pPr/>
+      <w:r>
+        <w:rPr>
+          <w:lang w:val="es_ES" w:bidi="es_ES"/>
+        </w:rPr>
+      </w:r>
+      <w:r>
+        <w:rPr>
+          <w:b/>
+          <w:lang w:val="es_ES" w:bidi="es_ES"/>
+        </w:rPr>
+        <w:t>"el carnero de consagración"</w:t>
+      </w:r>
+    </w:p>
+    <w:p>
+      <w:pPr/>
+      <w:r>
+        <w:rPr>
+          <w:lang w:val="es_ES" w:bidi="es_ES"/>
+        </w:rPr>
+      </w:r>
+      <w:r>
+        <w:rPr>
+          <w:lang w:val="es_ES" w:bidi="es_ES"/>
+        </w:rPr>
+        <w:t xml:space="preserve">El </w:t>
+      </w:r>
+      <w:r>
+        <w:rPr>
+          <w:b/>
+          <w:lang w:val="es_ES" w:bidi="es_ES"/>
+        </w:rPr>
+        <w:t>carnero de consagración</w:t>
+      </w:r>
+      <w:r>
+        <w:rPr>
+          <w:lang w:val="es_ES" w:bidi="es_ES"/>
+        </w:rPr>
+        <w:t xml:space="preserve"> se refiere al segundo carnero, el que se describe en </w:t>
+      </w:r>
+      <w:hyperlink r:id="rId90">
+        <w:r>
+          <w:rPr>
+            <w:lang w:val="es_ES" w:bidi="es_ES"/>
+          </w:rPr>
+          <w:rPr>
+            <w:color w:val="0000EE"/>
+            <w:u w:val="single"/>
+          </w:rPr>
+          <w:t>29:19</w:t>
+        </w:r>
+      </w:hyperlink>
+      <w:r>
+        <w:rPr>
+          <w:lang w:val="es_ES" w:bidi="es_ES"/>
+        </w:rPr>
+        <w:t xml:space="preserve"> y siguientes.</w:t>
+      </w:r>
+      <w:r>
+        <w:rPr>
+          <w:lang w:val="es_ES" w:bidi="es_ES"/>
+        </w:rPr>
+      </w:r>
+      <w:r>
+        <w:rPr>
+          <w:lang w:val="es_ES" w:bidi="es_ES"/>
+        </w:rPr>
+      </w:r>
+    </w:p>
+    <w:p>
+      <w:pPr/>
+      <w:r>
+        <w:rPr>
+          <w:lang w:val="es_ES" w:bidi="es_ES"/>
+        </w:rPr>
+      </w:r>
+    </w:p>
+    <w:p>
+      <w:pPr>
+        <w:pStyle w:val="Heading2"/>
+      </w:pPr>
+      <w:r>
+        <w:rPr>
+          <w:lang w:val="es_ES" w:bidi="es_ES"/>
+        </w:rPr>
         <w:t>Éxodo - Capítulo 30 Introducción</w:t>
       </w:r>
       <w:r>
@@ -12380,6 +12130,256 @@
           <w:lang w:val="es_ES" w:bidi="es_ES"/>
         </w:rPr>
         <w:t>Hay una serie de términos de ingredientes que son desconocidos incluso para los expertos.</w:t>
+      </w:r>
+      <w:r>
+        <w:rPr>
+          <w:lang w:val="es_ES" w:bidi="es_ES"/>
+        </w:rPr>
+      </w:r>
+      <w:r>
+        <w:rPr>
+          <w:lang w:val="es_ES" w:bidi="es_ES"/>
+        </w:rPr>
+      </w:r>
+    </w:p>
+    <w:p>
+      <w:pPr/>
+      <w:r>
+        <w:rPr>
+          <w:lang w:val="es_ES" w:bidi="es_ES"/>
+        </w:rPr>
+      </w:r>
+    </w:p>
+    <w:p>
+      <w:pPr>
+        <w:pStyle w:val="Heading2"/>
+      </w:pPr>
+      <w:r>
+        <w:rPr>
+          <w:lang w:val="es_ES" w:bidi="es_ES"/>
+        </w:rPr>
+        <w:t>Éxodo 30:2 (#2)</w:t>
+      </w:r>
+      <w:r>
+        <w:rPr>
+          <w:lang w:val="es_ES" w:bidi="es_ES"/>
+        </w:rPr>
+      </w:r>
+    </w:p>
+    <w:p>
+      <w:pPr/>
+      <w:r>
+        <w:rPr>
+          <w:lang w:val="es_ES" w:bidi="es_ES"/>
+        </w:rPr>
+      </w:r>
+      <w:r>
+        <w:rPr>
+          <w:lang w:val="es_ES" w:bidi="es_ES"/>
+        </w:rPr>
+        <w:t>אַמָּ֨ה &amp; וְ⁠אַמָּ֤ה &amp; וְ⁠אַמָּתַ֖יִם</w:t>
+      </w:r>
+    </w:p>
+    <w:p>
+      <w:pPr/>
+      <w:r>
+        <w:rPr>
+          <w:lang w:val="es_ES" w:bidi="es_ES"/>
+        </w:rPr>
+      </w:r>
+      <w:r>
+        <w:rPr>
+          <w:b/>
+          <w:lang w:val="es_ES" w:bidi="es_ES"/>
+        </w:rPr>
+        <w:t>"será de un codo y"</w:t>
+      </w:r>
+      <w:r>
+        <w:rPr>
+          <w:lang w:val="es_ES" w:bidi="es_ES"/>
+        </w:rPr>
+        <w:t xml:space="preserve"> - </w:t>
+      </w:r>
+      <w:r>
+        <w:rPr>
+          <w:b/>
+          <w:lang w:val="es_ES" w:bidi="es_ES"/>
+        </w:rPr>
+        <w:t>"será de un codo."</w:t>
+      </w:r>
+      <w:r>
+        <w:rPr>
+          <w:lang w:val="es_ES" w:bidi="es_ES"/>
+        </w:rPr>
+        <w:t xml:space="preserve"> - </w:t>
+      </w:r>
+      <w:r>
+        <w:rPr>
+          <w:b/>
+          <w:lang w:val="es_ES" w:bidi="es_ES"/>
+        </w:rPr>
+        <w:t>"y"</w:t>
+      </w:r>
+      <w:r>
+        <w:rPr>
+          <w:lang w:val="es_ES" w:bidi="es_ES"/>
+        </w:rPr>
+        <w:t xml:space="preserve"> - </w:t>
+      </w:r>
+      <w:r>
+        <w:rPr>
+          <w:b/>
+          <w:lang w:val="es_ES" w:bidi="es_ES"/>
+        </w:rPr>
+        <w:t>"será de dos codos"</w:t>
+      </w:r>
+    </w:p>
+    <w:p>
+      <w:pPr/>
+      <w:r>
+        <w:rPr>
+          <w:lang w:val="es_ES" w:bidi="es_ES"/>
+        </w:rPr>
+      </w:r>
+      <w:r>
+        <w:rPr>
+          <w:lang w:val="es_ES" w:bidi="es_ES"/>
+        </w:rPr>
+        <w:t xml:space="preserve">Si sería útil para tus lectores, podrías expresar esto en términos de medidas modernas, ya sea en el texto o en una nota al pie. Un </w:t>
+      </w:r>
+      <w:r>
+        <w:rPr>
+          <w:b/>
+          <w:lang w:val="es_ES" w:bidi="es_ES"/>
+        </w:rPr>
+        <w:t>codo</w:t>
+      </w:r>
+      <w:r>
+        <w:rPr>
+          <w:lang w:val="es_ES" w:bidi="es_ES"/>
+        </w:rPr>
+        <w:t xml:space="preserve"> es aproximadamente 46 cm. Para tu referencia, una conversión más precisa al sistema métrico es: 46 cm … 46 cm … 92 cm</w:t>
+      </w:r>
+    </w:p>
+    <w:p>
+      <w:pPr/>
+      <w:r>
+        <w:rPr>
+          <w:lang w:val="es_ES" w:bidi="es_ES"/>
+        </w:rPr>
+      </w:r>
+      <w:r>
+        <w:rPr>
+          <w:lang w:val="es_ES" w:bidi="es_ES"/>
+        </w:rPr>
+        <w:t xml:space="preserve">Ver: </w:t>
+      </w:r>
+      <w:r>
+        <w:rPr>
+          <w:lang w:val="es_ES" w:bidi="es_ES"/>
+        </w:rPr>
+        <w:t>Distancia Bíblica</w:t>
+      </w:r>
+      <w:r>
+        <w:rPr>
+          <w:lang w:val="es_ES" w:bidi="es_ES"/>
+        </w:rPr>
+      </w:r>
+      <w:r>
+        <w:rPr>
+          <w:lang w:val="es_ES" w:bidi="es_ES"/>
+        </w:rPr>
+      </w:r>
+    </w:p>
+    <w:p>
+      <w:pPr/>
+      <w:r>
+        <w:rPr>
+          <w:lang w:val="es_ES" w:bidi="es_ES"/>
+        </w:rPr>
+      </w:r>
+    </w:p>
+    <w:p>
+      <w:pPr>
+        <w:pStyle w:val="Heading2"/>
+      </w:pPr>
+      <w:r>
+        <w:rPr>
+          <w:lang w:val="es_ES" w:bidi="es_ES"/>
+        </w:rPr>
+        <w:t>Éxodo 30:15 (#1)</w:t>
+      </w:r>
+      <w:r>
+        <w:rPr>
+          <w:lang w:val="es_ES" w:bidi="es_ES"/>
+        </w:rPr>
+      </w:r>
+    </w:p>
+    <w:p>
+      <w:pPr/>
+      <w:r>
+        <w:rPr>
+          <w:lang w:val="es_ES" w:bidi="es_ES"/>
+        </w:rPr>
+      </w:r>
+      <w:r>
+        <w:rPr>
+          <w:b/>
+          <w:lang w:val="es_ES" w:bidi="es_ES"/>
+        </w:rPr>
+        <w:t>"del medio shekel"</w:t>
+      </w:r>
+    </w:p>
+    <w:p>
+      <w:pPr/>
+      <w:r>
+        <w:rPr>
+          <w:lang w:val="es_ES" w:bidi="es_ES"/>
+        </w:rPr>
+      </w:r>
+      <w:r>
+        <w:rPr>
+          <w:lang w:val="es_ES" w:bidi="es_ES"/>
+        </w:rPr>
+        <w:t xml:space="preserve">Mira cómo tradujiste esto en </w:t>
+      </w:r>
+      <w:hyperlink r:id="rId91">
+        <w:r>
+          <w:rPr>
+            <w:lang w:val="es_ES" w:bidi="es_ES"/>
+          </w:rPr>
+          <w:rPr>
+            <w:color w:val="0000EE"/>
+            <w:u w:val="single"/>
+          </w:rPr>
+          <w:t>Éxodo 30:13</w:t>
+        </w:r>
+      </w:hyperlink>
+      <w:r>
+        <w:rPr>
+          <w:lang w:val="es_ES" w:bidi="es_ES"/>
+        </w:rPr>
+        <w:t>.</w:t>
+      </w:r>
+    </w:p>
+    <w:p>
+      <w:pPr/>
+      <w:r>
+        <w:rPr>
+          <w:lang w:val="es_ES" w:bidi="es_ES"/>
+        </w:rPr>
+      </w:r>
+      <w:r>
+        <w:rPr>
+          <w:lang w:val="es_ES" w:bidi="es_ES"/>
+        </w:rPr>
+        <w:t xml:space="preserve">Ver: </w:t>
+      </w:r>
+      <w:r>
+        <w:rPr>
+          <w:lang w:val="es_ES" w:bidi="es_ES"/>
+        </w:rPr>
+        <w:t>Dinero Bíblico</w:t>
       </w:r>
       <w:r>
         <w:rPr>
@@ -13616,7 +13616,7 @@
         </w:rPr>
         <w:t xml:space="preserve">v 37–38: cita </w:t>
       </w:r>
-      <w:hyperlink r:id="rId90">
+      <w:hyperlink r:id="rId88">
         <w:r>
           <w:rPr>
             <w:lang w:val="es_ES" w:bidi="es_ES"/>

--- a/spa/docx/02.content.docx
+++ b/spa/docx/02.content.docx
@@ -10328,20 +10328,6 @@
       </w:r>
       <w:r>
         <w:rPr>
-          <w:lang w:val="es_ES" w:bidi="es_ES"/>
-        </w:rPr>
-        <w:t>אַמָּתַ֤יִם אָרְכּ⁠וֹ֙ וְ⁠אַמָּ֣ה רָחְבּ֔⁠וֹ וְ⁠אַמָּ֥ה וָ⁠חֵ֖צִי קֹמָתֽ⁠וֹ</w:t>
-      </w:r>
-    </w:p>
-    <w:p>
-      <w:pPr/>
-      <w:r>
-        <w:rPr>
-          <w:lang w:val="es_ES" w:bidi="es_ES"/>
-        </w:rPr>
-      </w:r>
-      <w:r>
-        <w:rPr>
           <w:b/>
           <w:lang w:val="es_ES" w:bidi="es_ES"/>
         </w:rPr>
@@ -11754,20 +11740,6 @@
       </w:r>
       <w:r>
         <w:rPr>
-          <w:lang w:val="es_ES" w:bidi="es_ES"/>
-        </w:rPr>
-        <w:t>אֵ֥יל הַ⁠מִּלֻּאִ֖ים</w:t>
-      </w:r>
-    </w:p>
-    <w:p>
-      <w:pPr/>
-      <w:r>
-        <w:rPr>
-          <w:lang w:val="es_ES" w:bidi="es_ES"/>
-        </w:rPr>
-      </w:r>
-      <w:r>
-        <w:rPr>
           <w:b/>
           <w:lang w:val="es_ES" w:bidi="es_ES"/>
         </w:rPr>
@@ -12164,20 +12136,6 @@
         <w:rPr>
           <w:lang w:val="es_ES" w:bidi="es_ES"/>
         </w:rPr>
-      </w:r>
-    </w:p>
-    <w:p>
-      <w:pPr/>
-      <w:r>
-        <w:rPr>
-          <w:lang w:val="es_ES" w:bidi="es_ES"/>
-        </w:rPr>
-      </w:r>
-      <w:r>
-        <w:rPr>
-          <w:lang w:val="es_ES" w:bidi="es_ES"/>
-        </w:rPr>
-        <w:t>אַמָּ֨ה &amp; וְ⁠אַמָּ֤ה &amp; וְ⁠אַמָּתַ֖יִם</w:t>
       </w:r>
     </w:p>
     <w:p>

--- a/spa/docx/02.content.docx
+++ b/spa/docx/02.content.docx
@@ -10328,6 +10328,20 @@
       </w:r>
       <w:r>
         <w:rPr>
+          <w:lang w:val="es_ES" w:bidi="es_ES"/>
+        </w:rPr>
+        <w:t>אַמָּתַ֤יִם אָרְכּ⁠וֹ֙ וְ⁠אַמָּ֣ה רָחְבּ֔⁠וֹ וְ⁠אַמָּ֥ה וָ⁠חֵ֖צִי קֹמָתֽ⁠וֹ</w:t>
+      </w:r>
+    </w:p>
+    <w:p>
+      <w:pPr/>
+      <w:r>
+        <w:rPr>
+          <w:lang w:val="es_ES" w:bidi="es_ES"/>
+        </w:rPr>
+      </w:r>
+      <w:r>
+        <w:rPr>
           <w:b/>
           <w:lang w:val="es_ES" w:bidi="es_ES"/>
         </w:rPr>
@@ -11740,6 +11754,20 @@
       </w:r>
       <w:r>
         <w:rPr>
+          <w:lang w:val="es_ES" w:bidi="es_ES"/>
+        </w:rPr>
+        <w:t>אֵ֥יל הַ⁠מִּלֻּאִ֖ים</w:t>
+      </w:r>
+    </w:p>
+    <w:p>
+      <w:pPr/>
+      <w:r>
+        <w:rPr>
+          <w:lang w:val="es_ES" w:bidi="es_ES"/>
+        </w:rPr>
+      </w:r>
+      <w:r>
+        <w:rPr>
           <w:b/>
           <w:lang w:val="es_ES" w:bidi="es_ES"/>
         </w:rPr>
@@ -12147,6 +12175,20 @@
       </w:r>
       <w:r>
         <w:rPr>
+          <w:lang w:val="es_ES" w:bidi="es_ES"/>
+        </w:rPr>
+        <w:t>אַמָּ֨ה &amp; וְ⁠אַמָּ֤ה &amp; וְ⁠אַמָּתַ֖יִם</w:t>
+      </w:r>
+    </w:p>
+    <w:p>
+      <w:pPr/>
+      <w:r>
+        <w:rPr>
+          <w:lang w:val="es_ES" w:bidi="es_ES"/>
+        </w:rPr>
+      </w:r>
+      <w:r>
+        <w:rPr>
           <w:b/>
           <w:lang w:val="es_ES" w:bidi="es_ES"/>
         </w:rPr>
@@ -12271,6 +12313,20 @@
         <w:rPr>
           <w:lang w:val="es_ES" w:bidi="es_ES"/>
         </w:rPr>
+      </w:r>
+    </w:p>
+    <w:p>
+      <w:pPr/>
+      <w:r>
+        <w:rPr>
+          <w:lang w:val="es_ES" w:bidi="es_ES"/>
+        </w:rPr>
+      </w:r>
+      <w:r>
+        <w:rPr>
+          <w:lang w:val="es_ES" w:bidi="es_ES"/>
+        </w:rPr>
+        <w:t>מִֽ⁠מַּחֲצִ֖ית הַ⁠שָּׁ֑קֶל</w:t>
       </w:r>
     </w:p>
     <w:p>
